--- a/output/prd-doc-fix-20260902/stage3/output.docx
+++ b/output/prd-doc-fix-20260902/stage3/output.docx
@@ -846,17 +846,7 @@
           <w:rFonts w:ascii="Microsoft YaHei" w:eastAsia="Microsoft YaHei" w:hAnsi="Microsoft YaHei" w:cs="Microsoft YaHei" w:hint="eastAsia"/>
           <w:lang w:eastAsia="zh-CN"/>
         </w:rPr>
-        <w:t>用户进入商务中心页面，默认加载并展示商务中心列表（原型为</w:t>
-      </w:r>
-      <w:r>
-        <w:t xml:space="preserve"> 3 </w:t>
-      </w:r>
-      <w:r>
-        <w:rPr>
-          <w:rFonts w:ascii="Microsoft YaHei" w:eastAsia="Microsoft YaHei" w:hAnsi="Microsoft YaHei" w:cs="Microsoft YaHei" w:hint="eastAsia"/>
-          <w:lang w:eastAsia="zh-CN"/>
-        </w:rPr>
-        <w:t>条示例数据）。</w:t>
+        <w:t>用户进入商务中心页面，默认加载并展示商务中心列表。</w:t>
       </w:r>
     </w:p>
     <w:p>
@@ -3089,17 +3079,7 @@
           <w:rFonts w:ascii="Microsoft YaHei" w:eastAsia="Microsoft YaHei" w:hAnsi="Microsoft YaHei" w:cs="Microsoft YaHei" w:hint="eastAsia"/>
           <w:lang w:eastAsia="zh-CN"/>
         </w:rPr>
-        <w:t>名称筛选：单行文本输入框（</w:t>
-      </w:r>
-      <w:r>
-        <w:t>input[type=text]</w:t>
-      </w:r>
-      <w:r>
-        <w:rPr>
-          <w:rFonts w:ascii="Microsoft YaHei" w:eastAsia="Microsoft YaHei" w:hAnsi="Microsoft YaHei" w:cs="Microsoft YaHei" w:hint="eastAsia"/>
-          <w:lang w:eastAsia="zh-CN"/>
-        </w:rPr>
-        <w:t>，占位「请输入商务中心名称」）</w:t>
+        <w:t>名称筛选：单行文本输入框（占位「请输入商务中心名称」）</w:t>
       </w:r>
       <w:r>
         <w:t>+</w:t>
@@ -3119,7 +3099,7 @@
           <w:rFonts w:ascii="Microsoft YaHei" w:eastAsia="Microsoft YaHei" w:hAnsi="Microsoft YaHei" w:cs="Microsoft YaHei" w:hint="eastAsia"/>
           <w:lang w:eastAsia="zh-CN"/>
         </w:rPr>
-        <w:t>「重置」按钮；原型为前端本地过滤，真实环境将名称作为请求参数传给列表接口。</w:t>
+        <w:t>「重置」按钮。</w:t>
       </w:r>
       <w:r/>
     </w:p>
@@ -3576,27 +3556,7 @@
           <w:rFonts w:ascii="Microsoft YaHei" w:eastAsia="Microsoft YaHei" w:hAnsi="Microsoft YaHei" w:cs="Microsoft YaHei" w:hint="eastAsia"/>
           <w:lang w:eastAsia="zh-CN"/>
         </w:rPr>
-        <w:t>用户名筛选：单行文本输入框（</w:t>
-      </w:r>
-      <w:r>
-        <w:t>input[type=text]</w:t>
-      </w:r>
-      <w:r>
-        <w:rPr>
-          <w:rFonts w:ascii="Microsoft YaHei" w:eastAsia="Microsoft YaHei" w:hAnsi="Microsoft YaHei" w:cs="Microsoft YaHei" w:hint="eastAsia"/>
-          <w:lang w:eastAsia="zh-CN"/>
-        </w:rPr>
-        <w:t>，占位「请输入用户名搜索」），输入即实时过滤（</w:t>
-      </w:r>
-      <w:r>
-        <w:t>oninput</w:t>
-      </w:r>
-      <w:r>
-        <w:rPr>
-          <w:rFonts w:ascii="Microsoft YaHei" w:eastAsia="Microsoft YaHei" w:hAnsi="Microsoft YaHei" w:cs="Microsoft YaHei" w:hint="eastAsia"/>
-          <w:lang w:eastAsia="zh-CN"/>
-        </w:rPr>
-        <w:t>），包含匹配、不区分大小写。</w:t>
+        <w:t>用户名筛选：单行文本输入框（占位「请输入用户名搜索」），输入即实时过滤，包含匹配、不区分大小写。</w:t>
       </w:r>
       <w:r/>
     </w:p>
@@ -3730,17 +3690,7 @@
           <w:rFonts w:ascii="Microsoft YaHei" w:eastAsia="Microsoft YaHei" w:hAnsi="Microsoft YaHei" w:cs="Microsoft YaHei" w:hint="eastAsia"/>
           <w:lang w:eastAsia="zh-CN"/>
         </w:rPr>
-        <w:t>渲染成员列表；搜索框在本地过滤可见行，勾选状态（</w:t>
-      </w:r>
-      <w:r>
-        <w:t>batchSelectedUsers</w:t>
-      </w:r>
-      <w:r>
-        <w:rPr>
-          <w:rFonts w:ascii="Microsoft YaHei" w:eastAsia="Microsoft YaHei" w:hAnsi="Microsoft YaHei" w:cs="Microsoft YaHei" w:hint="eastAsia"/>
-          <w:lang w:eastAsia="zh-CN"/>
-        </w:rPr>
-        <w:t>）独立于可见列表保留。</w:t>
+        <w:t>渲染成员列表；搜索框在本地过滤可见行，勾选状态独立于可见列表保留。</w:t>
       </w:r>
       <w:r/>
     </w:p>
@@ -3976,17 +3926,7 @@
           <w:rFonts w:ascii="Microsoft YaHei" w:eastAsia="Microsoft YaHei" w:hAnsi="Microsoft YaHei" w:cs="Microsoft YaHei" w:hint="eastAsia"/>
           <w:lang w:eastAsia="zh-CN"/>
         </w:rPr>
-        <w:t>账号筛选：单行文本输入框（</w:t>
-      </w:r>
-      <w:r>
-        <w:t>input[type=text]</w:t>
-      </w:r>
-      <w:r>
-        <w:rPr>
-          <w:rFonts w:ascii="Microsoft YaHei" w:eastAsia="Microsoft YaHei" w:hAnsi="Microsoft YaHei" w:cs="Microsoft YaHei" w:hint="eastAsia"/>
-          <w:lang w:eastAsia="zh-CN"/>
-        </w:rPr>
-        <w:t>，占位「搜索</w:t>
+        <w:t>账号筛选：单行文本输入框（占位「搜索</w:t>
       </w:r>
       <w:r>
         <w:t xml:space="preserve"> TikTok </w:t>
@@ -3996,17 +3936,7 @@
           <w:rFonts w:ascii="Microsoft YaHei" w:eastAsia="Microsoft YaHei" w:hAnsi="Microsoft YaHei" w:cs="Microsoft YaHei" w:hint="eastAsia"/>
           <w:lang w:eastAsia="zh-CN"/>
         </w:rPr>
-        <w:t>账号名称」），输入即实时过滤（</w:t>
-      </w:r>
-      <w:r>
-        <w:t>oninput</w:t>
-      </w:r>
-      <w:r>
-        <w:rPr>
-          <w:rFonts w:ascii="Microsoft YaHei" w:eastAsia="Microsoft YaHei" w:hAnsi="Microsoft YaHei" w:cs="Microsoft YaHei" w:hint="eastAsia"/>
-          <w:lang w:eastAsia="zh-CN"/>
-        </w:rPr>
-        <w:t>）；列表首列复选框支持表头全选。</w:t>
+        <w:t>账号名称」），输入即实时过滤；列表首列复选框支持表头全选。</w:t>
       </w:r>
       <w:r/>
     </w:p>
@@ -4554,17 +4484,7 @@
           <w:rFonts w:ascii="Microsoft YaHei" w:eastAsia="Microsoft YaHei" w:hAnsi="Microsoft YaHei" w:cs="Microsoft YaHei" w:hint="eastAsia"/>
           <w:lang w:eastAsia="zh-CN"/>
         </w:rPr>
-        <w:t>账号筛选：单行文本输入框（</w:t>
-      </w:r>
-      <w:r>
-        <w:t>input[type=text]</w:t>
-      </w:r>
-      <w:r>
-        <w:rPr>
-          <w:rFonts w:ascii="Microsoft YaHei" w:eastAsia="Microsoft YaHei" w:hAnsi="Microsoft YaHei" w:cs="Microsoft YaHei" w:hint="eastAsia"/>
-          <w:lang w:eastAsia="zh-CN"/>
-        </w:rPr>
-        <w:t>，占位「搜索</w:t>
+        <w:t>账号筛选：单行文本输入框（占位「搜索</w:t>
       </w:r>
       <w:r>
         <w:t xml:space="preserve"> TikTok </w:t>
@@ -4574,17 +4494,7 @@
           <w:rFonts w:ascii="Microsoft YaHei" w:eastAsia="Microsoft YaHei" w:hAnsi="Microsoft YaHei" w:cs="Microsoft YaHei" w:hint="eastAsia"/>
           <w:lang w:eastAsia="zh-CN"/>
         </w:rPr>
-        <w:t>账号名称」），输入即实时过滤（</w:t>
-      </w:r>
-      <w:r>
-        <w:t>oninput</w:t>
-      </w:r>
-      <w:r>
-        <w:rPr>
-          <w:rFonts w:ascii="Microsoft YaHei" w:eastAsia="Microsoft YaHei" w:hAnsi="Microsoft YaHei" w:cs="Microsoft YaHei" w:hint="eastAsia"/>
-          <w:lang w:eastAsia="zh-CN"/>
-        </w:rPr>
-        <w:t>）；列表第一列复选框固定显示，支持表头全选。</w:t>
+        <w:t>账号名称」），输入即实时过滤；列表第一列复选框固定显示，支持表头全选。</w:t>
       </w:r>
       <w:r/>
     </w:p>
@@ -4652,17 +4562,7 @@
           <w:rFonts w:ascii="Microsoft YaHei" w:eastAsia="Microsoft YaHei" w:hAnsi="Microsoft YaHei" w:cs="Microsoft YaHei" w:hint="eastAsia"/>
           <w:lang w:eastAsia="zh-CN"/>
         </w:rPr>
-        <w:t>；所选用户集合来自用户抽屉本地状态</w:t>
-      </w:r>
-      <w:r>
-        <w:t xml:space="preserve"> batchSelectedUsers</w:t>
-      </w:r>
-      <w:r>
-        <w:rPr>
-          <w:rFonts w:ascii="Microsoft YaHei" w:eastAsia="Microsoft YaHei" w:hAnsi="Microsoft YaHei" w:cs="Microsoft YaHei" w:hint="eastAsia"/>
-          <w:lang w:eastAsia="zh-CN"/>
-        </w:rPr>
-        <w:t>。提交调用「将资产分配给用户」</w:t>
+        <w:t>；所选用户集合来自用户抽屉内的勾选状态。提交调用「将资产分配给用户」</w:t>
       </w:r>
       <w:r>
         <w:t>(</w:t>
@@ -5110,17 +5010,7 @@
           <w:rFonts w:ascii="Microsoft YaHei" w:eastAsia="Microsoft YaHei" w:hAnsi="Microsoft YaHei" w:cs="Microsoft YaHei" w:hint="eastAsia"/>
           <w:lang w:eastAsia="zh-CN"/>
         </w:rPr>
-        <w:t>账号筛选：单行文本输入框（</w:t>
-      </w:r>
-      <w:r>
-        <w:t>input[type=text]</w:t>
-      </w:r>
-      <w:r>
-        <w:rPr>
-          <w:rFonts w:ascii="Microsoft YaHei" w:eastAsia="Microsoft YaHei" w:hAnsi="Microsoft YaHei" w:cs="Microsoft YaHei" w:hint="eastAsia"/>
-          <w:lang w:eastAsia="zh-CN"/>
-        </w:rPr>
-        <w:t>，占位「请输入</w:t>
+        <w:t>账号筛选：单行文本输入框（占位「请输入</w:t>
       </w:r>
       <w:r>
         <w:t>TikTok</w:t>
@@ -5130,17 +5020,7 @@
           <w:rFonts w:ascii="Microsoft YaHei" w:eastAsia="Microsoft YaHei" w:hAnsi="Microsoft YaHei" w:cs="Microsoft YaHei" w:hint="eastAsia"/>
           <w:lang w:eastAsia="zh-CN"/>
         </w:rPr>
-        <w:t>账号名称搜索」），输入即实时过滤（</w:t>
-      </w:r>
-      <w:r>
-        <w:t>oninput</w:t>
-      </w:r>
-      <w:r>
-        <w:rPr>
-          <w:rFonts w:ascii="Microsoft YaHei" w:eastAsia="Microsoft YaHei" w:hAnsi="Microsoft YaHei" w:cs="Microsoft YaHei" w:hint="eastAsia"/>
-          <w:lang w:eastAsia="zh-CN"/>
-        </w:rPr>
-        <w:t>）。</w:t>
+        <w:t>账号名称搜索」），输入即实时过滤。</w:t>
       </w:r>
       <w:r/>
     </w:p>
@@ -5627,17 +5507,7 @@
           <w:rFonts w:ascii="Microsoft YaHei" w:eastAsia="Microsoft YaHei" w:hAnsi="Microsoft YaHei" w:cs="Microsoft YaHei" w:hint="eastAsia"/>
           <w:lang w:eastAsia="zh-CN"/>
         </w:rPr>
-        <w:t>本地预览（头像）、下拉选择</w:t>
-      </w:r>
-      <w:r>
-        <w:t xml:space="preserve"> select</w:t>
-      </w:r>
-      <w:r>
-        <w:rPr>
-          <w:rFonts w:ascii="Microsoft YaHei" w:eastAsia="Microsoft YaHei" w:hAnsi="Microsoft YaHei" w:cs="Microsoft YaHei" w:hint="eastAsia"/>
-          <w:lang w:eastAsia="zh-CN"/>
-        </w:rPr>
-        <w:t>（国家</w:t>
+        <w:t>本地预览（头像）、下拉选择（国家</w:t>
       </w:r>
       <w:r>
         <w:t>/</w:t>
@@ -6339,7 +6209,7 @@
           <w:rFonts w:ascii="Microsoft YaHei" w:eastAsia="Microsoft YaHei" w:hAnsi="Microsoft YaHei" w:cs="Microsoft YaHei" w:hint="eastAsia"/>
           <w:lang w:eastAsia="zh-CN"/>
         </w:rPr>
-        <w:t>返回的授权链接渲染生成；原型为确定性伪随机示意图案。</w:t>
+        <w:t>返回的授权链接渲染生成。</w:t>
       </w:r>
       <w:r/>
     </w:p>
@@ -6890,7 +6760,13 @@
               <w:spacing w:line="240" w:lineRule="auto" w:before="60" w:after="60"/>
             </w:pPr>
             <w:r>
-              <w:t xml:space="preserve">input[type=text] + </w:t>
+              <w:t>单行文本输入框</w:t>
+            </w:r>
+            <w:r>
+              <w:t xml:space="preserve"> </w:t>
+            </w:r>
+            <w:r>
+              <w:t xml:space="preserve"> + </w:t>
             </w:r>
             <w:r>
               <w:t xml:space="preserve"> </w:t>
@@ -7018,7 +6894,7 @@
               <w:spacing w:line="240" w:lineRule="auto" w:before="60" w:after="60"/>
             </w:pPr>
             <w:r>
-              <w:t>input[type=text]</w:t>
+              <w:t>单行文本输入框</w:t>
             </w:r>
           </w:p>
         </w:tc>
@@ -7045,19 +6921,7 @@
               <w:spacing w:line="240" w:lineRule="auto" w:before="60" w:after="60"/>
             </w:pPr>
             <w:r>
-              <w:t>输入即实时过滤，</w:t>
-            </w:r>
-            <w:r>
-              <w:t xml:space="preserve"> </w:t>
-            </w:r>
-            <w:r>
-              <w:t xml:space="preserve">oninput </w:t>
-            </w:r>
-            <w:r>
-              <w:t xml:space="preserve"> </w:t>
-            </w:r>
-            <w:r>
-              <w:t>事件</w:t>
+              <w:t>输入即实时过滤</w:t>
             </w:r>
           </w:p>
         </w:tc>
@@ -7140,7 +7004,19 @@
               <w:spacing w:line="240" w:lineRule="auto" w:before="60" w:after="60"/>
             </w:pPr>
             <w:r>
-              <w:t>input[type=text] + checkbox</w:t>
+              <w:t>单行文本输入框</w:t>
+            </w:r>
+            <w:r>
+              <w:t xml:space="preserve"> </w:t>
+            </w:r>
+            <w:r>
+              <w:t xml:space="preserve"> + </w:t>
+            </w:r>
+            <w:r>
+              <w:t xml:space="preserve"> </w:t>
+            </w:r>
+            <w:r>
+              <w:t>复选框</w:t>
             </w:r>
           </w:p>
         </w:tc>
@@ -7250,7 +7126,19 @@
               <w:spacing w:line="240" w:lineRule="auto" w:before="60" w:after="60"/>
             </w:pPr>
             <w:r>
-              <w:t>input[type=text] + checkbox</w:t>
+              <w:t>单行文本输入框</w:t>
+            </w:r>
+            <w:r>
+              <w:t xml:space="preserve"> </w:t>
+            </w:r>
+            <w:r>
+              <w:t xml:space="preserve"> + </w:t>
+            </w:r>
+            <w:r>
+              <w:t xml:space="preserve"> </w:t>
+            </w:r>
+            <w:r>
+              <w:t>复选框</w:t>
             </w:r>
           </w:p>
         </w:tc>
@@ -7360,7 +7248,7 @@
               <w:spacing w:line="240" w:lineRule="auto" w:before="60" w:after="60"/>
             </w:pPr>
             <w:r>
-              <w:t>input[type=text]</w:t>
+              <w:t>单行文本输入框</w:t>
             </w:r>
           </w:p>
         </w:tc>
@@ -7470,7 +7358,31 @@
               <w:spacing w:line="240" w:lineRule="auto" w:before="60" w:after="60"/>
             </w:pPr>
             <w:r>
-              <w:t>input + file + select</w:t>
+              <w:t>文本输入框</w:t>
+            </w:r>
+            <w:r>
+              <w:t xml:space="preserve"> </w:t>
+            </w:r>
+            <w:r>
+              <w:t xml:space="preserve"> + </w:t>
+            </w:r>
+            <w:r>
+              <w:t xml:space="preserve"> </w:t>
+            </w:r>
+            <w:r>
+              <w:t>文件上传</w:t>
+            </w:r>
+            <w:r>
+              <w:t xml:space="preserve"> </w:t>
+            </w:r>
+            <w:r>
+              <w:t xml:space="preserve"> + </w:t>
+            </w:r>
+            <w:r>
+              <w:t xml:space="preserve"> </w:t>
+            </w:r>
+            <w:r>
+              <w:t>下拉选择</w:t>
             </w:r>
           </w:p>
         </w:tc>
@@ -8914,17 +8826,7 @@
           <w:rFonts w:ascii="Microsoft YaHei" w:eastAsia="Microsoft YaHei" w:hAnsi="Microsoft YaHei" w:cs="Microsoft YaHei" w:hint="eastAsia"/>
           <w:lang w:eastAsia="zh-CN"/>
         </w:rPr>
-        <w:t>渲染用户列表。搜索框在本地对可见行做包含匹配，不影响已勾选状态（</w:t>
-      </w:r>
-      <w:r>
-        <w:t>batchSelectedUsers</w:t>
-      </w:r>
-      <w:r>
-        <w:rPr>
-          <w:rFonts w:ascii="Microsoft YaHei" w:eastAsia="Microsoft YaHei" w:hAnsi="Microsoft YaHei" w:cs="Microsoft YaHei" w:hint="eastAsia"/>
-          <w:lang w:eastAsia="zh-CN"/>
-        </w:rPr>
-        <w:t>）。</w:t>
+        <w:t>渲染用户列表。搜索框在本地对可见行做包含匹配，不影响已勾选状态。</w:t>
       </w:r>
       <w:r/>
     </w:p>

--- a/output/prd-doc-fix-20260902/stage3/output.docx
+++ b/output/prd-doc-fix-20260902/stage3/output.docx
@@ -267,7 +267,7 @@
           <w:rFonts w:ascii="Microsoft YaHei" w:eastAsia="Microsoft YaHei" w:hAnsi="Microsoft YaHei" w:cs="Microsoft YaHei" w:hint="eastAsia"/>
           <w:lang w:eastAsia="zh-CN"/>
         </w:rPr>
-        <w:t>本文档定义商务中心页面的功能需求、交互逻辑、数据筛选与接口依赖，作为原型评审、研发排期与测试验收的依据。文档覆盖</w:t>
+        <w:t>本文档定义商务中心页面的功能需求、交互逻辑、数据筛选、表格字段与接口依赖，作为原型评审、研发排期与测试验收的依据。文档覆盖</w:t>
       </w:r>
       <w:r>
         <w:t xml:space="preserve"> 7 </w:t>
@@ -287,7 +287,7 @@
           <w:rFonts w:ascii="Microsoft YaHei" w:eastAsia="Microsoft YaHei" w:hAnsi="Microsoft YaHei" w:cs="Microsoft YaHei" w:hint="eastAsia"/>
           <w:lang w:eastAsia="zh-CN"/>
         </w:rPr>
-        <w:t>个功能点，并明确每个表格的数据来源与数据流转路径。</w:t>
+        <w:t>个功能点，并明确每个表格的字段说明、数据来源与数据流转路径。</w:t>
       </w:r>
       <w:r/>
     </w:p>
@@ -3111,6 +3111,507 @@
           <w:b/>
           <w:lang w:eastAsia="zh-CN"/>
         </w:rPr>
+        <w:t>表格字段</w:t>
+      </w:r>
+      <w:r/>
+    </w:p>
+    <w:tbl>
+      <w:tblPr>
+        <w:tblW w:type="pct" w:w="5000"/>
+        <w:tblLook w:firstColumn="1" w:firstRow="1" w:lastColumn="0" w:lastRow="0" w:noHBand="0" w:noVBand="1" w:val="04A0"/>
+        <w:tblLayout w:type="autofit"/>
+      </w:tblPr>
+      <w:tblGrid>
+        <w:gridCol w:w="2880"/>
+        <w:gridCol w:w="2880"/>
+        <w:gridCol w:w="2880"/>
+      </w:tblGrid>
+      <w:tr>
+        <w:tc>
+          <w:tcPr>
+            <w:tcW w:type="dxa" w:w="2880"/>
+            <w:vAlign w:val="center"/>
+            <w:tcBorders>
+              <w:top w:val="single" w:sz="6" w:space="0" w:color="D0D5DD"/>
+              <w:bottom w:val="single" w:sz="6" w:space="0" w:color="D0D5DD"/>
+              <w:left w:val="single" w:sz="6" w:space="0" w:color="D0D5DD"/>
+              <w:right w:val="single" w:sz="6" w:space="0" w:color="D0D5DD"/>
+            </w:tcBorders>
+            <w:shd w:val="clear" w:color="auto" w:fill="F8FAFC"/>
+            <w:tcMar>
+              <w:top w:w="90" w:type="dxa"/>
+              <w:bottom w:w="90" w:type="dxa"/>
+              <w:left w:w="120" w:type="dxa"/>
+              <w:right w:w="120" w:type="dxa"/>
+            </w:tcMar>
+          </w:tcPr>
+          <w:p>
+            <w:pPr>
+              <w:jc w:val="left"/>
+              <w:spacing w:line="240" w:lineRule="auto" w:before="60" w:after="60"/>
+            </w:pPr>
+            <w:r>
+              <w:rPr>
+                <w:b/>
+              </w:rPr>
+              <w:t>字段</w:t>
+            </w:r>
+          </w:p>
+        </w:tc>
+        <w:tc>
+          <w:tcPr>
+            <w:tcW w:type="dxa" w:w="2880"/>
+            <w:vAlign w:val="center"/>
+            <w:tcBorders>
+              <w:top w:val="single" w:sz="6" w:space="0" w:color="D0D5DD"/>
+              <w:bottom w:val="single" w:sz="6" w:space="0" w:color="D0D5DD"/>
+              <w:left w:val="single" w:sz="6" w:space="0" w:color="D0D5DD"/>
+              <w:right w:val="single" w:sz="6" w:space="0" w:color="D0D5DD"/>
+            </w:tcBorders>
+            <w:shd w:val="clear" w:color="auto" w:fill="F8FAFC"/>
+            <w:tcMar>
+              <w:top w:w="90" w:type="dxa"/>
+              <w:bottom w:w="90" w:type="dxa"/>
+              <w:left w:w="120" w:type="dxa"/>
+              <w:right w:w="120" w:type="dxa"/>
+            </w:tcMar>
+          </w:tcPr>
+          <w:p>
+            <w:pPr>
+              <w:jc w:val="left"/>
+              <w:spacing w:line="240" w:lineRule="auto" w:before="60" w:after="60"/>
+            </w:pPr>
+            <w:r>
+              <w:rPr>
+                <w:b/>
+              </w:rPr>
+              <w:t>展示形态</w:t>
+            </w:r>
+          </w:p>
+        </w:tc>
+        <w:tc>
+          <w:tcPr>
+            <w:tcW w:type="dxa" w:w="2880"/>
+            <w:vAlign w:val="center"/>
+            <w:tcBorders>
+              <w:top w:val="single" w:sz="6" w:space="0" w:color="D0D5DD"/>
+              <w:bottom w:val="single" w:sz="6" w:space="0" w:color="D0D5DD"/>
+              <w:left w:val="single" w:sz="6" w:space="0" w:color="D0D5DD"/>
+              <w:right w:val="single" w:sz="6" w:space="0" w:color="D0D5DD"/>
+            </w:tcBorders>
+            <w:shd w:val="clear" w:color="auto" w:fill="F8FAFC"/>
+            <w:tcMar>
+              <w:top w:w="90" w:type="dxa"/>
+              <w:bottom w:w="90" w:type="dxa"/>
+              <w:left w:w="120" w:type="dxa"/>
+              <w:right w:w="120" w:type="dxa"/>
+            </w:tcMar>
+          </w:tcPr>
+          <w:p>
+            <w:pPr>
+              <w:jc w:val="left"/>
+              <w:spacing w:line="240" w:lineRule="auto" w:before="60" w:after="60"/>
+            </w:pPr>
+            <w:r>
+              <w:rPr>
+                <w:b/>
+              </w:rPr>
+              <w:t>说明</w:t>
+            </w:r>
+          </w:p>
+        </w:tc>
+      </w:tr>
+      <w:tr>
+        <w:tc>
+          <w:tcPr>
+            <w:tcW w:type="dxa" w:w="2880"/>
+            <w:vAlign w:val="center"/>
+            <w:tcBorders>
+              <w:top w:val="single" w:sz="6" w:space="0" w:color="D0D5DD"/>
+              <w:bottom w:val="single" w:sz="6" w:space="0" w:color="D0D5DD"/>
+              <w:left w:val="single" w:sz="6" w:space="0" w:color="D0D5DD"/>
+              <w:right w:val="single" w:sz="6" w:space="0" w:color="D0D5DD"/>
+            </w:tcBorders>
+            <w:tcMar>
+              <w:top w:w="90" w:type="dxa"/>
+              <w:bottom w:w="90" w:type="dxa"/>
+              <w:left w:w="120" w:type="dxa"/>
+              <w:right w:w="120" w:type="dxa"/>
+            </w:tcMar>
+          </w:tcPr>
+          <w:p>
+            <w:pPr>
+              <w:jc w:val="left"/>
+              <w:spacing w:line="240" w:lineRule="auto" w:before="60" w:after="60"/>
+            </w:pPr>
+            <w:r>
+              <w:t>商务中心名称</w:t>
+            </w:r>
+          </w:p>
+        </w:tc>
+        <w:tc>
+          <w:tcPr>
+            <w:tcW w:type="dxa" w:w="2880"/>
+            <w:vAlign w:val="center"/>
+            <w:tcBorders>
+              <w:top w:val="single" w:sz="6" w:space="0" w:color="D0D5DD"/>
+              <w:bottom w:val="single" w:sz="6" w:space="0" w:color="D0D5DD"/>
+              <w:left w:val="single" w:sz="6" w:space="0" w:color="D0D5DD"/>
+              <w:right w:val="single" w:sz="6" w:space="0" w:color="D0D5DD"/>
+            </w:tcBorders>
+            <w:tcMar>
+              <w:top w:w="90" w:type="dxa"/>
+              <w:bottom w:w="90" w:type="dxa"/>
+              <w:left w:w="120" w:type="dxa"/>
+              <w:right w:w="120" w:type="dxa"/>
+            </w:tcMar>
+          </w:tcPr>
+          <w:p>
+            <w:pPr>
+              <w:jc w:val="left"/>
+              <w:spacing w:line="240" w:lineRule="auto" w:before="60" w:after="60"/>
+            </w:pPr>
+            <w:r>
+              <w:t>文本</w:t>
+            </w:r>
+          </w:p>
+        </w:tc>
+        <w:tc>
+          <w:tcPr>
+            <w:tcW w:type="dxa" w:w="2880"/>
+            <w:vAlign w:val="center"/>
+            <w:tcBorders>
+              <w:top w:val="single" w:sz="6" w:space="0" w:color="D0D5DD"/>
+              <w:bottom w:val="single" w:sz="6" w:space="0" w:color="D0D5DD"/>
+              <w:left w:val="single" w:sz="6" w:space="0" w:color="D0D5DD"/>
+              <w:right w:val="single" w:sz="6" w:space="0" w:color="D0D5DD"/>
+            </w:tcBorders>
+            <w:tcMar>
+              <w:top w:w="90" w:type="dxa"/>
+              <w:bottom w:w="90" w:type="dxa"/>
+              <w:left w:w="120" w:type="dxa"/>
+              <w:right w:w="120" w:type="dxa"/>
+            </w:tcMar>
+          </w:tcPr>
+          <w:p>
+            <w:pPr>
+              <w:jc w:val="left"/>
+              <w:spacing w:line="240" w:lineRule="auto" w:before="60" w:after="60"/>
+            </w:pPr>
+            <w:r>
+              <w:t xml:space="preserve">BC </w:t>
+            </w:r>
+            <w:r>
+              <w:t xml:space="preserve"> </w:t>
+            </w:r>
+            <w:r>
+              <w:t>名称，来源接口返回</w:t>
+            </w:r>
+          </w:p>
+        </w:tc>
+      </w:tr>
+      <w:tr>
+        <w:tc>
+          <w:tcPr>
+            <w:tcW w:type="dxa" w:w="2880"/>
+            <w:vAlign w:val="center"/>
+            <w:tcBorders>
+              <w:top w:val="single" w:sz="6" w:space="0" w:color="D0D5DD"/>
+              <w:bottom w:val="single" w:sz="6" w:space="0" w:color="D0D5DD"/>
+              <w:left w:val="single" w:sz="6" w:space="0" w:color="D0D5DD"/>
+              <w:right w:val="single" w:sz="6" w:space="0" w:color="D0D5DD"/>
+            </w:tcBorders>
+            <w:tcMar>
+              <w:top w:w="90" w:type="dxa"/>
+              <w:bottom w:w="90" w:type="dxa"/>
+              <w:left w:w="120" w:type="dxa"/>
+              <w:right w:w="120" w:type="dxa"/>
+            </w:tcMar>
+          </w:tcPr>
+          <w:p>
+            <w:pPr>
+              <w:jc w:val="left"/>
+              <w:spacing w:line="240" w:lineRule="auto" w:before="60" w:after="60"/>
+            </w:pPr>
+            <w:r>
+              <w:t>用户数量</w:t>
+            </w:r>
+          </w:p>
+        </w:tc>
+        <w:tc>
+          <w:tcPr>
+            <w:tcW w:type="dxa" w:w="2880"/>
+            <w:vAlign w:val="center"/>
+            <w:tcBorders>
+              <w:top w:val="single" w:sz="6" w:space="0" w:color="D0D5DD"/>
+              <w:bottom w:val="single" w:sz="6" w:space="0" w:color="D0D5DD"/>
+              <w:left w:val="single" w:sz="6" w:space="0" w:color="D0D5DD"/>
+              <w:right w:val="single" w:sz="6" w:space="0" w:color="D0D5DD"/>
+            </w:tcBorders>
+            <w:tcMar>
+              <w:top w:w="90" w:type="dxa"/>
+              <w:bottom w:w="90" w:type="dxa"/>
+              <w:left w:w="120" w:type="dxa"/>
+              <w:right w:w="120" w:type="dxa"/>
+            </w:tcMar>
+          </w:tcPr>
+          <w:p>
+            <w:pPr>
+              <w:jc w:val="left"/>
+              <w:spacing w:line="240" w:lineRule="auto" w:before="60" w:after="60"/>
+            </w:pPr>
+            <w:r>
+              <w:t>数字（可点击链接）</w:t>
+            </w:r>
+          </w:p>
+        </w:tc>
+        <w:tc>
+          <w:tcPr>
+            <w:tcW w:type="dxa" w:w="2880"/>
+            <w:vAlign w:val="center"/>
+            <w:tcBorders>
+              <w:top w:val="single" w:sz="6" w:space="0" w:color="D0D5DD"/>
+              <w:bottom w:val="single" w:sz="6" w:space="0" w:color="D0D5DD"/>
+              <w:left w:val="single" w:sz="6" w:space="0" w:color="D0D5DD"/>
+              <w:right w:val="single" w:sz="6" w:space="0" w:color="D0D5DD"/>
+            </w:tcBorders>
+            <w:tcMar>
+              <w:top w:w="90" w:type="dxa"/>
+              <w:bottom w:w="90" w:type="dxa"/>
+              <w:left w:w="120" w:type="dxa"/>
+              <w:right w:w="120" w:type="dxa"/>
+            </w:tcMar>
+          </w:tcPr>
+          <w:p>
+            <w:pPr>
+              <w:jc w:val="left"/>
+              <w:spacing w:line="240" w:lineRule="auto" w:before="60" w:after="60"/>
+            </w:pPr>
+            <w:r>
+              <w:t>打开用户列表抽屉</w:t>
+            </w:r>
+          </w:p>
+        </w:tc>
+      </w:tr>
+      <w:tr>
+        <w:tc>
+          <w:tcPr>
+            <w:tcW w:type="dxa" w:w="2880"/>
+            <w:vAlign w:val="center"/>
+            <w:tcBorders>
+              <w:top w:val="single" w:sz="6" w:space="0" w:color="D0D5DD"/>
+              <w:bottom w:val="single" w:sz="6" w:space="0" w:color="D0D5DD"/>
+              <w:left w:val="single" w:sz="6" w:space="0" w:color="D0D5DD"/>
+              <w:right w:val="single" w:sz="6" w:space="0" w:color="D0D5DD"/>
+            </w:tcBorders>
+            <w:tcMar>
+              <w:top w:w="90" w:type="dxa"/>
+              <w:bottom w:w="90" w:type="dxa"/>
+              <w:left w:w="120" w:type="dxa"/>
+              <w:right w:w="120" w:type="dxa"/>
+            </w:tcMar>
+          </w:tcPr>
+          <w:p>
+            <w:pPr>
+              <w:jc w:val="left"/>
+              <w:spacing w:line="240" w:lineRule="auto" w:before="60" w:after="60"/>
+            </w:pPr>
+            <w:r>
+              <w:t xml:space="preserve">TikTok </w:t>
+            </w:r>
+            <w:r>
+              <w:t xml:space="preserve"> </w:t>
+            </w:r>
+            <w:r>
+              <w:t>账号</w:t>
+            </w:r>
+          </w:p>
+        </w:tc>
+        <w:tc>
+          <w:tcPr>
+            <w:tcW w:type="dxa" w:w="2880"/>
+            <w:vAlign w:val="center"/>
+            <w:tcBorders>
+              <w:top w:val="single" w:sz="6" w:space="0" w:color="D0D5DD"/>
+              <w:bottom w:val="single" w:sz="6" w:space="0" w:color="D0D5DD"/>
+              <w:left w:val="single" w:sz="6" w:space="0" w:color="D0D5DD"/>
+              <w:right w:val="single" w:sz="6" w:space="0" w:color="D0D5DD"/>
+            </w:tcBorders>
+            <w:tcMar>
+              <w:top w:w="90" w:type="dxa"/>
+              <w:bottom w:w="90" w:type="dxa"/>
+              <w:left w:w="120" w:type="dxa"/>
+              <w:right w:w="120" w:type="dxa"/>
+            </w:tcMar>
+          </w:tcPr>
+          <w:p>
+            <w:pPr>
+              <w:jc w:val="left"/>
+              <w:spacing w:line="240" w:lineRule="auto" w:before="60" w:after="60"/>
+            </w:pPr>
+            <w:r>
+              <w:t>数字（可点击链接）</w:t>
+            </w:r>
+          </w:p>
+        </w:tc>
+        <w:tc>
+          <w:tcPr>
+            <w:tcW w:type="dxa" w:w="2880"/>
+            <w:vAlign w:val="center"/>
+            <w:tcBorders>
+              <w:top w:val="single" w:sz="6" w:space="0" w:color="D0D5DD"/>
+              <w:bottom w:val="single" w:sz="6" w:space="0" w:color="D0D5DD"/>
+              <w:left w:val="single" w:sz="6" w:space="0" w:color="D0D5DD"/>
+              <w:right w:val="single" w:sz="6" w:space="0" w:color="D0D5DD"/>
+            </w:tcBorders>
+            <w:tcMar>
+              <w:top w:w="90" w:type="dxa"/>
+              <w:bottom w:w="90" w:type="dxa"/>
+              <w:left w:w="120" w:type="dxa"/>
+              <w:right w:w="120" w:type="dxa"/>
+            </w:tcMar>
+          </w:tcPr>
+          <w:p>
+            <w:pPr>
+              <w:jc w:val="left"/>
+              <w:spacing w:line="240" w:lineRule="auto" w:before="60" w:after="60"/>
+            </w:pPr>
+            <w:r>
+              <w:t>打开</w:t>
+            </w:r>
+            <w:r>
+              <w:t xml:space="preserve"> </w:t>
+            </w:r>
+            <w:r>
+              <w:t xml:space="preserve"> TikTok </w:t>
+            </w:r>
+            <w:r>
+              <w:t xml:space="preserve"> </w:t>
+            </w:r>
+            <w:r>
+              <w:t>账号列表抽屉</w:t>
+            </w:r>
+          </w:p>
+        </w:tc>
+      </w:tr>
+      <w:tr>
+        <w:tc>
+          <w:tcPr>
+            <w:tcW w:type="dxa" w:w="2880"/>
+            <w:vAlign w:val="center"/>
+            <w:tcBorders>
+              <w:top w:val="single" w:sz="6" w:space="0" w:color="D0D5DD"/>
+              <w:bottom w:val="single" w:sz="6" w:space="0" w:color="D0D5DD"/>
+              <w:left w:val="single" w:sz="6" w:space="0" w:color="D0D5DD"/>
+              <w:right w:val="single" w:sz="6" w:space="0" w:color="D0D5DD"/>
+            </w:tcBorders>
+            <w:tcMar>
+              <w:top w:w="90" w:type="dxa"/>
+              <w:bottom w:w="90" w:type="dxa"/>
+              <w:left w:w="120" w:type="dxa"/>
+              <w:right w:w="120" w:type="dxa"/>
+            </w:tcMar>
+          </w:tcPr>
+          <w:p>
+            <w:pPr>
+              <w:jc w:val="left"/>
+              <w:spacing w:line="240" w:lineRule="auto" w:before="60" w:after="60"/>
+            </w:pPr>
+            <w:r>
+              <w:t>操作</w:t>
+            </w:r>
+          </w:p>
+        </w:tc>
+        <w:tc>
+          <w:tcPr>
+            <w:tcW w:type="dxa" w:w="2880"/>
+            <w:vAlign w:val="center"/>
+            <w:tcBorders>
+              <w:top w:val="single" w:sz="6" w:space="0" w:color="D0D5DD"/>
+              <w:bottom w:val="single" w:sz="6" w:space="0" w:color="D0D5DD"/>
+              <w:left w:val="single" w:sz="6" w:space="0" w:color="D0D5DD"/>
+              <w:right w:val="single" w:sz="6" w:space="0" w:color="D0D5DD"/>
+            </w:tcBorders>
+            <w:tcMar>
+              <w:top w:w="90" w:type="dxa"/>
+              <w:bottom w:w="90" w:type="dxa"/>
+              <w:left w:w="120" w:type="dxa"/>
+              <w:right w:w="120" w:type="dxa"/>
+            </w:tcMar>
+          </w:tcPr>
+          <w:p>
+            <w:pPr>
+              <w:jc w:val="left"/>
+              <w:spacing w:line="240" w:lineRule="auto" w:before="60" w:after="60"/>
+            </w:pPr>
+            <w:r>
+              <w:t>按钮组</w:t>
+            </w:r>
+          </w:p>
+        </w:tc>
+        <w:tc>
+          <w:tcPr>
+            <w:tcW w:type="dxa" w:w="2880"/>
+            <w:vAlign w:val="center"/>
+            <w:tcBorders>
+              <w:top w:val="single" w:sz="6" w:space="0" w:color="D0D5DD"/>
+              <w:bottom w:val="single" w:sz="6" w:space="0" w:color="D0D5DD"/>
+              <w:left w:val="single" w:sz="6" w:space="0" w:color="D0D5DD"/>
+              <w:right w:val="single" w:sz="6" w:space="0" w:color="D0D5DD"/>
+            </w:tcBorders>
+            <w:tcMar>
+              <w:top w:w="90" w:type="dxa"/>
+              <w:bottom w:w="90" w:type="dxa"/>
+              <w:left w:w="120" w:type="dxa"/>
+              <w:right w:w="120" w:type="dxa"/>
+            </w:tcMar>
+          </w:tcPr>
+          <w:p>
+            <w:pPr>
+              <w:jc w:val="left"/>
+              <w:spacing w:line="240" w:lineRule="auto" w:before="60" w:after="60"/>
+            </w:pPr>
+            <w:r>
+              <w:t>「添加</w:t>
+            </w:r>
+            <w:r>
+              <w:t xml:space="preserve"> </w:t>
+            </w:r>
+            <w:r>
+              <w:t xml:space="preserve"> TikTok </w:t>
+            </w:r>
+            <w:r>
+              <w:t xml:space="preserve"> </w:t>
+            </w:r>
+            <w:r>
+              <w:t>账号」「刷新」</w:t>
+            </w:r>
+          </w:p>
+        </w:tc>
+      </w:tr>
+    </w:tbl>
+    <w:p>
+      <w:r/>
+    </w:p>
+    <w:p>
+      <w:pPr/>
+      <w:r>
+        <w:rPr>
+          <w:rFonts w:ascii="Microsoft YaHei" w:eastAsia="Microsoft YaHei" w:hAnsi="Microsoft YaHei" w:cs="Microsoft YaHei" w:hint="eastAsia"/>
+          <w:lang w:eastAsia="zh-CN"/>
+        </w:rPr>
+        <w:t>表格下方提供分页条（总数、页码、每页条数、跳页）。</w:t>
+      </w:r>
+      <w:r/>
+    </w:p>
+    <w:p>
+      <w:pPr/>
+      <w:r>
+        <w:rPr>
+          <w:rFonts w:ascii="Microsoft YaHei" w:eastAsia="Microsoft YaHei" w:hAnsi="Microsoft YaHei" w:cs="Microsoft YaHei" w:hint="eastAsia"/>
+          <w:b/>
+          <w:lang w:eastAsia="zh-CN"/>
+        </w:rPr>
         <w:t>数据来源（调用接口）</w:t>
       </w:r>
       <w:r/>
@@ -3568,6 +4069,527 @@
           <w:b/>
           <w:lang w:eastAsia="zh-CN"/>
         </w:rPr>
+        <w:t>表格字段</w:t>
+      </w:r>
+      <w:r/>
+    </w:p>
+    <w:tbl>
+      <w:tblPr>
+        <w:tblW w:type="pct" w:w="5000"/>
+        <w:tblLook w:firstColumn="1" w:firstRow="1" w:lastColumn="0" w:lastRow="0" w:noHBand="0" w:noVBand="1" w:val="04A0"/>
+        <w:tblLayout w:type="autofit"/>
+      </w:tblPr>
+      <w:tblGrid>
+        <w:gridCol w:w="2880"/>
+        <w:gridCol w:w="2880"/>
+        <w:gridCol w:w="2880"/>
+      </w:tblGrid>
+      <w:tr>
+        <w:tc>
+          <w:tcPr>
+            <w:tcW w:type="dxa" w:w="2880"/>
+            <w:vAlign w:val="center"/>
+            <w:tcBorders>
+              <w:top w:val="single" w:sz="6" w:space="0" w:color="D0D5DD"/>
+              <w:bottom w:val="single" w:sz="6" w:space="0" w:color="D0D5DD"/>
+              <w:left w:val="single" w:sz="6" w:space="0" w:color="D0D5DD"/>
+              <w:right w:val="single" w:sz="6" w:space="0" w:color="D0D5DD"/>
+            </w:tcBorders>
+            <w:shd w:val="clear" w:color="auto" w:fill="F8FAFC"/>
+            <w:tcMar>
+              <w:top w:w="90" w:type="dxa"/>
+              <w:bottom w:w="90" w:type="dxa"/>
+              <w:left w:w="120" w:type="dxa"/>
+              <w:right w:w="120" w:type="dxa"/>
+            </w:tcMar>
+          </w:tcPr>
+          <w:p>
+            <w:pPr>
+              <w:jc w:val="left"/>
+              <w:spacing w:line="240" w:lineRule="auto" w:before="60" w:after="60"/>
+            </w:pPr>
+            <w:r>
+              <w:rPr>
+                <w:b/>
+              </w:rPr>
+              <w:t>字段</w:t>
+            </w:r>
+          </w:p>
+        </w:tc>
+        <w:tc>
+          <w:tcPr>
+            <w:tcW w:type="dxa" w:w="2880"/>
+            <w:vAlign w:val="center"/>
+            <w:tcBorders>
+              <w:top w:val="single" w:sz="6" w:space="0" w:color="D0D5DD"/>
+              <w:bottom w:val="single" w:sz="6" w:space="0" w:color="D0D5DD"/>
+              <w:left w:val="single" w:sz="6" w:space="0" w:color="D0D5DD"/>
+              <w:right w:val="single" w:sz="6" w:space="0" w:color="D0D5DD"/>
+            </w:tcBorders>
+            <w:shd w:val="clear" w:color="auto" w:fill="F8FAFC"/>
+            <w:tcMar>
+              <w:top w:w="90" w:type="dxa"/>
+              <w:bottom w:w="90" w:type="dxa"/>
+              <w:left w:w="120" w:type="dxa"/>
+              <w:right w:w="120" w:type="dxa"/>
+            </w:tcMar>
+          </w:tcPr>
+          <w:p>
+            <w:pPr>
+              <w:jc w:val="left"/>
+              <w:spacing w:line="240" w:lineRule="auto" w:before="60" w:after="60"/>
+            </w:pPr>
+            <w:r>
+              <w:rPr>
+                <w:b/>
+              </w:rPr>
+              <w:t>展示形态</w:t>
+            </w:r>
+          </w:p>
+        </w:tc>
+        <w:tc>
+          <w:tcPr>
+            <w:tcW w:type="dxa" w:w="2880"/>
+            <w:vAlign w:val="center"/>
+            <w:tcBorders>
+              <w:top w:val="single" w:sz="6" w:space="0" w:color="D0D5DD"/>
+              <w:bottom w:val="single" w:sz="6" w:space="0" w:color="D0D5DD"/>
+              <w:left w:val="single" w:sz="6" w:space="0" w:color="D0D5DD"/>
+              <w:right w:val="single" w:sz="6" w:space="0" w:color="D0D5DD"/>
+            </w:tcBorders>
+            <w:shd w:val="clear" w:color="auto" w:fill="F8FAFC"/>
+            <w:tcMar>
+              <w:top w:w="90" w:type="dxa"/>
+              <w:bottom w:w="90" w:type="dxa"/>
+              <w:left w:w="120" w:type="dxa"/>
+              <w:right w:w="120" w:type="dxa"/>
+            </w:tcMar>
+          </w:tcPr>
+          <w:p>
+            <w:pPr>
+              <w:jc w:val="left"/>
+              <w:spacing w:line="240" w:lineRule="auto" w:before="60" w:after="60"/>
+            </w:pPr>
+            <w:r>
+              <w:rPr>
+                <w:b/>
+              </w:rPr>
+              <w:t>说明</w:t>
+            </w:r>
+          </w:p>
+        </w:tc>
+      </w:tr>
+      <w:tr>
+        <w:tc>
+          <w:tcPr>
+            <w:tcW w:type="dxa" w:w="2880"/>
+            <w:vAlign w:val="center"/>
+            <w:tcBorders>
+              <w:top w:val="single" w:sz="6" w:space="0" w:color="D0D5DD"/>
+              <w:bottom w:val="single" w:sz="6" w:space="0" w:color="D0D5DD"/>
+              <w:left w:val="single" w:sz="6" w:space="0" w:color="D0D5DD"/>
+              <w:right w:val="single" w:sz="6" w:space="0" w:color="D0D5DD"/>
+            </w:tcBorders>
+            <w:tcMar>
+              <w:top w:w="90" w:type="dxa"/>
+              <w:bottom w:w="90" w:type="dxa"/>
+              <w:left w:w="120" w:type="dxa"/>
+              <w:right w:w="120" w:type="dxa"/>
+            </w:tcMar>
+          </w:tcPr>
+          <w:p>
+            <w:pPr>
+              <w:jc w:val="left"/>
+              <w:spacing w:line="240" w:lineRule="auto" w:before="60" w:after="60"/>
+            </w:pPr>
+            <w:r>
+              <w:t>选择列</w:t>
+            </w:r>
+          </w:p>
+        </w:tc>
+        <w:tc>
+          <w:tcPr>
+            <w:tcW w:type="dxa" w:w="2880"/>
+            <w:vAlign w:val="center"/>
+            <w:tcBorders>
+              <w:top w:val="single" w:sz="6" w:space="0" w:color="D0D5DD"/>
+              <w:bottom w:val="single" w:sz="6" w:space="0" w:color="D0D5DD"/>
+              <w:left w:val="single" w:sz="6" w:space="0" w:color="D0D5DD"/>
+              <w:right w:val="single" w:sz="6" w:space="0" w:color="D0D5DD"/>
+            </w:tcBorders>
+            <w:tcMar>
+              <w:top w:w="90" w:type="dxa"/>
+              <w:bottom w:w="90" w:type="dxa"/>
+              <w:left w:w="120" w:type="dxa"/>
+              <w:right w:w="120" w:type="dxa"/>
+            </w:tcMar>
+          </w:tcPr>
+          <w:p>
+            <w:pPr>
+              <w:jc w:val="left"/>
+              <w:spacing w:line="240" w:lineRule="auto" w:before="60" w:after="60"/>
+            </w:pPr>
+            <w:r>
+              <w:t>复选框</w:t>
+            </w:r>
+          </w:p>
+        </w:tc>
+        <w:tc>
+          <w:tcPr>
+            <w:tcW w:type="dxa" w:w="2880"/>
+            <w:vAlign w:val="center"/>
+            <w:tcBorders>
+              <w:top w:val="single" w:sz="6" w:space="0" w:color="D0D5DD"/>
+              <w:bottom w:val="single" w:sz="6" w:space="0" w:color="D0D5DD"/>
+              <w:left w:val="single" w:sz="6" w:space="0" w:color="D0D5DD"/>
+              <w:right w:val="single" w:sz="6" w:space="0" w:color="D0D5DD"/>
+            </w:tcBorders>
+            <w:tcMar>
+              <w:top w:w="90" w:type="dxa"/>
+              <w:bottom w:w="90" w:type="dxa"/>
+              <w:left w:w="120" w:type="dxa"/>
+              <w:right w:w="120" w:type="dxa"/>
+            </w:tcMar>
+          </w:tcPr>
+          <w:p>
+            <w:pPr>
+              <w:jc w:val="left"/>
+              <w:spacing w:line="240" w:lineRule="auto" w:before="60" w:after="60"/>
+            </w:pPr>
+            <w:r>
+              <w:t>表头支持全选</w:t>
+            </w:r>
+            <w:r>
+              <w:t xml:space="preserve"> </w:t>
+            </w:r>
+            <w:r>
+              <w:t>/</w:t>
+            </w:r>
+            <w:r>
+              <w:t xml:space="preserve"> </w:t>
+            </w:r>
+            <w:r>
+              <w:t>半选，勾选用于批量分配</w:t>
+            </w:r>
+          </w:p>
+        </w:tc>
+      </w:tr>
+      <w:tr>
+        <w:tc>
+          <w:tcPr>
+            <w:tcW w:type="dxa" w:w="2880"/>
+            <w:vAlign w:val="center"/>
+            <w:tcBorders>
+              <w:top w:val="single" w:sz="6" w:space="0" w:color="D0D5DD"/>
+              <w:bottom w:val="single" w:sz="6" w:space="0" w:color="D0D5DD"/>
+              <w:left w:val="single" w:sz="6" w:space="0" w:color="D0D5DD"/>
+              <w:right w:val="single" w:sz="6" w:space="0" w:color="D0D5DD"/>
+            </w:tcBorders>
+            <w:tcMar>
+              <w:top w:w="90" w:type="dxa"/>
+              <w:bottom w:w="90" w:type="dxa"/>
+              <w:left w:w="120" w:type="dxa"/>
+              <w:right w:w="120" w:type="dxa"/>
+            </w:tcMar>
+          </w:tcPr>
+          <w:p>
+            <w:pPr>
+              <w:jc w:val="left"/>
+              <w:spacing w:line="240" w:lineRule="auto" w:before="60" w:after="60"/>
+            </w:pPr>
+            <w:r>
+              <w:t>用户名</w:t>
+            </w:r>
+          </w:p>
+        </w:tc>
+        <w:tc>
+          <w:tcPr>
+            <w:tcW w:type="dxa" w:w="2880"/>
+            <w:vAlign w:val="center"/>
+            <w:tcBorders>
+              <w:top w:val="single" w:sz="6" w:space="0" w:color="D0D5DD"/>
+              <w:bottom w:val="single" w:sz="6" w:space="0" w:color="D0D5DD"/>
+              <w:left w:val="single" w:sz="6" w:space="0" w:color="D0D5DD"/>
+              <w:right w:val="single" w:sz="6" w:space="0" w:color="D0D5DD"/>
+            </w:tcBorders>
+            <w:tcMar>
+              <w:top w:w="90" w:type="dxa"/>
+              <w:bottom w:w="90" w:type="dxa"/>
+              <w:left w:w="120" w:type="dxa"/>
+              <w:right w:w="120" w:type="dxa"/>
+            </w:tcMar>
+          </w:tcPr>
+          <w:p>
+            <w:pPr>
+              <w:jc w:val="left"/>
+              <w:spacing w:line="240" w:lineRule="auto" w:before="60" w:after="60"/>
+            </w:pPr>
+            <w:r>
+              <w:t>文本</w:t>
+            </w:r>
+          </w:p>
+        </w:tc>
+        <w:tc>
+          <w:tcPr>
+            <w:tcW w:type="dxa" w:w="2880"/>
+            <w:vAlign w:val="center"/>
+            <w:tcBorders>
+              <w:top w:val="single" w:sz="6" w:space="0" w:color="D0D5DD"/>
+              <w:bottom w:val="single" w:sz="6" w:space="0" w:color="D0D5DD"/>
+              <w:left w:val="single" w:sz="6" w:space="0" w:color="D0D5DD"/>
+              <w:right w:val="single" w:sz="6" w:space="0" w:color="D0D5DD"/>
+            </w:tcBorders>
+            <w:tcMar>
+              <w:top w:w="90" w:type="dxa"/>
+              <w:bottom w:w="90" w:type="dxa"/>
+              <w:left w:w="120" w:type="dxa"/>
+              <w:right w:w="120" w:type="dxa"/>
+            </w:tcMar>
+          </w:tcPr>
+          <w:p>
+            <w:pPr>
+              <w:jc w:val="left"/>
+              <w:spacing w:line="240" w:lineRule="auto" w:before="60" w:after="60"/>
+            </w:pPr>
+            <w:r>
+              <w:t xml:space="preserve">BC </w:t>
+            </w:r>
+            <w:r>
+              <w:t xml:space="preserve"> </w:t>
+            </w:r>
+            <w:r>
+              <w:t>成员账号名称</w:t>
+            </w:r>
+          </w:p>
+        </w:tc>
+      </w:tr>
+      <w:tr>
+        <w:tc>
+          <w:tcPr>
+            <w:tcW w:type="dxa" w:w="2880"/>
+            <w:vAlign w:val="center"/>
+            <w:tcBorders>
+              <w:top w:val="single" w:sz="6" w:space="0" w:color="D0D5DD"/>
+              <w:bottom w:val="single" w:sz="6" w:space="0" w:color="D0D5DD"/>
+              <w:left w:val="single" w:sz="6" w:space="0" w:color="D0D5DD"/>
+              <w:right w:val="single" w:sz="6" w:space="0" w:color="D0D5DD"/>
+            </w:tcBorders>
+            <w:tcMar>
+              <w:top w:w="90" w:type="dxa"/>
+              <w:bottom w:w="90" w:type="dxa"/>
+              <w:left w:w="120" w:type="dxa"/>
+              <w:right w:w="120" w:type="dxa"/>
+            </w:tcMar>
+          </w:tcPr>
+          <w:p>
+            <w:pPr>
+              <w:jc w:val="left"/>
+              <w:spacing w:line="240" w:lineRule="auto" w:before="60" w:after="60"/>
+            </w:pPr>
+            <w:r>
+              <w:t xml:space="preserve">TikTok </w:t>
+            </w:r>
+            <w:r>
+              <w:t xml:space="preserve"> </w:t>
+            </w:r>
+            <w:r>
+              <w:t>账号</w:t>
+            </w:r>
+          </w:p>
+        </w:tc>
+        <w:tc>
+          <w:tcPr>
+            <w:tcW w:type="dxa" w:w="2880"/>
+            <w:vAlign w:val="center"/>
+            <w:tcBorders>
+              <w:top w:val="single" w:sz="6" w:space="0" w:color="D0D5DD"/>
+              <w:bottom w:val="single" w:sz="6" w:space="0" w:color="D0D5DD"/>
+              <w:left w:val="single" w:sz="6" w:space="0" w:color="D0D5DD"/>
+              <w:right w:val="single" w:sz="6" w:space="0" w:color="D0D5DD"/>
+            </w:tcBorders>
+            <w:tcMar>
+              <w:top w:w="90" w:type="dxa"/>
+              <w:bottom w:w="90" w:type="dxa"/>
+              <w:left w:w="120" w:type="dxa"/>
+              <w:right w:w="120" w:type="dxa"/>
+            </w:tcMar>
+          </w:tcPr>
+          <w:p>
+            <w:pPr>
+              <w:jc w:val="left"/>
+              <w:spacing w:line="240" w:lineRule="auto" w:before="60" w:after="60"/>
+            </w:pPr>
+            <w:r>
+              <w:t>数字（可点击链接）</w:t>
+            </w:r>
+          </w:p>
+        </w:tc>
+        <w:tc>
+          <w:tcPr>
+            <w:tcW w:type="dxa" w:w="2880"/>
+            <w:vAlign w:val="center"/>
+            <w:tcBorders>
+              <w:top w:val="single" w:sz="6" w:space="0" w:color="D0D5DD"/>
+              <w:bottom w:val="single" w:sz="6" w:space="0" w:color="D0D5DD"/>
+              <w:left w:val="single" w:sz="6" w:space="0" w:color="D0D5DD"/>
+              <w:right w:val="single" w:sz="6" w:space="0" w:color="D0D5DD"/>
+            </w:tcBorders>
+            <w:tcMar>
+              <w:top w:w="90" w:type="dxa"/>
+              <w:bottom w:w="90" w:type="dxa"/>
+              <w:left w:w="120" w:type="dxa"/>
+              <w:right w:w="120" w:type="dxa"/>
+            </w:tcMar>
+          </w:tcPr>
+          <w:p>
+            <w:pPr>
+              <w:jc w:val="left"/>
+              <w:spacing w:line="240" w:lineRule="auto" w:before="60" w:after="60"/>
+            </w:pPr>
+            <w:r>
+              <w:t>打开该用户已分配账号抽屉</w:t>
+            </w:r>
+          </w:p>
+        </w:tc>
+      </w:tr>
+      <w:tr>
+        <w:tc>
+          <w:tcPr>
+            <w:tcW w:type="dxa" w:w="2880"/>
+            <w:vAlign w:val="center"/>
+            <w:tcBorders>
+              <w:top w:val="single" w:sz="6" w:space="0" w:color="D0D5DD"/>
+              <w:bottom w:val="single" w:sz="6" w:space="0" w:color="D0D5DD"/>
+              <w:left w:val="single" w:sz="6" w:space="0" w:color="D0D5DD"/>
+              <w:right w:val="single" w:sz="6" w:space="0" w:color="D0D5DD"/>
+            </w:tcBorders>
+            <w:tcMar>
+              <w:top w:w="90" w:type="dxa"/>
+              <w:bottom w:w="90" w:type="dxa"/>
+              <w:left w:w="120" w:type="dxa"/>
+              <w:right w:w="120" w:type="dxa"/>
+            </w:tcMar>
+          </w:tcPr>
+          <w:p>
+            <w:pPr>
+              <w:jc w:val="left"/>
+              <w:spacing w:line="240" w:lineRule="auto" w:before="60" w:after="60"/>
+            </w:pPr>
+            <w:r>
+              <w:t>操作</w:t>
+            </w:r>
+          </w:p>
+        </w:tc>
+        <w:tc>
+          <w:tcPr>
+            <w:tcW w:type="dxa" w:w="2880"/>
+            <w:vAlign w:val="center"/>
+            <w:tcBorders>
+              <w:top w:val="single" w:sz="6" w:space="0" w:color="D0D5DD"/>
+              <w:bottom w:val="single" w:sz="6" w:space="0" w:color="D0D5DD"/>
+              <w:left w:val="single" w:sz="6" w:space="0" w:color="D0D5DD"/>
+              <w:right w:val="single" w:sz="6" w:space="0" w:color="D0D5DD"/>
+            </w:tcBorders>
+            <w:tcMar>
+              <w:top w:w="90" w:type="dxa"/>
+              <w:bottom w:w="90" w:type="dxa"/>
+              <w:left w:w="120" w:type="dxa"/>
+              <w:right w:w="120" w:type="dxa"/>
+            </w:tcMar>
+          </w:tcPr>
+          <w:p>
+            <w:pPr>
+              <w:jc w:val="left"/>
+              <w:spacing w:line="240" w:lineRule="auto" w:before="60" w:after="60"/>
+            </w:pPr>
+            <w:r>
+              <w:t>按钮</w:t>
+            </w:r>
+          </w:p>
+        </w:tc>
+        <w:tc>
+          <w:tcPr>
+            <w:tcW w:type="dxa" w:w="2880"/>
+            <w:vAlign w:val="center"/>
+            <w:tcBorders>
+              <w:top w:val="single" w:sz="6" w:space="0" w:color="D0D5DD"/>
+              <w:bottom w:val="single" w:sz="6" w:space="0" w:color="D0D5DD"/>
+              <w:left w:val="single" w:sz="6" w:space="0" w:color="D0D5DD"/>
+              <w:right w:val="single" w:sz="6" w:space="0" w:color="D0D5DD"/>
+            </w:tcBorders>
+            <w:tcMar>
+              <w:top w:w="90" w:type="dxa"/>
+              <w:bottom w:w="90" w:type="dxa"/>
+              <w:left w:w="120" w:type="dxa"/>
+              <w:right w:w="120" w:type="dxa"/>
+            </w:tcMar>
+          </w:tcPr>
+          <w:p>
+            <w:pPr>
+              <w:jc w:val="left"/>
+              <w:spacing w:line="240" w:lineRule="auto" w:before="60" w:after="60"/>
+            </w:pPr>
+            <w:r>
+              <w:t>「分配</w:t>
+            </w:r>
+            <w:r>
+              <w:t xml:space="preserve"> </w:t>
+            </w:r>
+            <w:r>
+              <w:t xml:space="preserve"> TikTok </w:t>
+            </w:r>
+            <w:r>
+              <w:t xml:space="preserve"> </w:t>
+            </w:r>
+            <w:r>
+              <w:t>账号」</w:t>
+            </w:r>
+          </w:p>
+        </w:tc>
+      </w:tr>
+    </w:tbl>
+    <w:p>
+      <w:r/>
+    </w:p>
+    <w:p>
+      <w:pPr/>
+      <w:r>
+        <w:rPr>
+          <w:rFonts w:ascii="Microsoft YaHei" w:eastAsia="Microsoft YaHei" w:hAnsi="Microsoft YaHei" w:cs="Microsoft YaHei" w:hint="eastAsia"/>
+          <w:lang w:eastAsia="zh-CN"/>
+        </w:rPr>
+        <w:t>抽屉顶部工具条显示「已选择</w:t>
+      </w:r>
+      <w:r>
+        <w:t xml:space="preserve"> X </w:t>
+      </w:r>
+      <w:r>
+        <w:rPr>
+          <w:rFonts w:ascii="Microsoft YaHei" w:eastAsia="Microsoft YaHei" w:hAnsi="Microsoft YaHei" w:cs="Microsoft YaHei" w:hint="eastAsia"/>
+          <w:lang w:eastAsia="zh-CN"/>
+        </w:rPr>
+        <w:t>个用户」与「分配</w:t>
+      </w:r>
+      <w:r>
+        <w:t>TikTok</w:t>
+      </w:r>
+      <w:r>
+        <w:rPr>
+          <w:rFonts w:ascii="Microsoft YaHei" w:eastAsia="Microsoft YaHei" w:hAnsi="Microsoft YaHei" w:cs="Microsoft YaHei" w:hint="eastAsia"/>
+          <w:lang w:eastAsia="zh-CN"/>
+        </w:rPr>
+        <w:t>」按钮。</w:t>
+      </w:r>
+      <w:r/>
+    </w:p>
+    <w:p>
+      <w:pPr/>
+      <w:r>
+        <w:rPr>
+          <w:rFonts w:ascii="Microsoft YaHei" w:eastAsia="Microsoft YaHei" w:hAnsi="Microsoft YaHei" w:cs="Microsoft YaHei" w:hint="eastAsia"/>
+          <w:b/>
+          <w:lang w:eastAsia="zh-CN"/>
+        </w:rPr>
         <w:t>数据来源（调用接口）</w:t>
       </w:r>
       <w:r/>
@@ -3948,6 +4970,401 @@
           <w:b/>
           <w:lang w:eastAsia="zh-CN"/>
         </w:rPr>
+        <w:t>表格字段</w:t>
+      </w:r>
+      <w:r/>
+    </w:p>
+    <w:tbl>
+      <w:tblPr>
+        <w:tblW w:type="pct" w:w="5000"/>
+        <w:tblLook w:firstColumn="1" w:firstRow="1" w:lastColumn="0" w:lastRow="0" w:noHBand="0" w:noVBand="1" w:val="04A0"/>
+        <w:tblLayout w:type="autofit"/>
+      </w:tblPr>
+      <w:tblGrid>
+        <w:gridCol w:w="2880"/>
+        <w:gridCol w:w="2880"/>
+        <w:gridCol w:w="2880"/>
+      </w:tblGrid>
+      <w:tr>
+        <w:tc>
+          <w:tcPr>
+            <w:tcW w:type="dxa" w:w="2880"/>
+            <w:vAlign w:val="center"/>
+            <w:tcBorders>
+              <w:top w:val="single" w:sz="6" w:space="0" w:color="D0D5DD"/>
+              <w:bottom w:val="single" w:sz="6" w:space="0" w:color="D0D5DD"/>
+              <w:left w:val="single" w:sz="6" w:space="0" w:color="D0D5DD"/>
+              <w:right w:val="single" w:sz="6" w:space="0" w:color="D0D5DD"/>
+            </w:tcBorders>
+            <w:shd w:val="clear" w:color="auto" w:fill="F8FAFC"/>
+            <w:tcMar>
+              <w:top w:w="90" w:type="dxa"/>
+              <w:bottom w:w="90" w:type="dxa"/>
+              <w:left w:w="120" w:type="dxa"/>
+              <w:right w:w="120" w:type="dxa"/>
+            </w:tcMar>
+          </w:tcPr>
+          <w:p>
+            <w:pPr>
+              <w:jc w:val="left"/>
+              <w:spacing w:line="240" w:lineRule="auto" w:before="60" w:after="60"/>
+            </w:pPr>
+            <w:r>
+              <w:rPr>
+                <w:b/>
+              </w:rPr>
+              <w:t>字段</w:t>
+            </w:r>
+          </w:p>
+        </w:tc>
+        <w:tc>
+          <w:tcPr>
+            <w:tcW w:type="dxa" w:w="2880"/>
+            <w:vAlign w:val="center"/>
+            <w:tcBorders>
+              <w:top w:val="single" w:sz="6" w:space="0" w:color="D0D5DD"/>
+              <w:bottom w:val="single" w:sz="6" w:space="0" w:color="D0D5DD"/>
+              <w:left w:val="single" w:sz="6" w:space="0" w:color="D0D5DD"/>
+              <w:right w:val="single" w:sz="6" w:space="0" w:color="D0D5DD"/>
+            </w:tcBorders>
+            <w:shd w:val="clear" w:color="auto" w:fill="F8FAFC"/>
+            <w:tcMar>
+              <w:top w:w="90" w:type="dxa"/>
+              <w:bottom w:w="90" w:type="dxa"/>
+              <w:left w:w="120" w:type="dxa"/>
+              <w:right w:w="120" w:type="dxa"/>
+            </w:tcMar>
+          </w:tcPr>
+          <w:p>
+            <w:pPr>
+              <w:jc w:val="left"/>
+              <w:spacing w:line="240" w:lineRule="auto" w:before="60" w:after="60"/>
+            </w:pPr>
+            <w:r>
+              <w:rPr>
+                <w:b/>
+              </w:rPr>
+              <w:t>展示形态</w:t>
+            </w:r>
+          </w:p>
+        </w:tc>
+        <w:tc>
+          <w:tcPr>
+            <w:tcW w:type="dxa" w:w="2880"/>
+            <w:vAlign w:val="center"/>
+            <w:tcBorders>
+              <w:top w:val="single" w:sz="6" w:space="0" w:color="D0D5DD"/>
+              <w:bottom w:val="single" w:sz="6" w:space="0" w:color="D0D5DD"/>
+              <w:left w:val="single" w:sz="6" w:space="0" w:color="D0D5DD"/>
+              <w:right w:val="single" w:sz="6" w:space="0" w:color="D0D5DD"/>
+            </w:tcBorders>
+            <w:shd w:val="clear" w:color="auto" w:fill="F8FAFC"/>
+            <w:tcMar>
+              <w:top w:w="90" w:type="dxa"/>
+              <w:bottom w:w="90" w:type="dxa"/>
+              <w:left w:w="120" w:type="dxa"/>
+              <w:right w:w="120" w:type="dxa"/>
+            </w:tcMar>
+          </w:tcPr>
+          <w:p>
+            <w:pPr>
+              <w:jc w:val="left"/>
+              <w:spacing w:line="240" w:lineRule="auto" w:before="60" w:after="60"/>
+            </w:pPr>
+            <w:r>
+              <w:rPr>
+                <w:b/>
+              </w:rPr>
+              <w:t>说明</w:t>
+            </w:r>
+          </w:p>
+        </w:tc>
+      </w:tr>
+      <w:tr>
+        <w:tc>
+          <w:tcPr>
+            <w:tcW w:type="dxa" w:w="2880"/>
+            <w:vAlign w:val="center"/>
+            <w:tcBorders>
+              <w:top w:val="single" w:sz="6" w:space="0" w:color="D0D5DD"/>
+              <w:bottom w:val="single" w:sz="6" w:space="0" w:color="D0D5DD"/>
+              <w:left w:val="single" w:sz="6" w:space="0" w:color="D0D5DD"/>
+              <w:right w:val="single" w:sz="6" w:space="0" w:color="D0D5DD"/>
+            </w:tcBorders>
+            <w:tcMar>
+              <w:top w:w="90" w:type="dxa"/>
+              <w:bottom w:w="90" w:type="dxa"/>
+              <w:left w:w="120" w:type="dxa"/>
+              <w:right w:w="120" w:type="dxa"/>
+            </w:tcMar>
+          </w:tcPr>
+          <w:p>
+            <w:pPr>
+              <w:jc w:val="left"/>
+              <w:spacing w:line="240" w:lineRule="auto" w:before="60" w:after="60"/>
+            </w:pPr>
+            <w:r>
+              <w:t>选择列</w:t>
+            </w:r>
+          </w:p>
+        </w:tc>
+        <w:tc>
+          <w:tcPr>
+            <w:tcW w:type="dxa" w:w="2880"/>
+            <w:vAlign w:val="center"/>
+            <w:tcBorders>
+              <w:top w:val="single" w:sz="6" w:space="0" w:color="D0D5DD"/>
+              <w:bottom w:val="single" w:sz="6" w:space="0" w:color="D0D5DD"/>
+              <w:left w:val="single" w:sz="6" w:space="0" w:color="D0D5DD"/>
+              <w:right w:val="single" w:sz="6" w:space="0" w:color="D0D5DD"/>
+            </w:tcBorders>
+            <w:tcMar>
+              <w:top w:w="90" w:type="dxa"/>
+              <w:bottom w:w="90" w:type="dxa"/>
+              <w:left w:w="120" w:type="dxa"/>
+              <w:right w:w="120" w:type="dxa"/>
+            </w:tcMar>
+          </w:tcPr>
+          <w:p>
+            <w:pPr>
+              <w:jc w:val="left"/>
+              <w:spacing w:line="240" w:lineRule="auto" w:before="60" w:after="60"/>
+            </w:pPr>
+            <w:r>
+              <w:t>复选框</w:t>
+            </w:r>
+          </w:p>
+        </w:tc>
+        <w:tc>
+          <w:tcPr>
+            <w:tcW w:type="dxa" w:w="2880"/>
+            <w:vAlign w:val="center"/>
+            <w:tcBorders>
+              <w:top w:val="single" w:sz="6" w:space="0" w:color="D0D5DD"/>
+              <w:bottom w:val="single" w:sz="6" w:space="0" w:color="D0D5DD"/>
+              <w:left w:val="single" w:sz="6" w:space="0" w:color="D0D5DD"/>
+              <w:right w:val="single" w:sz="6" w:space="0" w:color="D0D5DD"/>
+            </w:tcBorders>
+            <w:tcMar>
+              <w:top w:w="90" w:type="dxa"/>
+              <w:bottom w:w="90" w:type="dxa"/>
+              <w:left w:w="120" w:type="dxa"/>
+              <w:right w:w="120" w:type="dxa"/>
+            </w:tcMar>
+          </w:tcPr>
+          <w:p>
+            <w:pPr>
+              <w:jc w:val="left"/>
+              <w:spacing w:line="240" w:lineRule="auto" w:before="60" w:after="60"/>
+            </w:pPr>
+            <w:r>
+              <w:t>已分配给该用户的账号禁用并标注「已分配」，全选自动跳过</w:t>
+            </w:r>
+          </w:p>
+        </w:tc>
+      </w:tr>
+      <w:tr>
+        <w:tc>
+          <w:tcPr>
+            <w:tcW w:type="dxa" w:w="2880"/>
+            <w:vAlign w:val="center"/>
+            <w:tcBorders>
+              <w:top w:val="single" w:sz="6" w:space="0" w:color="D0D5DD"/>
+              <w:bottom w:val="single" w:sz="6" w:space="0" w:color="D0D5DD"/>
+              <w:left w:val="single" w:sz="6" w:space="0" w:color="D0D5DD"/>
+              <w:right w:val="single" w:sz="6" w:space="0" w:color="D0D5DD"/>
+            </w:tcBorders>
+            <w:tcMar>
+              <w:top w:w="90" w:type="dxa"/>
+              <w:bottom w:w="90" w:type="dxa"/>
+              <w:left w:w="120" w:type="dxa"/>
+              <w:right w:w="120" w:type="dxa"/>
+            </w:tcMar>
+          </w:tcPr>
+          <w:p>
+            <w:pPr>
+              <w:jc w:val="left"/>
+              <w:spacing w:line="240" w:lineRule="auto" w:before="60" w:after="60"/>
+            </w:pPr>
+            <w:r>
+              <w:t xml:space="preserve">TikTok </w:t>
+            </w:r>
+            <w:r>
+              <w:t xml:space="preserve"> </w:t>
+            </w:r>
+            <w:r>
+              <w:t>账号</w:t>
+            </w:r>
+          </w:p>
+        </w:tc>
+        <w:tc>
+          <w:tcPr>
+            <w:tcW w:type="dxa" w:w="2880"/>
+            <w:vAlign w:val="center"/>
+            <w:tcBorders>
+              <w:top w:val="single" w:sz="6" w:space="0" w:color="D0D5DD"/>
+              <w:bottom w:val="single" w:sz="6" w:space="0" w:color="D0D5DD"/>
+              <w:left w:val="single" w:sz="6" w:space="0" w:color="D0D5DD"/>
+              <w:right w:val="single" w:sz="6" w:space="0" w:color="D0D5DD"/>
+            </w:tcBorders>
+            <w:tcMar>
+              <w:top w:w="90" w:type="dxa"/>
+              <w:bottom w:w="90" w:type="dxa"/>
+              <w:left w:w="120" w:type="dxa"/>
+              <w:right w:w="120" w:type="dxa"/>
+            </w:tcMar>
+          </w:tcPr>
+          <w:p>
+            <w:pPr>
+              <w:jc w:val="left"/>
+              <w:spacing w:line="240" w:lineRule="auto" w:before="60" w:after="60"/>
+            </w:pPr>
+            <w:r>
+              <w:t>头像</w:t>
+            </w:r>
+            <w:r>
+              <w:t xml:space="preserve"> </w:t>
+            </w:r>
+            <w:r>
+              <w:t xml:space="preserve"> + </w:t>
+            </w:r>
+            <w:r>
+              <w:t xml:space="preserve"> </w:t>
+            </w:r>
+            <w:r>
+              <w:t>名称</w:t>
+            </w:r>
+            <w:r>
+              <w:t xml:space="preserve"> </w:t>
+            </w:r>
+            <w:r>
+              <w:t xml:space="preserve"> + handle</w:t>
+            </w:r>
+          </w:p>
+        </w:tc>
+        <w:tc>
+          <w:tcPr>
+            <w:tcW w:type="dxa" w:w="2880"/>
+            <w:vAlign w:val="center"/>
+            <w:tcBorders>
+              <w:top w:val="single" w:sz="6" w:space="0" w:color="D0D5DD"/>
+              <w:bottom w:val="single" w:sz="6" w:space="0" w:color="D0D5DD"/>
+              <w:left w:val="single" w:sz="6" w:space="0" w:color="D0D5DD"/>
+              <w:right w:val="single" w:sz="6" w:space="0" w:color="D0D5DD"/>
+            </w:tcBorders>
+            <w:tcMar>
+              <w:top w:w="90" w:type="dxa"/>
+              <w:bottom w:w="90" w:type="dxa"/>
+              <w:left w:w="120" w:type="dxa"/>
+              <w:right w:w="120" w:type="dxa"/>
+            </w:tcMar>
+          </w:tcPr>
+          <w:p>
+            <w:pPr>
+              <w:jc w:val="left"/>
+              <w:spacing w:line="240" w:lineRule="auto" w:before="60" w:after="60"/>
+            </w:pPr>
+            <w:r>
+              <w:t>组合展示账号信息</w:t>
+            </w:r>
+          </w:p>
+        </w:tc>
+      </w:tr>
+      <w:tr>
+        <w:tc>
+          <w:tcPr>
+            <w:tcW w:type="dxa" w:w="2880"/>
+            <w:vAlign w:val="center"/>
+            <w:tcBorders>
+              <w:top w:val="single" w:sz="6" w:space="0" w:color="D0D5DD"/>
+              <w:bottom w:val="single" w:sz="6" w:space="0" w:color="D0D5DD"/>
+              <w:left w:val="single" w:sz="6" w:space="0" w:color="D0D5DD"/>
+              <w:right w:val="single" w:sz="6" w:space="0" w:color="D0D5DD"/>
+            </w:tcBorders>
+            <w:tcMar>
+              <w:top w:w="90" w:type="dxa"/>
+              <w:bottom w:w="90" w:type="dxa"/>
+              <w:left w:w="120" w:type="dxa"/>
+              <w:right w:w="120" w:type="dxa"/>
+            </w:tcMar>
+          </w:tcPr>
+          <w:p>
+            <w:pPr>
+              <w:jc w:val="left"/>
+              <w:spacing w:line="240" w:lineRule="auto" w:before="60" w:after="60"/>
+            </w:pPr>
+            <w:r>
+              <w:t>语言</w:t>
+            </w:r>
+          </w:p>
+        </w:tc>
+        <w:tc>
+          <w:tcPr>
+            <w:tcW w:type="dxa" w:w="2880"/>
+            <w:vAlign w:val="center"/>
+            <w:tcBorders>
+              <w:top w:val="single" w:sz="6" w:space="0" w:color="D0D5DD"/>
+              <w:bottom w:val="single" w:sz="6" w:space="0" w:color="D0D5DD"/>
+              <w:left w:val="single" w:sz="6" w:space="0" w:color="D0D5DD"/>
+              <w:right w:val="single" w:sz="6" w:space="0" w:color="D0D5DD"/>
+            </w:tcBorders>
+            <w:tcMar>
+              <w:top w:w="90" w:type="dxa"/>
+              <w:bottom w:w="90" w:type="dxa"/>
+              <w:left w:w="120" w:type="dxa"/>
+              <w:right w:w="120" w:type="dxa"/>
+            </w:tcMar>
+          </w:tcPr>
+          <w:p>
+            <w:pPr>
+              <w:jc w:val="left"/>
+              <w:spacing w:line="240" w:lineRule="auto" w:before="60" w:after="60"/>
+            </w:pPr>
+            <w:r>
+              <w:t>文本</w:t>
+            </w:r>
+          </w:p>
+        </w:tc>
+        <w:tc>
+          <w:tcPr>
+            <w:tcW w:type="dxa" w:w="2880"/>
+            <w:vAlign w:val="center"/>
+            <w:tcBorders>
+              <w:top w:val="single" w:sz="6" w:space="0" w:color="D0D5DD"/>
+              <w:bottom w:val="single" w:sz="6" w:space="0" w:color="D0D5DD"/>
+              <w:left w:val="single" w:sz="6" w:space="0" w:color="D0D5DD"/>
+              <w:right w:val="single" w:sz="6" w:space="0" w:color="D0D5DD"/>
+            </w:tcBorders>
+            <w:tcMar>
+              <w:top w:w="90" w:type="dxa"/>
+              <w:bottom w:w="90" w:type="dxa"/>
+              <w:left w:w="120" w:type="dxa"/>
+              <w:right w:w="120" w:type="dxa"/>
+            </w:tcMar>
+          </w:tcPr>
+          <w:p>
+            <w:pPr>
+              <w:jc w:val="left"/>
+              <w:spacing w:line="240" w:lineRule="auto" w:before="60" w:after="60"/>
+            </w:pPr>
+            <w:r>
+              <w:t>账号语言</w:t>
+            </w:r>
+          </w:p>
+        </w:tc>
+      </w:tr>
+    </w:tbl>
+    <w:p>
+      <w:r/>
+    </w:p>
+    <w:p>
+      <w:pPr/>
+      <w:r>
+        <w:rPr>
+          <w:rFonts w:ascii="Microsoft YaHei" w:eastAsia="Microsoft YaHei" w:hAnsi="Microsoft YaHei" w:cs="Microsoft YaHei" w:hint="eastAsia"/>
+          <w:b/>
+          <w:lang w:eastAsia="zh-CN"/>
+        </w:rPr>
         <w:t>数据来源（调用接口）</w:t>
       </w:r>
       <w:r/>
@@ -4506,6 +5923,432 @@
           <w:b/>
           <w:lang w:eastAsia="zh-CN"/>
         </w:rPr>
+        <w:t>表格字段</w:t>
+      </w:r>
+      <w:r/>
+    </w:p>
+    <w:tbl>
+      <w:tblPr>
+        <w:tblW w:type="pct" w:w="5000"/>
+        <w:tblLook w:firstColumn="1" w:firstRow="1" w:lastColumn="0" w:lastRow="0" w:noHBand="0" w:noVBand="1" w:val="04A0"/>
+        <w:tblLayout w:type="autofit"/>
+      </w:tblPr>
+      <w:tblGrid>
+        <w:gridCol w:w="2880"/>
+        <w:gridCol w:w="2880"/>
+        <w:gridCol w:w="2880"/>
+      </w:tblGrid>
+      <w:tr>
+        <w:tc>
+          <w:tcPr>
+            <w:tcW w:type="dxa" w:w="2880"/>
+            <w:vAlign w:val="center"/>
+            <w:tcBorders>
+              <w:top w:val="single" w:sz="6" w:space="0" w:color="D0D5DD"/>
+              <w:bottom w:val="single" w:sz="6" w:space="0" w:color="D0D5DD"/>
+              <w:left w:val="single" w:sz="6" w:space="0" w:color="D0D5DD"/>
+              <w:right w:val="single" w:sz="6" w:space="0" w:color="D0D5DD"/>
+            </w:tcBorders>
+            <w:shd w:val="clear" w:color="auto" w:fill="F8FAFC"/>
+            <w:tcMar>
+              <w:top w:w="90" w:type="dxa"/>
+              <w:bottom w:w="90" w:type="dxa"/>
+              <w:left w:w="120" w:type="dxa"/>
+              <w:right w:w="120" w:type="dxa"/>
+            </w:tcMar>
+          </w:tcPr>
+          <w:p>
+            <w:pPr>
+              <w:jc w:val="left"/>
+              <w:spacing w:line="240" w:lineRule="auto" w:before="60" w:after="60"/>
+            </w:pPr>
+            <w:r>
+              <w:rPr>
+                <w:b/>
+              </w:rPr>
+              <w:t>字段</w:t>
+            </w:r>
+          </w:p>
+        </w:tc>
+        <w:tc>
+          <w:tcPr>
+            <w:tcW w:type="dxa" w:w="2880"/>
+            <w:vAlign w:val="center"/>
+            <w:tcBorders>
+              <w:top w:val="single" w:sz="6" w:space="0" w:color="D0D5DD"/>
+              <w:bottom w:val="single" w:sz="6" w:space="0" w:color="D0D5DD"/>
+              <w:left w:val="single" w:sz="6" w:space="0" w:color="D0D5DD"/>
+              <w:right w:val="single" w:sz="6" w:space="0" w:color="D0D5DD"/>
+            </w:tcBorders>
+            <w:shd w:val="clear" w:color="auto" w:fill="F8FAFC"/>
+            <w:tcMar>
+              <w:top w:w="90" w:type="dxa"/>
+              <w:bottom w:w="90" w:type="dxa"/>
+              <w:left w:w="120" w:type="dxa"/>
+              <w:right w:w="120" w:type="dxa"/>
+            </w:tcMar>
+          </w:tcPr>
+          <w:p>
+            <w:pPr>
+              <w:jc w:val="left"/>
+              <w:spacing w:line="240" w:lineRule="auto" w:before="60" w:after="60"/>
+            </w:pPr>
+            <w:r>
+              <w:rPr>
+                <w:b/>
+              </w:rPr>
+              <w:t>展示形态</w:t>
+            </w:r>
+          </w:p>
+        </w:tc>
+        <w:tc>
+          <w:tcPr>
+            <w:tcW w:type="dxa" w:w="2880"/>
+            <w:vAlign w:val="center"/>
+            <w:tcBorders>
+              <w:top w:val="single" w:sz="6" w:space="0" w:color="D0D5DD"/>
+              <w:bottom w:val="single" w:sz="6" w:space="0" w:color="D0D5DD"/>
+              <w:left w:val="single" w:sz="6" w:space="0" w:color="D0D5DD"/>
+              <w:right w:val="single" w:sz="6" w:space="0" w:color="D0D5DD"/>
+            </w:tcBorders>
+            <w:shd w:val="clear" w:color="auto" w:fill="F8FAFC"/>
+            <w:tcMar>
+              <w:top w:w="90" w:type="dxa"/>
+              <w:bottom w:w="90" w:type="dxa"/>
+              <w:left w:w="120" w:type="dxa"/>
+              <w:right w:w="120" w:type="dxa"/>
+            </w:tcMar>
+          </w:tcPr>
+          <w:p>
+            <w:pPr>
+              <w:jc w:val="left"/>
+              <w:spacing w:line="240" w:lineRule="auto" w:before="60" w:after="60"/>
+            </w:pPr>
+            <w:r>
+              <w:rPr>
+                <w:b/>
+              </w:rPr>
+              <w:t>说明</w:t>
+            </w:r>
+          </w:p>
+        </w:tc>
+      </w:tr>
+      <w:tr>
+        <w:tc>
+          <w:tcPr>
+            <w:tcW w:type="dxa" w:w="2880"/>
+            <w:vAlign w:val="center"/>
+            <w:tcBorders>
+              <w:top w:val="single" w:sz="6" w:space="0" w:color="D0D5DD"/>
+              <w:bottom w:val="single" w:sz="6" w:space="0" w:color="D0D5DD"/>
+              <w:left w:val="single" w:sz="6" w:space="0" w:color="D0D5DD"/>
+              <w:right w:val="single" w:sz="6" w:space="0" w:color="D0D5DD"/>
+            </w:tcBorders>
+            <w:tcMar>
+              <w:top w:w="90" w:type="dxa"/>
+              <w:bottom w:w="90" w:type="dxa"/>
+              <w:left w:w="120" w:type="dxa"/>
+              <w:right w:w="120" w:type="dxa"/>
+            </w:tcMar>
+          </w:tcPr>
+          <w:p>
+            <w:pPr>
+              <w:jc w:val="left"/>
+              <w:spacing w:line="240" w:lineRule="auto" w:before="60" w:after="60"/>
+            </w:pPr>
+            <w:r>
+              <w:t>选择列</w:t>
+            </w:r>
+          </w:p>
+        </w:tc>
+        <w:tc>
+          <w:tcPr>
+            <w:tcW w:type="dxa" w:w="2880"/>
+            <w:vAlign w:val="center"/>
+            <w:tcBorders>
+              <w:top w:val="single" w:sz="6" w:space="0" w:color="D0D5DD"/>
+              <w:bottom w:val="single" w:sz="6" w:space="0" w:color="D0D5DD"/>
+              <w:left w:val="single" w:sz="6" w:space="0" w:color="D0D5DD"/>
+              <w:right w:val="single" w:sz="6" w:space="0" w:color="D0D5DD"/>
+            </w:tcBorders>
+            <w:tcMar>
+              <w:top w:w="90" w:type="dxa"/>
+              <w:bottom w:w="90" w:type="dxa"/>
+              <w:left w:w="120" w:type="dxa"/>
+              <w:right w:w="120" w:type="dxa"/>
+            </w:tcMar>
+          </w:tcPr>
+          <w:p>
+            <w:pPr>
+              <w:jc w:val="left"/>
+              <w:spacing w:line="240" w:lineRule="auto" w:before="60" w:after="60"/>
+            </w:pPr>
+            <w:r>
+              <w:t>复选框</w:t>
+            </w:r>
+          </w:p>
+        </w:tc>
+        <w:tc>
+          <w:tcPr>
+            <w:tcW w:type="dxa" w:w="2880"/>
+            <w:vAlign w:val="center"/>
+            <w:tcBorders>
+              <w:top w:val="single" w:sz="6" w:space="0" w:color="D0D5DD"/>
+              <w:bottom w:val="single" w:sz="6" w:space="0" w:color="D0D5DD"/>
+              <w:left w:val="single" w:sz="6" w:space="0" w:color="D0D5DD"/>
+              <w:right w:val="single" w:sz="6" w:space="0" w:color="D0D5DD"/>
+            </w:tcBorders>
+            <w:tcMar>
+              <w:top w:w="90" w:type="dxa"/>
+              <w:bottom w:w="90" w:type="dxa"/>
+              <w:left w:w="120" w:type="dxa"/>
+              <w:right w:w="120" w:type="dxa"/>
+            </w:tcMar>
+          </w:tcPr>
+          <w:p>
+            <w:pPr>
+              <w:jc w:val="left"/>
+              <w:spacing w:line="240" w:lineRule="auto" w:before="60" w:after="60"/>
+            </w:pPr>
+            <w:r>
+              <w:t>固定显示，表头支持全选；不展示「已分配」状态，是否已分配由后端自动判断</w:t>
+            </w:r>
+          </w:p>
+        </w:tc>
+      </w:tr>
+      <w:tr>
+        <w:tc>
+          <w:tcPr>
+            <w:tcW w:type="dxa" w:w="2880"/>
+            <w:vAlign w:val="center"/>
+            <w:tcBorders>
+              <w:top w:val="single" w:sz="6" w:space="0" w:color="D0D5DD"/>
+              <w:bottom w:val="single" w:sz="6" w:space="0" w:color="D0D5DD"/>
+              <w:left w:val="single" w:sz="6" w:space="0" w:color="D0D5DD"/>
+              <w:right w:val="single" w:sz="6" w:space="0" w:color="D0D5DD"/>
+            </w:tcBorders>
+            <w:tcMar>
+              <w:top w:w="90" w:type="dxa"/>
+              <w:bottom w:w="90" w:type="dxa"/>
+              <w:left w:w="120" w:type="dxa"/>
+              <w:right w:w="120" w:type="dxa"/>
+            </w:tcMar>
+          </w:tcPr>
+          <w:p>
+            <w:pPr>
+              <w:jc w:val="left"/>
+              <w:spacing w:line="240" w:lineRule="auto" w:before="60" w:after="60"/>
+            </w:pPr>
+            <w:r>
+              <w:t xml:space="preserve">TikTok </w:t>
+            </w:r>
+            <w:r>
+              <w:t xml:space="preserve"> </w:t>
+            </w:r>
+            <w:r>
+              <w:t>账号</w:t>
+            </w:r>
+          </w:p>
+        </w:tc>
+        <w:tc>
+          <w:tcPr>
+            <w:tcW w:type="dxa" w:w="2880"/>
+            <w:vAlign w:val="center"/>
+            <w:tcBorders>
+              <w:top w:val="single" w:sz="6" w:space="0" w:color="D0D5DD"/>
+              <w:bottom w:val="single" w:sz="6" w:space="0" w:color="D0D5DD"/>
+              <w:left w:val="single" w:sz="6" w:space="0" w:color="D0D5DD"/>
+              <w:right w:val="single" w:sz="6" w:space="0" w:color="D0D5DD"/>
+            </w:tcBorders>
+            <w:tcMar>
+              <w:top w:w="90" w:type="dxa"/>
+              <w:bottom w:w="90" w:type="dxa"/>
+              <w:left w:w="120" w:type="dxa"/>
+              <w:right w:w="120" w:type="dxa"/>
+            </w:tcMar>
+          </w:tcPr>
+          <w:p>
+            <w:pPr>
+              <w:jc w:val="left"/>
+              <w:spacing w:line="240" w:lineRule="auto" w:before="60" w:after="60"/>
+            </w:pPr>
+            <w:r>
+              <w:t>头像</w:t>
+            </w:r>
+            <w:r>
+              <w:t xml:space="preserve"> </w:t>
+            </w:r>
+            <w:r>
+              <w:t xml:space="preserve"> + </w:t>
+            </w:r>
+            <w:r>
+              <w:t xml:space="preserve"> </w:t>
+            </w:r>
+            <w:r>
+              <w:t>名称</w:t>
+            </w:r>
+            <w:r>
+              <w:t xml:space="preserve"> </w:t>
+            </w:r>
+            <w:r>
+              <w:t xml:space="preserve"> + handle</w:t>
+            </w:r>
+          </w:p>
+        </w:tc>
+        <w:tc>
+          <w:tcPr>
+            <w:tcW w:type="dxa" w:w="2880"/>
+            <w:vAlign w:val="center"/>
+            <w:tcBorders>
+              <w:top w:val="single" w:sz="6" w:space="0" w:color="D0D5DD"/>
+              <w:bottom w:val="single" w:sz="6" w:space="0" w:color="D0D5DD"/>
+              <w:left w:val="single" w:sz="6" w:space="0" w:color="D0D5DD"/>
+              <w:right w:val="single" w:sz="6" w:space="0" w:color="D0D5DD"/>
+            </w:tcBorders>
+            <w:tcMar>
+              <w:top w:w="90" w:type="dxa"/>
+              <w:bottom w:w="90" w:type="dxa"/>
+              <w:left w:w="120" w:type="dxa"/>
+              <w:right w:w="120" w:type="dxa"/>
+            </w:tcMar>
+          </w:tcPr>
+          <w:p>
+            <w:pPr>
+              <w:jc w:val="left"/>
+              <w:spacing w:line="240" w:lineRule="auto" w:before="60" w:after="60"/>
+            </w:pPr>
+            <w:r>
+              <w:t>组合展示账号信息</w:t>
+            </w:r>
+          </w:p>
+        </w:tc>
+      </w:tr>
+      <w:tr>
+        <w:tc>
+          <w:tcPr>
+            <w:tcW w:type="dxa" w:w="2880"/>
+            <w:vAlign w:val="center"/>
+            <w:tcBorders>
+              <w:top w:val="single" w:sz="6" w:space="0" w:color="D0D5DD"/>
+              <w:bottom w:val="single" w:sz="6" w:space="0" w:color="D0D5DD"/>
+              <w:left w:val="single" w:sz="6" w:space="0" w:color="D0D5DD"/>
+              <w:right w:val="single" w:sz="6" w:space="0" w:color="D0D5DD"/>
+            </w:tcBorders>
+            <w:tcMar>
+              <w:top w:w="90" w:type="dxa"/>
+              <w:bottom w:w="90" w:type="dxa"/>
+              <w:left w:w="120" w:type="dxa"/>
+              <w:right w:w="120" w:type="dxa"/>
+            </w:tcMar>
+          </w:tcPr>
+          <w:p>
+            <w:pPr>
+              <w:jc w:val="left"/>
+              <w:spacing w:line="240" w:lineRule="auto" w:before="60" w:after="60"/>
+            </w:pPr>
+            <w:r>
+              <w:t>语言</w:t>
+            </w:r>
+          </w:p>
+        </w:tc>
+        <w:tc>
+          <w:tcPr>
+            <w:tcW w:type="dxa" w:w="2880"/>
+            <w:vAlign w:val="center"/>
+            <w:tcBorders>
+              <w:top w:val="single" w:sz="6" w:space="0" w:color="D0D5DD"/>
+              <w:bottom w:val="single" w:sz="6" w:space="0" w:color="D0D5DD"/>
+              <w:left w:val="single" w:sz="6" w:space="0" w:color="D0D5DD"/>
+              <w:right w:val="single" w:sz="6" w:space="0" w:color="D0D5DD"/>
+            </w:tcBorders>
+            <w:tcMar>
+              <w:top w:w="90" w:type="dxa"/>
+              <w:bottom w:w="90" w:type="dxa"/>
+              <w:left w:w="120" w:type="dxa"/>
+              <w:right w:w="120" w:type="dxa"/>
+            </w:tcMar>
+          </w:tcPr>
+          <w:p>
+            <w:pPr>
+              <w:jc w:val="left"/>
+              <w:spacing w:line="240" w:lineRule="auto" w:before="60" w:after="60"/>
+            </w:pPr>
+            <w:r>
+              <w:t>文本</w:t>
+            </w:r>
+          </w:p>
+        </w:tc>
+        <w:tc>
+          <w:tcPr>
+            <w:tcW w:type="dxa" w:w="2880"/>
+            <w:vAlign w:val="center"/>
+            <w:tcBorders>
+              <w:top w:val="single" w:sz="6" w:space="0" w:color="D0D5DD"/>
+              <w:bottom w:val="single" w:sz="6" w:space="0" w:color="D0D5DD"/>
+              <w:left w:val="single" w:sz="6" w:space="0" w:color="D0D5DD"/>
+              <w:right w:val="single" w:sz="6" w:space="0" w:color="D0D5DD"/>
+            </w:tcBorders>
+            <w:tcMar>
+              <w:top w:w="90" w:type="dxa"/>
+              <w:bottom w:w="90" w:type="dxa"/>
+              <w:left w:w="120" w:type="dxa"/>
+              <w:right w:w="120" w:type="dxa"/>
+            </w:tcMar>
+          </w:tcPr>
+          <w:p>
+            <w:pPr>
+              <w:jc w:val="left"/>
+              <w:spacing w:line="240" w:lineRule="auto" w:before="60" w:after="60"/>
+            </w:pPr>
+            <w:r>
+              <w:t>账号语言</w:t>
+            </w:r>
+          </w:p>
+        </w:tc>
+      </w:tr>
+    </w:tbl>
+    <w:p>
+      <w:r/>
+    </w:p>
+    <w:p>
+      <w:pPr/>
+      <w:r>
+        <w:rPr>
+          <w:rFonts w:ascii="Microsoft YaHei" w:eastAsia="Microsoft YaHei" w:hAnsi="Microsoft YaHei" w:cs="Microsoft YaHei" w:hint="eastAsia"/>
+          <w:lang w:eastAsia="zh-CN"/>
+        </w:rPr>
+        <w:t>弹框顶部显示提示条「已选择</w:t>
+      </w:r>
+      <w:r>
+        <w:t xml:space="preserve"> N </w:t>
+      </w:r>
+      <w:r>
+        <w:rPr>
+          <w:rFonts w:ascii="Microsoft YaHei" w:eastAsia="Microsoft YaHei" w:hAnsi="Microsoft YaHei" w:cs="Microsoft YaHei" w:hint="eastAsia"/>
+          <w:lang w:eastAsia="zh-CN"/>
+        </w:rPr>
+        <w:t>个用户，请勾选要分配的</w:t>
+      </w:r>
+      <w:r>
+        <w:t xml:space="preserve"> TikTok </w:t>
+      </w:r>
+      <w:r>
+        <w:rPr>
+          <w:rFonts w:ascii="Microsoft YaHei" w:eastAsia="Microsoft YaHei" w:hAnsi="Microsoft YaHei" w:cs="Microsoft YaHei" w:hint="eastAsia"/>
+          <w:lang w:eastAsia="zh-CN"/>
+        </w:rPr>
+        <w:t>账号」。</w:t>
+      </w:r>
+      <w:r/>
+    </w:p>
+    <w:p>
+      <w:pPr/>
+      <w:r>
+        <w:rPr>
+          <w:rFonts w:ascii="Microsoft YaHei" w:eastAsia="Microsoft YaHei" w:hAnsi="Microsoft YaHei" w:cs="Microsoft YaHei" w:hint="eastAsia"/>
+          <w:b/>
+          <w:lang w:eastAsia="zh-CN"/>
+        </w:rPr>
         <w:t>数据来源（调用接口）</w:t>
       </w:r>
       <w:r/>
@@ -5032,6 +6875,604 @@
           <w:b/>
           <w:lang w:eastAsia="zh-CN"/>
         </w:rPr>
+        <w:t>表格字段</w:t>
+      </w:r>
+      <w:r/>
+    </w:p>
+    <w:tbl>
+      <w:tblPr>
+        <w:tblW w:type="pct" w:w="5000"/>
+        <w:tblLook w:firstColumn="1" w:firstRow="1" w:lastColumn="0" w:lastRow="0" w:noHBand="0" w:noVBand="1" w:val="04A0"/>
+        <w:tblLayout w:type="autofit"/>
+      </w:tblPr>
+      <w:tblGrid>
+        <w:gridCol w:w="2880"/>
+        <w:gridCol w:w="2880"/>
+        <w:gridCol w:w="2880"/>
+      </w:tblGrid>
+      <w:tr>
+        <w:tc>
+          <w:tcPr>
+            <w:tcW w:type="dxa" w:w="2880"/>
+            <w:vAlign w:val="center"/>
+            <w:tcBorders>
+              <w:top w:val="single" w:sz="6" w:space="0" w:color="D0D5DD"/>
+              <w:bottom w:val="single" w:sz="6" w:space="0" w:color="D0D5DD"/>
+              <w:left w:val="single" w:sz="6" w:space="0" w:color="D0D5DD"/>
+              <w:right w:val="single" w:sz="6" w:space="0" w:color="D0D5DD"/>
+            </w:tcBorders>
+            <w:shd w:val="clear" w:color="auto" w:fill="F8FAFC"/>
+            <w:tcMar>
+              <w:top w:w="90" w:type="dxa"/>
+              <w:bottom w:w="90" w:type="dxa"/>
+              <w:left w:w="120" w:type="dxa"/>
+              <w:right w:w="120" w:type="dxa"/>
+            </w:tcMar>
+          </w:tcPr>
+          <w:p>
+            <w:pPr>
+              <w:jc w:val="left"/>
+              <w:spacing w:line="240" w:lineRule="auto" w:before="60" w:after="60"/>
+            </w:pPr>
+            <w:r>
+              <w:rPr>
+                <w:b/>
+              </w:rPr>
+              <w:t>字段</w:t>
+            </w:r>
+          </w:p>
+        </w:tc>
+        <w:tc>
+          <w:tcPr>
+            <w:tcW w:type="dxa" w:w="2880"/>
+            <w:vAlign w:val="center"/>
+            <w:tcBorders>
+              <w:top w:val="single" w:sz="6" w:space="0" w:color="D0D5DD"/>
+              <w:bottom w:val="single" w:sz="6" w:space="0" w:color="D0D5DD"/>
+              <w:left w:val="single" w:sz="6" w:space="0" w:color="D0D5DD"/>
+              <w:right w:val="single" w:sz="6" w:space="0" w:color="D0D5DD"/>
+            </w:tcBorders>
+            <w:shd w:val="clear" w:color="auto" w:fill="F8FAFC"/>
+            <w:tcMar>
+              <w:top w:w="90" w:type="dxa"/>
+              <w:bottom w:w="90" w:type="dxa"/>
+              <w:left w:w="120" w:type="dxa"/>
+              <w:right w:w="120" w:type="dxa"/>
+            </w:tcMar>
+          </w:tcPr>
+          <w:p>
+            <w:pPr>
+              <w:jc w:val="left"/>
+              <w:spacing w:line="240" w:lineRule="auto" w:before="60" w:after="60"/>
+            </w:pPr>
+            <w:r>
+              <w:rPr>
+                <w:b/>
+              </w:rPr>
+              <w:t>展示形态</w:t>
+            </w:r>
+          </w:p>
+        </w:tc>
+        <w:tc>
+          <w:tcPr>
+            <w:tcW w:type="dxa" w:w="2880"/>
+            <w:vAlign w:val="center"/>
+            <w:tcBorders>
+              <w:top w:val="single" w:sz="6" w:space="0" w:color="D0D5DD"/>
+              <w:bottom w:val="single" w:sz="6" w:space="0" w:color="D0D5DD"/>
+              <w:left w:val="single" w:sz="6" w:space="0" w:color="D0D5DD"/>
+              <w:right w:val="single" w:sz="6" w:space="0" w:color="D0D5DD"/>
+            </w:tcBorders>
+            <w:shd w:val="clear" w:color="auto" w:fill="F8FAFC"/>
+            <w:tcMar>
+              <w:top w:w="90" w:type="dxa"/>
+              <w:bottom w:w="90" w:type="dxa"/>
+              <w:left w:w="120" w:type="dxa"/>
+              <w:right w:w="120" w:type="dxa"/>
+            </w:tcMar>
+          </w:tcPr>
+          <w:p>
+            <w:pPr>
+              <w:jc w:val="left"/>
+              <w:spacing w:line="240" w:lineRule="auto" w:before="60" w:after="60"/>
+            </w:pPr>
+            <w:r>
+              <w:rPr>
+                <w:b/>
+              </w:rPr>
+              <w:t>说明</w:t>
+            </w:r>
+          </w:p>
+        </w:tc>
+      </w:tr>
+      <w:tr>
+        <w:tc>
+          <w:tcPr>
+            <w:tcW w:type="dxa" w:w="2880"/>
+            <w:vAlign w:val="center"/>
+            <w:tcBorders>
+              <w:top w:val="single" w:sz="6" w:space="0" w:color="D0D5DD"/>
+              <w:bottom w:val="single" w:sz="6" w:space="0" w:color="D0D5DD"/>
+              <w:left w:val="single" w:sz="6" w:space="0" w:color="D0D5DD"/>
+              <w:right w:val="single" w:sz="6" w:space="0" w:color="D0D5DD"/>
+            </w:tcBorders>
+            <w:tcMar>
+              <w:top w:w="90" w:type="dxa"/>
+              <w:bottom w:w="90" w:type="dxa"/>
+              <w:left w:w="120" w:type="dxa"/>
+              <w:right w:w="120" w:type="dxa"/>
+            </w:tcMar>
+          </w:tcPr>
+          <w:p>
+            <w:pPr>
+              <w:jc w:val="left"/>
+              <w:spacing w:line="240" w:lineRule="auto" w:before="60" w:after="60"/>
+            </w:pPr>
+            <w:r>
+              <w:t>TikTok</w:t>
+            </w:r>
+            <w:r>
+              <w:t xml:space="preserve"> </w:t>
+            </w:r>
+            <w:r>
+              <w:t>账号名称</w:t>
+            </w:r>
+          </w:p>
+        </w:tc>
+        <w:tc>
+          <w:tcPr>
+            <w:tcW w:type="dxa" w:w="2880"/>
+            <w:vAlign w:val="center"/>
+            <w:tcBorders>
+              <w:top w:val="single" w:sz="6" w:space="0" w:color="D0D5DD"/>
+              <w:bottom w:val="single" w:sz="6" w:space="0" w:color="D0D5DD"/>
+              <w:left w:val="single" w:sz="6" w:space="0" w:color="D0D5DD"/>
+              <w:right w:val="single" w:sz="6" w:space="0" w:color="D0D5DD"/>
+            </w:tcBorders>
+            <w:tcMar>
+              <w:top w:w="90" w:type="dxa"/>
+              <w:bottom w:w="90" w:type="dxa"/>
+              <w:left w:w="120" w:type="dxa"/>
+              <w:right w:w="120" w:type="dxa"/>
+            </w:tcMar>
+          </w:tcPr>
+          <w:p>
+            <w:pPr>
+              <w:jc w:val="left"/>
+              <w:spacing w:line="240" w:lineRule="auto" w:before="60" w:after="60"/>
+            </w:pPr>
+            <w:r>
+              <w:t>头像</w:t>
+            </w:r>
+            <w:r>
+              <w:t xml:space="preserve"> </w:t>
+            </w:r>
+            <w:r>
+              <w:t xml:space="preserve"> + </w:t>
+            </w:r>
+            <w:r>
+              <w:t xml:space="preserve"> </w:t>
+            </w:r>
+            <w:r>
+              <w:t>名称</w:t>
+            </w:r>
+            <w:r>
+              <w:t xml:space="preserve"> </w:t>
+            </w:r>
+            <w:r>
+              <w:t xml:space="preserve"> + handle</w:t>
+            </w:r>
+          </w:p>
+        </w:tc>
+        <w:tc>
+          <w:tcPr>
+            <w:tcW w:type="dxa" w:w="2880"/>
+            <w:vAlign w:val="center"/>
+            <w:tcBorders>
+              <w:top w:val="single" w:sz="6" w:space="0" w:color="D0D5DD"/>
+              <w:bottom w:val="single" w:sz="6" w:space="0" w:color="D0D5DD"/>
+              <w:left w:val="single" w:sz="6" w:space="0" w:color="D0D5DD"/>
+              <w:right w:val="single" w:sz="6" w:space="0" w:color="D0D5DD"/>
+            </w:tcBorders>
+            <w:tcMar>
+              <w:top w:w="90" w:type="dxa"/>
+              <w:bottom w:w="90" w:type="dxa"/>
+              <w:left w:w="120" w:type="dxa"/>
+              <w:right w:w="120" w:type="dxa"/>
+            </w:tcMar>
+          </w:tcPr>
+          <w:p>
+            <w:pPr>
+              <w:jc w:val="left"/>
+              <w:spacing w:line="240" w:lineRule="auto" w:before="60" w:after="60"/>
+            </w:pPr>
+            <w:r>
+              <w:t>组合展示账号信息</w:t>
+            </w:r>
+          </w:p>
+        </w:tc>
+      </w:tr>
+      <w:tr>
+        <w:tc>
+          <w:tcPr>
+            <w:tcW w:type="dxa" w:w="2880"/>
+            <w:vAlign w:val="center"/>
+            <w:tcBorders>
+              <w:top w:val="single" w:sz="6" w:space="0" w:color="D0D5DD"/>
+              <w:bottom w:val="single" w:sz="6" w:space="0" w:color="D0D5DD"/>
+              <w:left w:val="single" w:sz="6" w:space="0" w:color="D0D5DD"/>
+              <w:right w:val="single" w:sz="6" w:space="0" w:color="D0D5DD"/>
+            </w:tcBorders>
+            <w:tcMar>
+              <w:top w:w="90" w:type="dxa"/>
+              <w:bottom w:w="90" w:type="dxa"/>
+              <w:left w:w="120" w:type="dxa"/>
+              <w:right w:w="120" w:type="dxa"/>
+            </w:tcMar>
+          </w:tcPr>
+          <w:p>
+            <w:pPr>
+              <w:jc w:val="left"/>
+              <w:spacing w:line="240" w:lineRule="auto" w:before="60" w:after="60"/>
+            </w:pPr>
+            <w:r>
+              <w:t>语言</w:t>
+            </w:r>
+          </w:p>
+        </w:tc>
+        <w:tc>
+          <w:tcPr>
+            <w:tcW w:type="dxa" w:w="2880"/>
+            <w:vAlign w:val="center"/>
+            <w:tcBorders>
+              <w:top w:val="single" w:sz="6" w:space="0" w:color="D0D5DD"/>
+              <w:bottom w:val="single" w:sz="6" w:space="0" w:color="D0D5DD"/>
+              <w:left w:val="single" w:sz="6" w:space="0" w:color="D0D5DD"/>
+              <w:right w:val="single" w:sz="6" w:space="0" w:color="D0D5DD"/>
+            </w:tcBorders>
+            <w:tcMar>
+              <w:top w:w="90" w:type="dxa"/>
+              <w:bottom w:w="90" w:type="dxa"/>
+              <w:left w:w="120" w:type="dxa"/>
+              <w:right w:w="120" w:type="dxa"/>
+            </w:tcMar>
+          </w:tcPr>
+          <w:p>
+            <w:pPr>
+              <w:jc w:val="left"/>
+              <w:spacing w:line="240" w:lineRule="auto" w:before="60" w:after="60"/>
+            </w:pPr>
+            <w:r>
+              <w:t>文本</w:t>
+            </w:r>
+          </w:p>
+        </w:tc>
+        <w:tc>
+          <w:tcPr>
+            <w:tcW w:type="dxa" w:w="2880"/>
+            <w:vAlign w:val="center"/>
+            <w:tcBorders>
+              <w:top w:val="single" w:sz="6" w:space="0" w:color="D0D5DD"/>
+              <w:bottom w:val="single" w:sz="6" w:space="0" w:color="D0D5DD"/>
+              <w:left w:val="single" w:sz="6" w:space="0" w:color="D0D5DD"/>
+              <w:right w:val="single" w:sz="6" w:space="0" w:color="D0D5DD"/>
+            </w:tcBorders>
+            <w:tcMar>
+              <w:top w:w="90" w:type="dxa"/>
+              <w:bottom w:w="90" w:type="dxa"/>
+              <w:left w:w="120" w:type="dxa"/>
+              <w:right w:w="120" w:type="dxa"/>
+            </w:tcMar>
+          </w:tcPr>
+          <w:p>
+            <w:pPr>
+              <w:jc w:val="left"/>
+              <w:spacing w:line="240" w:lineRule="auto" w:before="60" w:after="60"/>
+            </w:pPr>
+            <w:r>
+              <w:t>账号语言</w:t>
+            </w:r>
+          </w:p>
+        </w:tc>
+      </w:tr>
+      <w:tr>
+        <w:tc>
+          <w:tcPr>
+            <w:tcW w:type="dxa" w:w="2880"/>
+            <w:vAlign w:val="center"/>
+            <w:tcBorders>
+              <w:top w:val="single" w:sz="6" w:space="0" w:color="D0D5DD"/>
+              <w:bottom w:val="single" w:sz="6" w:space="0" w:color="D0D5DD"/>
+              <w:left w:val="single" w:sz="6" w:space="0" w:color="D0D5DD"/>
+              <w:right w:val="single" w:sz="6" w:space="0" w:color="D0D5DD"/>
+            </w:tcBorders>
+            <w:tcMar>
+              <w:top w:w="90" w:type="dxa"/>
+              <w:bottom w:w="90" w:type="dxa"/>
+              <w:left w:w="120" w:type="dxa"/>
+              <w:right w:w="120" w:type="dxa"/>
+            </w:tcMar>
+          </w:tcPr>
+          <w:p>
+            <w:pPr>
+              <w:jc w:val="left"/>
+              <w:spacing w:line="240" w:lineRule="auto" w:before="60" w:after="60"/>
+            </w:pPr>
+            <w:r>
+              <w:t>备注</w:t>
+            </w:r>
+          </w:p>
+        </w:tc>
+        <w:tc>
+          <w:tcPr>
+            <w:tcW w:type="dxa" w:w="2880"/>
+            <w:vAlign w:val="center"/>
+            <w:tcBorders>
+              <w:top w:val="single" w:sz="6" w:space="0" w:color="D0D5DD"/>
+              <w:bottom w:val="single" w:sz="6" w:space="0" w:color="D0D5DD"/>
+              <w:left w:val="single" w:sz="6" w:space="0" w:color="D0D5DD"/>
+              <w:right w:val="single" w:sz="6" w:space="0" w:color="D0D5DD"/>
+            </w:tcBorders>
+            <w:tcMar>
+              <w:top w:w="90" w:type="dxa"/>
+              <w:bottom w:w="90" w:type="dxa"/>
+              <w:left w:w="120" w:type="dxa"/>
+              <w:right w:w="120" w:type="dxa"/>
+            </w:tcMar>
+          </w:tcPr>
+          <w:p>
+            <w:pPr>
+              <w:jc w:val="left"/>
+              <w:spacing w:line="240" w:lineRule="auto" w:before="60" w:after="60"/>
+            </w:pPr>
+            <w:r>
+              <w:t>文本</w:t>
+            </w:r>
+          </w:p>
+        </w:tc>
+        <w:tc>
+          <w:tcPr>
+            <w:tcW w:type="dxa" w:w="2880"/>
+            <w:vAlign w:val="center"/>
+            <w:tcBorders>
+              <w:top w:val="single" w:sz="6" w:space="0" w:color="D0D5DD"/>
+              <w:bottom w:val="single" w:sz="6" w:space="0" w:color="D0D5DD"/>
+              <w:left w:val="single" w:sz="6" w:space="0" w:color="D0D5DD"/>
+              <w:right w:val="single" w:sz="6" w:space="0" w:color="D0D5DD"/>
+            </w:tcBorders>
+            <w:tcMar>
+              <w:top w:w="90" w:type="dxa"/>
+              <w:bottom w:w="90" w:type="dxa"/>
+              <w:left w:w="120" w:type="dxa"/>
+              <w:right w:w="120" w:type="dxa"/>
+            </w:tcMar>
+          </w:tcPr>
+          <w:p>
+            <w:pPr>
+              <w:jc w:val="left"/>
+              <w:spacing w:line="240" w:lineRule="auto" w:before="60" w:after="60"/>
+            </w:pPr>
+            <w:r>
+              <w:t>账号备注，可为空</w:t>
+            </w:r>
+          </w:p>
+        </w:tc>
+      </w:tr>
+      <w:tr>
+        <w:tc>
+          <w:tcPr>
+            <w:tcW w:type="dxa" w:w="2880"/>
+            <w:vAlign w:val="center"/>
+            <w:tcBorders>
+              <w:top w:val="single" w:sz="6" w:space="0" w:color="D0D5DD"/>
+              <w:bottom w:val="single" w:sz="6" w:space="0" w:color="D0D5DD"/>
+              <w:left w:val="single" w:sz="6" w:space="0" w:color="D0D5DD"/>
+              <w:right w:val="single" w:sz="6" w:space="0" w:color="D0D5DD"/>
+            </w:tcBorders>
+            <w:tcMar>
+              <w:top w:w="90" w:type="dxa"/>
+              <w:bottom w:w="90" w:type="dxa"/>
+              <w:left w:w="120" w:type="dxa"/>
+              <w:right w:w="120" w:type="dxa"/>
+            </w:tcMar>
+          </w:tcPr>
+          <w:p>
+            <w:pPr>
+              <w:jc w:val="left"/>
+              <w:spacing w:line="240" w:lineRule="auto" w:before="60" w:after="60"/>
+            </w:pPr>
+            <w:r>
+              <w:t>更新人</w:t>
+            </w:r>
+          </w:p>
+        </w:tc>
+        <w:tc>
+          <w:tcPr>
+            <w:tcW w:type="dxa" w:w="2880"/>
+            <w:vAlign w:val="center"/>
+            <w:tcBorders>
+              <w:top w:val="single" w:sz="6" w:space="0" w:color="D0D5DD"/>
+              <w:bottom w:val="single" w:sz="6" w:space="0" w:color="D0D5DD"/>
+              <w:left w:val="single" w:sz="6" w:space="0" w:color="D0D5DD"/>
+              <w:right w:val="single" w:sz="6" w:space="0" w:color="D0D5DD"/>
+            </w:tcBorders>
+            <w:tcMar>
+              <w:top w:w="90" w:type="dxa"/>
+              <w:bottom w:w="90" w:type="dxa"/>
+              <w:left w:w="120" w:type="dxa"/>
+              <w:right w:w="120" w:type="dxa"/>
+            </w:tcMar>
+          </w:tcPr>
+          <w:p>
+            <w:pPr>
+              <w:jc w:val="left"/>
+              <w:spacing w:line="240" w:lineRule="auto" w:before="60" w:after="60"/>
+            </w:pPr>
+            <w:r>
+              <w:t>文本</w:t>
+            </w:r>
+          </w:p>
+        </w:tc>
+        <w:tc>
+          <w:tcPr>
+            <w:tcW w:type="dxa" w:w="2880"/>
+            <w:vAlign w:val="center"/>
+            <w:tcBorders>
+              <w:top w:val="single" w:sz="6" w:space="0" w:color="D0D5DD"/>
+              <w:bottom w:val="single" w:sz="6" w:space="0" w:color="D0D5DD"/>
+              <w:left w:val="single" w:sz="6" w:space="0" w:color="D0D5DD"/>
+              <w:right w:val="single" w:sz="6" w:space="0" w:color="D0D5DD"/>
+            </w:tcBorders>
+            <w:tcMar>
+              <w:top w:w="90" w:type="dxa"/>
+              <w:bottom w:w="90" w:type="dxa"/>
+              <w:left w:w="120" w:type="dxa"/>
+              <w:right w:w="120" w:type="dxa"/>
+            </w:tcMar>
+          </w:tcPr>
+          <w:p>
+            <w:pPr>
+              <w:jc w:val="left"/>
+              <w:spacing w:line="240" w:lineRule="auto" w:before="60" w:after="60"/>
+            </w:pPr>
+            <w:r>
+              <w:t>最近操作人</w:t>
+            </w:r>
+          </w:p>
+        </w:tc>
+      </w:tr>
+      <w:tr>
+        <w:tc>
+          <w:tcPr>
+            <w:tcW w:type="dxa" w:w="2880"/>
+            <w:vAlign w:val="center"/>
+            <w:tcBorders>
+              <w:top w:val="single" w:sz="6" w:space="0" w:color="D0D5DD"/>
+              <w:bottom w:val="single" w:sz="6" w:space="0" w:color="D0D5DD"/>
+              <w:left w:val="single" w:sz="6" w:space="0" w:color="D0D5DD"/>
+              <w:right w:val="single" w:sz="6" w:space="0" w:color="D0D5DD"/>
+            </w:tcBorders>
+            <w:tcMar>
+              <w:top w:w="90" w:type="dxa"/>
+              <w:bottom w:w="90" w:type="dxa"/>
+              <w:left w:w="120" w:type="dxa"/>
+              <w:right w:w="120" w:type="dxa"/>
+            </w:tcMar>
+          </w:tcPr>
+          <w:p>
+            <w:pPr>
+              <w:jc w:val="left"/>
+              <w:spacing w:line="240" w:lineRule="auto" w:before="60" w:after="60"/>
+            </w:pPr>
+            <w:r>
+              <w:t>更新时间</w:t>
+            </w:r>
+          </w:p>
+        </w:tc>
+        <w:tc>
+          <w:tcPr>
+            <w:tcW w:type="dxa" w:w="2880"/>
+            <w:vAlign w:val="center"/>
+            <w:tcBorders>
+              <w:top w:val="single" w:sz="6" w:space="0" w:color="D0D5DD"/>
+              <w:bottom w:val="single" w:sz="6" w:space="0" w:color="D0D5DD"/>
+              <w:left w:val="single" w:sz="6" w:space="0" w:color="D0D5DD"/>
+              <w:right w:val="single" w:sz="6" w:space="0" w:color="D0D5DD"/>
+            </w:tcBorders>
+            <w:tcMar>
+              <w:top w:w="90" w:type="dxa"/>
+              <w:bottom w:w="90" w:type="dxa"/>
+              <w:left w:w="120" w:type="dxa"/>
+              <w:right w:w="120" w:type="dxa"/>
+            </w:tcMar>
+          </w:tcPr>
+          <w:p>
+            <w:pPr>
+              <w:jc w:val="left"/>
+              <w:spacing w:line="240" w:lineRule="auto" w:before="60" w:after="60"/>
+            </w:pPr>
+            <w:r>
+              <w:t>文本</w:t>
+            </w:r>
+          </w:p>
+        </w:tc>
+        <w:tc>
+          <w:tcPr>
+            <w:tcW w:type="dxa" w:w="2880"/>
+            <w:vAlign w:val="center"/>
+            <w:tcBorders>
+              <w:top w:val="single" w:sz="6" w:space="0" w:color="D0D5DD"/>
+              <w:bottom w:val="single" w:sz="6" w:space="0" w:color="D0D5DD"/>
+              <w:left w:val="single" w:sz="6" w:space="0" w:color="D0D5DD"/>
+              <w:right w:val="single" w:sz="6" w:space="0" w:color="D0D5DD"/>
+            </w:tcBorders>
+            <w:tcMar>
+              <w:top w:w="90" w:type="dxa"/>
+              <w:bottom w:w="90" w:type="dxa"/>
+              <w:left w:w="120" w:type="dxa"/>
+              <w:right w:w="120" w:type="dxa"/>
+            </w:tcMar>
+          </w:tcPr>
+          <w:p>
+            <w:pPr>
+              <w:jc w:val="left"/>
+              <w:spacing w:line="240" w:lineRule="auto" w:before="60" w:after="60"/>
+            </w:pPr>
+            <w:r>
+              <w:t>格式</w:t>
+            </w:r>
+            <w:r>
+              <w:t xml:space="preserve"> </w:t>
+            </w:r>
+            <w:r>
+              <w:t xml:space="preserve"> yyyy-MM-dd HH:mm</w:t>
+            </w:r>
+          </w:p>
+        </w:tc>
+      </w:tr>
+    </w:tbl>
+    <w:p>
+      <w:r/>
+    </w:p>
+    <w:p>
+      <w:pPr/>
+      <w:r>
+        <w:rPr>
+          <w:rFonts w:ascii="Microsoft YaHei" w:eastAsia="Microsoft YaHei" w:hAnsi="Microsoft YaHei" w:cs="Microsoft YaHei" w:hint="eastAsia"/>
+          <w:lang w:eastAsia="zh-CN"/>
+        </w:rPr>
+        <w:t>展示</w:t>
+      </w:r>
+      <w:r>
+        <w:t xml:space="preserve"> BC </w:t>
+      </w:r>
+      <w:r>
+        <w:rPr>
+          <w:rFonts w:ascii="Microsoft YaHei" w:eastAsia="Microsoft YaHei" w:hAnsi="Microsoft YaHei" w:cs="Microsoft YaHei" w:hint="eastAsia"/>
+          <w:lang w:eastAsia="zh-CN"/>
+        </w:rPr>
+        <w:t>下全部</w:t>
+      </w:r>
+      <w:r>
+        <w:t xml:space="preserve"> TikTok </w:t>
+      </w:r>
+      <w:r>
+        <w:rPr>
+          <w:rFonts w:ascii="Microsoft YaHei" w:eastAsia="Microsoft YaHei" w:hAnsi="Microsoft YaHei" w:cs="Microsoft YaHei" w:hint="eastAsia"/>
+          <w:lang w:eastAsia="zh-CN"/>
+        </w:rPr>
+        <w:t>账号资产，无操作列；从用户列表进入时仅展示该用户已分配的账号。</w:t>
+      </w:r>
+      <w:r/>
+    </w:p>
+    <w:p>
+      <w:pPr/>
+      <w:r>
+        <w:rPr>
+          <w:rFonts w:ascii="Microsoft YaHei" w:eastAsia="Microsoft YaHei" w:hAnsi="Microsoft YaHei" w:cs="Microsoft YaHei" w:hint="eastAsia"/>
+          <w:b/>
+          <w:lang w:eastAsia="zh-CN"/>
+        </w:rPr>
         <w:t>数据来源（调用接口）</w:t>
       </w:r>
       <w:r/>
@@ -5539,6 +7980,585 @@
           <w:b/>
           <w:lang w:eastAsia="zh-CN"/>
         </w:rPr>
+        <w:t>表单字段</w:t>
+      </w:r>
+      <w:r/>
+    </w:p>
+    <w:tbl>
+      <w:tblPr>
+        <w:tblW w:type="pct" w:w="5000"/>
+        <w:tblLook w:firstColumn="1" w:firstRow="1" w:lastColumn="0" w:lastRow="0" w:noHBand="0" w:noVBand="1" w:val="04A0"/>
+        <w:tblLayout w:type="autofit"/>
+      </w:tblPr>
+      <w:tblGrid>
+        <w:gridCol w:w="2880"/>
+        <w:gridCol w:w="2880"/>
+        <w:gridCol w:w="2880"/>
+      </w:tblGrid>
+      <w:tr>
+        <w:tc>
+          <w:tcPr>
+            <w:tcW w:type="dxa" w:w="2880"/>
+            <w:vAlign w:val="center"/>
+            <w:tcBorders>
+              <w:top w:val="single" w:sz="6" w:space="0" w:color="D0D5DD"/>
+              <w:bottom w:val="single" w:sz="6" w:space="0" w:color="D0D5DD"/>
+              <w:left w:val="single" w:sz="6" w:space="0" w:color="D0D5DD"/>
+              <w:right w:val="single" w:sz="6" w:space="0" w:color="D0D5DD"/>
+            </w:tcBorders>
+            <w:shd w:val="clear" w:color="auto" w:fill="F8FAFC"/>
+            <w:tcMar>
+              <w:top w:w="90" w:type="dxa"/>
+              <w:bottom w:w="90" w:type="dxa"/>
+              <w:left w:w="120" w:type="dxa"/>
+              <w:right w:w="120" w:type="dxa"/>
+            </w:tcMar>
+          </w:tcPr>
+          <w:p>
+            <w:pPr>
+              <w:jc w:val="left"/>
+              <w:spacing w:line="240" w:lineRule="auto" w:before="60" w:after="60"/>
+            </w:pPr>
+            <w:r>
+              <w:rPr>
+                <w:b/>
+              </w:rPr>
+              <w:t>字段</w:t>
+            </w:r>
+          </w:p>
+        </w:tc>
+        <w:tc>
+          <w:tcPr>
+            <w:tcW w:type="dxa" w:w="2880"/>
+            <w:vAlign w:val="center"/>
+            <w:tcBorders>
+              <w:top w:val="single" w:sz="6" w:space="0" w:color="D0D5DD"/>
+              <w:bottom w:val="single" w:sz="6" w:space="0" w:color="D0D5DD"/>
+              <w:left w:val="single" w:sz="6" w:space="0" w:color="D0D5DD"/>
+              <w:right w:val="single" w:sz="6" w:space="0" w:color="D0D5DD"/>
+            </w:tcBorders>
+            <w:shd w:val="clear" w:color="auto" w:fill="F8FAFC"/>
+            <w:tcMar>
+              <w:top w:w="90" w:type="dxa"/>
+              <w:bottom w:w="90" w:type="dxa"/>
+              <w:left w:w="120" w:type="dxa"/>
+              <w:right w:w="120" w:type="dxa"/>
+            </w:tcMar>
+          </w:tcPr>
+          <w:p>
+            <w:pPr>
+              <w:jc w:val="left"/>
+              <w:spacing w:line="240" w:lineRule="auto" w:before="60" w:after="60"/>
+            </w:pPr>
+            <w:r>
+              <w:rPr>
+                <w:b/>
+              </w:rPr>
+              <w:t>展示形态</w:t>
+            </w:r>
+          </w:p>
+        </w:tc>
+        <w:tc>
+          <w:tcPr>
+            <w:tcW w:type="dxa" w:w="2880"/>
+            <w:vAlign w:val="center"/>
+            <w:tcBorders>
+              <w:top w:val="single" w:sz="6" w:space="0" w:color="D0D5DD"/>
+              <w:bottom w:val="single" w:sz="6" w:space="0" w:color="D0D5DD"/>
+              <w:left w:val="single" w:sz="6" w:space="0" w:color="D0D5DD"/>
+              <w:right w:val="single" w:sz="6" w:space="0" w:color="D0D5DD"/>
+            </w:tcBorders>
+            <w:shd w:val="clear" w:color="auto" w:fill="F8FAFC"/>
+            <w:tcMar>
+              <w:top w:w="90" w:type="dxa"/>
+              <w:bottom w:w="90" w:type="dxa"/>
+              <w:left w:w="120" w:type="dxa"/>
+              <w:right w:w="120" w:type="dxa"/>
+            </w:tcMar>
+          </w:tcPr>
+          <w:p>
+            <w:pPr>
+              <w:jc w:val="left"/>
+              <w:spacing w:line="240" w:lineRule="auto" w:before="60" w:after="60"/>
+            </w:pPr>
+            <w:r>
+              <w:rPr>
+                <w:b/>
+              </w:rPr>
+              <w:t>说明</w:t>
+            </w:r>
+          </w:p>
+        </w:tc>
+      </w:tr>
+      <w:tr>
+        <w:tc>
+          <w:tcPr>
+            <w:tcW w:type="dxa" w:w="2880"/>
+            <w:vAlign w:val="center"/>
+            <w:tcBorders>
+              <w:top w:val="single" w:sz="6" w:space="0" w:color="D0D5DD"/>
+              <w:bottom w:val="single" w:sz="6" w:space="0" w:color="D0D5DD"/>
+              <w:left w:val="single" w:sz="6" w:space="0" w:color="D0D5DD"/>
+              <w:right w:val="single" w:sz="6" w:space="0" w:color="D0D5DD"/>
+            </w:tcBorders>
+            <w:tcMar>
+              <w:top w:w="90" w:type="dxa"/>
+              <w:bottom w:w="90" w:type="dxa"/>
+              <w:left w:w="120" w:type="dxa"/>
+              <w:right w:w="120" w:type="dxa"/>
+            </w:tcMar>
+          </w:tcPr>
+          <w:p>
+            <w:pPr>
+              <w:jc w:val="left"/>
+              <w:spacing w:line="240" w:lineRule="auto" w:before="60" w:after="60"/>
+            </w:pPr>
+            <w:r>
+              <w:t>商务中心名称</w:t>
+            </w:r>
+          </w:p>
+        </w:tc>
+        <w:tc>
+          <w:tcPr>
+            <w:tcW w:type="dxa" w:w="2880"/>
+            <w:vAlign w:val="center"/>
+            <w:tcBorders>
+              <w:top w:val="single" w:sz="6" w:space="0" w:color="D0D5DD"/>
+              <w:bottom w:val="single" w:sz="6" w:space="0" w:color="D0D5DD"/>
+              <w:left w:val="single" w:sz="6" w:space="0" w:color="D0D5DD"/>
+              <w:right w:val="single" w:sz="6" w:space="0" w:color="D0D5DD"/>
+            </w:tcBorders>
+            <w:tcMar>
+              <w:top w:w="90" w:type="dxa"/>
+              <w:bottom w:w="90" w:type="dxa"/>
+              <w:left w:w="120" w:type="dxa"/>
+              <w:right w:w="120" w:type="dxa"/>
+            </w:tcMar>
+          </w:tcPr>
+          <w:p>
+            <w:pPr>
+              <w:jc w:val="left"/>
+              <w:spacing w:line="240" w:lineRule="auto" w:before="60" w:after="60"/>
+            </w:pPr>
+            <w:r>
+              <w:t>只读文本</w:t>
+            </w:r>
+          </w:p>
+        </w:tc>
+        <w:tc>
+          <w:tcPr>
+            <w:tcW w:type="dxa" w:w="2880"/>
+            <w:vAlign w:val="center"/>
+            <w:tcBorders>
+              <w:top w:val="single" w:sz="6" w:space="0" w:color="D0D5DD"/>
+              <w:bottom w:val="single" w:sz="6" w:space="0" w:color="D0D5DD"/>
+              <w:left w:val="single" w:sz="6" w:space="0" w:color="D0D5DD"/>
+              <w:right w:val="single" w:sz="6" w:space="0" w:color="D0D5DD"/>
+            </w:tcBorders>
+            <w:tcMar>
+              <w:top w:w="90" w:type="dxa"/>
+              <w:bottom w:w="90" w:type="dxa"/>
+              <w:left w:w="120" w:type="dxa"/>
+              <w:right w:w="120" w:type="dxa"/>
+            </w:tcMar>
+          </w:tcPr>
+          <w:p>
+            <w:pPr>
+              <w:jc w:val="left"/>
+              <w:spacing w:line="240" w:lineRule="auto" w:before="60" w:after="60"/>
+            </w:pPr>
+            <w:r>
+              <w:t>由主表行自动带入，不可编辑</w:t>
+            </w:r>
+          </w:p>
+        </w:tc>
+      </w:tr>
+      <w:tr>
+        <w:tc>
+          <w:tcPr>
+            <w:tcW w:type="dxa" w:w="2880"/>
+            <w:vAlign w:val="center"/>
+            <w:tcBorders>
+              <w:top w:val="single" w:sz="6" w:space="0" w:color="D0D5DD"/>
+              <w:bottom w:val="single" w:sz="6" w:space="0" w:color="D0D5DD"/>
+              <w:left w:val="single" w:sz="6" w:space="0" w:color="D0D5DD"/>
+              <w:right w:val="single" w:sz="6" w:space="0" w:color="D0D5DD"/>
+            </w:tcBorders>
+            <w:tcMar>
+              <w:top w:w="90" w:type="dxa"/>
+              <w:bottom w:w="90" w:type="dxa"/>
+              <w:left w:w="120" w:type="dxa"/>
+              <w:right w:w="120" w:type="dxa"/>
+            </w:tcMar>
+          </w:tcPr>
+          <w:p>
+            <w:pPr>
+              <w:jc w:val="left"/>
+              <w:spacing w:line="240" w:lineRule="auto" w:before="60" w:after="60"/>
+            </w:pPr>
+            <w:r>
+              <w:t>添加方式</w:t>
+            </w:r>
+          </w:p>
+        </w:tc>
+        <w:tc>
+          <w:tcPr>
+            <w:tcW w:type="dxa" w:w="2880"/>
+            <w:vAlign w:val="center"/>
+            <w:tcBorders>
+              <w:top w:val="single" w:sz="6" w:space="0" w:color="D0D5DD"/>
+              <w:bottom w:val="single" w:sz="6" w:space="0" w:color="D0D5DD"/>
+              <w:left w:val="single" w:sz="6" w:space="0" w:color="D0D5DD"/>
+              <w:right w:val="single" w:sz="6" w:space="0" w:color="D0D5DD"/>
+            </w:tcBorders>
+            <w:tcMar>
+              <w:top w:w="90" w:type="dxa"/>
+              <w:bottom w:w="90" w:type="dxa"/>
+              <w:left w:w="120" w:type="dxa"/>
+              <w:right w:w="120" w:type="dxa"/>
+            </w:tcMar>
+          </w:tcPr>
+          <w:p>
+            <w:pPr>
+              <w:jc w:val="left"/>
+              <w:spacing w:line="240" w:lineRule="auto" w:before="60" w:after="60"/>
+            </w:pPr>
+            <w:r>
+              <w:t>卡片单选</w:t>
+            </w:r>
+          </w:p>
+        </w:tc>
+        <w:tc>
+          <w:tcPr>
+            <w:tcW w:type="dxa" w:w="2880"/>
+            <w:vAlign w:val="center"/>
+            <w:tcBorders>
+              <w:top w:val="single" w:sz="6" w:space="0" w:color="D0D5DD"/>
+              <w:bottom w:val="single" w:sz="6" w:space="0" w:color="D0D5DD"/>
+              <w:left w:val="single" w:sz="6" w:space="0" w:color="D0D5DD"/>
+              <w:right w:val="single" w:sz="6" w:space="0" w:color="D0D5DD"/>
+            </w:tcBorders>
+            <w:tcMar>
+              <w:top w:w="90" w:type="dxa"/>
+              <w:bottom w:w="90" w:type="dxa"/>
+              <w:left w:w="120" w:type="dxa"/>
+              <w:right w:w="120" w:type="dxa"/>
+            </w:tcMar>
+          </w:tcPr>
+          <w:p>
+            <w:pPr>
+              <w:jc w:val="left"/>
+              <w:spacing w:line="240" w:lineRule="auto" w:before="60" w:after="60"/>
+            </w:pPr>
+            <w:r>
+              <w:t>「新建</w:t>
+            </w:r>
+            <w:r>
+              <w:t xml:space="preserve"> </w:t>
+            </w:r>
+            <w:r>
+              <w:t xml:space="preserve"> TikTok </w:t>
+            </w:r>
+            <w:r>
+              <w:t xml:space="preserve"> </w:t>
+            </w:r>
+            <w:r>
+              <w:t>账号」「关联</w:t>
+            </w:r>
+            <w:r>
+              <w:t xml:space="preserve"> </w:t>
+            </w:r>
+            <w:r>
+              <w:t xml:space="preserve"> TikTok </w:t>
+            </w:r>
+            <w:r>
+              <w:t xml:space="preserve"> </w:t>
+            </w:r>
+            <w:r>
+              <w:t>账号」，选中高亮</w:t>
+            </w:r>
+          </w:p>
+        </w:tc>
+      </w:tr>
+      <w:tr>
+        <w:tc>
+          <w:tcPr>
+            <w:tcW w:type="dxa" w:w="2880"/>
+            <w:vAlign w:val="center"/>
+            <w:tcBorders>
+              <w:top w:val="single" w:sz="6" w:space="0" w:color="D0D5DD"/>
+              <w:bottom w:val="single" w:sz="6" w:space="0" w:color="D0D5DD"/>
+              <w:left w:val="single" w:sz="6" w:space="0" w:color="D0D5DD"/>
+              <w:right w:val="single" w:sz="6" w:space="0" w:color="D0D5DD"/>
+            </w:tcBorders>
+            <w:tcMar>
+              <w:top w:w="90" w:type="dxa"/>
+              <w:bottom w:w="90" w:type="dxa"/>
+              <w:left w:w="120" w:type="dxa"/>
+              <w:right w:w="120" w:type="dxa"/>
+            </w:tcMar>
+          </w:tcPr>
+          <w:p>
+            <w:pPr>
+              <w:jc w:val="left"/>
+              <w:spacing w:line="240" w:lineRule="auto" w:before="60" w:after="60"/>
+            </w:pPr>
+            <w:r>
+              <w:t>TikTok</w:t>
+            </w:r>
+            <w:r>
+              <w:t xml:space="preserve"> </w:t>
+            </w:r>
+            <w:r>
+              <w:t>账号名称</w:t>
+            </w:r>
+          </w:p>
+        </w:tc>
+        <w:tc>
+          <w:tcPr>
+            <w:tcW w:type="dxa" w:w="2880"/>
+            <w:vAlign w:val="center"/>
+            <w:tcBorders>
+              <w:top w:val="single" w:sz="6" w:space="0" w:color="D0D5DD"/>
+              <w:bottom w:val="single" w:sz="6" w:space="0" w:color="D0D5DD"/>
+              <w:left w:val="single" w:sz="6" w:space="0" w:color="D0D5DD"/>
+              <w:right w:val="single" w:sz="6" w:space="0" w:color="D0D5DD"/>
+            </w:tcBorders>
+            <w:tcMar>
+              <w:top w:w="90" w:type="dxa"/>
+              <w:bottom w:w="90" w:type="dxa"/>
+              <w:left w:w="120" w:type="dxa"/>
+              <w:right w:w="120" w:type="dxa"/>
+            </w:tcMar>
+          </w:tcPr>
+          <w:p>
+            <w:pPr>
+              <w:jc w:val="left"/>
+              <w:spacing w:line="240" w:lineRule="auto" w:before="60" w:after="60"/>
+            </w:pPr>
+            <w:r>
+              <w:t>文本输入框</w:t>
+            </w:r>
+          </w:p>
+        </w:tc>
+        <w:tc>
+          <w:tcPr>
+            <w:tcW w:type="dxa" w:w="2880"/>
+            <w:vAlign w:val="center"/>
+            <w:tcBorders>
+              <w:top w:val="single" w:sz="6" w:space="0" w:color="D0D5DD"/>
+              <w:bottom w:val="single" w:sz="6" w:space="0" w:color="D0D5DD"/>
+              <w:left w:val="single" w:sz="6" w:space="0" w:color="D0D5DD"/>
+              <w:right w:val="single" w:sz="6" w:space="0" w:color="D0D5DD"/>
+            </w:tcBorders>
+            <w:tcMar>
+              <w:top w:w="90" w:type="dxa"/>
+              <w:bottom w:w="90" w:type="dxa"/>
+              <w:left w:w="120" w:type="dxa"/>
+              <w:right w:w="120" w:type="dxa"/>
+            </w:tcMar>
+          </w:tcPr>
+          <w:p>
+            <w:pPr>
+              <w:jc w:val="left"/>
+              <w:spacing w:line="240" w:lineRule="auto" w:before="60" w:after="60"/>
+            </w:pPr>
+            <w:r>
+              <w:t>必填，最长</w:t>
+            </w:r>
+            <w:r>
+              <w:t xml:space="preserve"> </w:t>
+            </w:r>
+            <w:r>
+              <w:t xml:space="preserve"> 30 </w:t>
+            </w:r>
+            <w:r>
+              <w:t xml:space="preserve"> </w:t>
+            </w:r>
+            <w:r>
+              <w:t>字符</w:t>
+            </w:r>
+          </w:p>
+        </w:tc>
+      </w:tr>
+      <w:tr>
+        <w:tc>
+          <w:tcPr>
+            <w:tcW w:type="dxa" w:w="2880"/>
+            <w:vAlign w:val="center"/>
+            <w:tcBorders>
+              <w:top w:val="single" w:sz="6" w:space="0" w:color="D0D5DD"/>
+              <w:bottom w:val="single" w:sz="6" w:space="0" w:color="D0D5DD"/>
+              <w:left w:val="single" w:sz="6" w:space="0" w:color="D0D5DD"/>
+              <w:right w:val="single" w:sz="6" w:space="0" w:color="D0D5DD"/>
+            </w:tcBorders>
+            <w:tcMar>
+              <w:top w:w="90" w:type="dxa"/>
+              <w:bottom w:w="90" w:type="dxa"/>
+              <w:left w:w="120" w:type="dxa"/>
+              <w:right w:w="120" w:type="dxa"/>
+            </w:tcMar>
+          </w:tcPr>
+          <w:p>
+            <w:pPr>
+              <w:jc w:val="left"/>
+              <w:spacing w:line="240" w:lineRule="auto" w:before="60" w:after="60"/>
+            </w:pPr>
+            <w:r>
+              <w:t>头像</w:t>
+            </w:r>
+          </w:p>
+        </w:tc>
+        <w:tc>
+          <w:tcPr>
+            <w:tcW w:type="dxa" w:w="2880"/>
+            <w:vAlign w:val="center"/>
+            <w:tcBorders>
+              <w:top w:val="single" w:sz="6" w:space="0" w:color="D0D5DD"/>
+              <w:bottom w:val="single" w:sz="6" w:space="0" w:color="D0D5DD"/>
+              <w:left w:val="single" w:sz="6" w:space="0" w:color="D0D5DD"/>
+              <w:right w:val="single" w:sz="6" w:space="0" w:color="D0D5DD"/>
+            </w:tcBorders>
+            <w:tcMar>
+              <w:top w:w="90" w:type="dxa"/>
+              <w:bottom w:w="90" w:type="dxa"/>
+              <w:left w:w="120" w:type="dxa"/>
+              <w:right w:w="120" w:type="dxa"/>
+            </w:tcMar>
+          </w:tcPr>
+          <w:p>
+            <w:pPr>
+              <w:jc w:val="left"/>
+              <w:spacing w:line="240" w:lineRule="auto" w:before="60" w:after="60"/>
+            </w:pPr>
+            <w:r>
+              <w:t>文件上传</w:t>
+            </w:r>
+          </w:p>
+        </w:tc>
+        <w:tc>
+          <w:tcPr>
+            <w:tcW w:type="dxa" w:w="2880"/>
+            <w:vAlign w:val="center"/>
+            <w:tcBorders>
+              <w:top w:val="single" w:sz="6" w:space="0" w:color="D0D5DD"/>
+              <w:bottom w:val="single" w:sz="6" w:space="0" w:color="D0D5DD"/>
+              <w:left w:val="single" w:sz="6" w:space="0" w:color="D0D5DD"/>
+              <w:right w:val="single" w:sz="6" w:space="0" w:color="D0D5DD"/>
+            </w:tcBorders>
+            <w:tcMar>
+              <w:top w:w="90" w:type="dxa"/>
+              <w:bottom w:w="90" w:type="dxa"/>
+              <w:left w:w="120" w:type="dxa"/>
+              <w:right w:w="120" w:type="dxa"/>
+            </w:tcMar>
+          </w:tcPr>
+          <w:p>
+            <w:pPr>
+              <w:jc w:val="left"/>
+              <w:spacing w:line="240" w:lineRule="auto" w:before="60" w:after="60"/>
+            </w:pPr>
+            <w:r>
+              <w:t>必传，支持本地预览与清除</w:t>
+            </w:r>
+          </w:p>
+        </w:tc>
+      </w:tr>
+      <w:tr>
+        <w:tc>
+          <w:tcPr>
+            <w:tcW w:type="dxa" w:w="2880"/>
+            <w:vAlign w:val="center"/>
+            <w:tcBorders>
+              <w:top w:val="single" w:sz="6" w:space="0" w:color="D0D5DD"/>
+              <w:bottom w:val="single" w:sz="6" w:space="0" w:color="D0D5DD"/>
+              <w:left w:val="single" w:sz="6" w:space="0" w:color="D0D5DD"/>
+              <w:right w:val="single" w:sz="6" w:space="0" w:color="D0D5DD"/>
+            </w:tcBorders>
+            <w:tcMar>
+              <w:top w:w="90" w:type="dxa"/>
+              <w:bottom w:w="90" w:type="dxa"/>
+              <w:left w:w="120" w:type="dxa"/>
+              <w:right w:w="120" w:type="dxa"/>
+            </w:tcMar>
+          </w:tcPr>
+          <w:p>
+            <w:pPr>
+              <w:jc w:val="left"/>
+              <w:spacing w:line="240" w:lineRule="auto" w:before="60" w:after="60"/>
+            </w:pPr>
+            <w:r>
+              <w:t>国家地区</w:t>
+            </w:r>
+          </w:p>
+        </w:tc>
+        <w:tc>
+          <w:tcPr>
+            <w:tcW w:type="dxa" w:w="2880"/>
+            <w:vAlign w:val="center"/>
+            <w:tcBorders>
+              <w:top w:val="single" w:sz="6" w:space="0" w:color="D0D5DD"/>
+              <w:bottom w:val="single" w:sz="6" w:space="0" w:color="D0D5DD"/>
+              <w:left w:val="single" w:sz="6" w:space="0" w:color="D0D5DD"/>
+              <w:right w:val="single" w:sz="6" w:space="0" w:color="D0D5DD"/>
+            </w:tcBorders>
+            <w:tcMar>
+              <w:top w:w="90" w:type="dxa"/>
+              <w:bottom w:w="90" w:type="dxa"/>
+              <w:left w:w="120" w:type="dxa"/>
+              <w:right w:w="120" w:type="dxa"/>
+            </w:tcMar>
+          </w:tcPr>
+          <w:p>
+            <w:pPr>
+              <w:jc w:val="left"/>
+              <w:spacing w:line="240" w:lineRule="auto" w:before="60" w:after="60"/>
+            </w:pPr>
+            <w:r>
+              <w:t>下拉选择</w:t>
+            </w:r>
+          </w:p>
+        </w:tc>
+        <w:tc>
+          <w:tcPr>
+            <w:tcW w:type="dxa" w:w="2880"/>
+            <w:vAlign w:val="center"/>
+            <w:tcBorders>
+              <w:top w:val="single" w:sz="6" w:space="0" w:color="D0D5DD"/>
+              <w:bottom w:val="single" w:sz="6" w:space="0" w:color="D0D5DD"/>
+              <w:left w:val="single" w:sz="6" w:space="0" w:color="D0D5DD"/>
+              <w:right w:val="single" w:sz="6" w:space="0" w:color="D0D5DD"/>
+            </w:tcBorders>
+            <w:tcMar>
+              <w:top w:w="90" w:type="dxa"/>
+              <w:bottom w:w="90" w:type="dxa"/>
+              <w:left w:w="120" w:type="dxa"/>
+              <w:right w:w="120" w:type="dxa"/>
+            </w:tcMar>
+          </w:tcPr>
+          <w:p>
+            <w:pPr>
+              <w:jc w:val="left"/>
+              <w:spacing w:line="240" w:lineRule="auto" w:before="60" w:after="60"/>
+            </w:pPr>
+            <w:r>
+              <w:t>必选，枚举值由接口动态下发</w:t>
+            </w:r>
+          </w:p>
+        </w:tc>
+      </w:tr>
+    </w:tbl>
+    <w:p>
+      <w:r/>
+    </w:p>
+    <w:p>
+      <w:pPr/>
+      <w:r>
+        <w:rPr>
+          <w:rFonts w:ascii="Microsoft YaHei" w:eastAsia="Microsoft YaHei" w:hAnsi="Microsoft YaHei" w:cs="Microsoft YaHei" w:hint="eastAsia"/>
+          <w:b/>
+          <w:lang w:eastAsia="zh-CN"/>
+        </w:rPr>
         <w:t>数据来源（调用接口）</w:t>
       </w:r>
       <w:r/>
@@ -6142,6 +9162,424 @@
           <w:lang w:eastAsia="zh-CN"/>
         </w:rPr>
         <w:t>，只读）。</w:t>
+      </w:r>
+      <w:r/>
+    </w:p>
+    <w:p>
+      <w:pPr/>
+      <w:r>
+        <w:rPr>
+          <w:rFonts w:ascii="Microsoft YaHei" w:eastAsia="Microsoft YaHei" w:hAnsi="Microsoft YaHei" w:cs="Microsoft YaHei" w:hint="eastAsia"/>
+          <w:b/>
+          <w:lang w:eastAsia="zh-CN"/>
+        </w:rPr>
+        <w:t>展示字段</w:t>
+      </w:r>
+      <w:r/>
+    </w:p>
+    <w:tbl>
+      <w:tblPr>
+        <w:tblW w:type="pct" w:w="5000"/>
+        <w:tblLook w:firstColumn="1" w:firstRow="1" w:lastColumn="0" w:lastRow="0" w:noHBand="0" w:noVBand="1" w:val="04A0"/>
+        <w:tblLayout w:type="autofit"/>
+      </w:tblPr>
+      <w:tblGrid>
+        <w:gridCol w:w="2880"/>
+        <w:gridCol w:w="2880"/>
+        <w:gridCol w:w="2880"/>
+      </w:tblGrid>
+      <w:tr>
+        <w:tc>
+          <w:tcPr>
+            <w:tcW w:type="dxa" w:w="2880"/>
+            <w:vAlign w:val="center"/>
+            <w:tcBorders>
+              <w:top w:val="single" w:sz="6" w:space="0" w:color="D0D5DD"/>
+              <w:bottom w:val="single" w:sz="6" w:space="0" w:color="D0D5DD"/>
+              <w:left w:val="single" w:sz="6" w:space="0" w:color="D0D5DD"/>
+              <w:right w:val="single" w:sz="6" w:space="0" w:color="D0D5DD"/>
+            </w:tcBorders>
+            <w:shd w:val="clear" w:color="auto" w:fill="F8FAFC"/>
+            <w:tcMar>
+              <w:top w:w="90" w:type="dxa"/>
+              <w:bottom w:w="90" w:type="dxa"/>
+              <w:left w:w="120" w:type="dxa"/>
+              <w:right w:w="120" w:type="dxa"/>
+            </w:tcMar>
+          </w:tcPr>
+          <w:p>
+            <w:pPr>
+              <w:jc w:val="left"/>
+              <w:spacing w:line="240" w:lineRule="auto" w:before="60" w:after="60"/>
+            </w:pPr>
+            <w:r>
+              <w:rPr>
+                <w:b/>
+              </w:rPr>
+              <w:t>字段</w:t>
+            </w:r>
+          </w:p>
+        </w:tc>
+        <w:tc>
+          <w:tcPr>
+            <w:tcW w:type="dxa" w:w="2880"/>
+            <w:vAlign w:val="center"/>
+            <w:tcBorders>
+              <w:top w:val="single" w:sz="6" w:space="0" w:color="D0D5DD"/>
+              <w:bottom w:val="single" w:sz="6" w:space="0" w:color="D0D5DD"/>
+              <w:left w:val="single" w:sz="6" w:space="0" w:color="D0D5DD"/>
+              <w:right w:val="single" w:sz="6" w:space="0" w:color="D0D5DD"/>
+            </w:tcBorders>
+            <w:shd w:val="clear" w:color="auto" w:fill="F8FAFC"/>
+            <w:tcMar>
+              <w:top w:w="90" w:type="dxa"/>
+              <w:bottom w:w="90" w:type="dxa"/>
+              <w:left w:w="120" w:type="dxa"/>
+              <w:right w:w="120" w:type="dxa"/>
+            </w:tcMar>
+          </w:tcPr>
+          <w:p>
+            <w:pPr>
+              <w:jc w:val="left"/>
+              <w:spacing w:line="240" w:lineRule="auto" w:before="60" w:after="60"/>
+            </w:pPr>
+            <w:r>
+              <w:rPr>
+                <w:b/>
+              </w:rPr>
+              <w:t>展示形态</w:t>
+            </w:r>
+          </w:p>
+        </w:tc>
+        <w:tc>
+          <w:tcPr>
+            <w:tcW w:type="dxa" w:w="2880"/>
+            <w:vAlign w:val="center"/>
+            <w:tcBorders>
+              <w:top w:val="single" w:sz="6" w:space="0" w:color="D0D5DD"/>
+              <w:bottom w:val="single" w:sz="6" w:space="0" w:color="D0D5DD"/>
+              <w:left w:val="single" w:sz="6" w:space="0" w:color="D0D5DD"/>
+              <w:right w:val="single" w:sz="6" w:space="0" w:color="D0D5DD"/>
+            </w:tcBorders>
+            <w:shd w:val="clear" w:color="auto" w:fill="F8FAFC"/>
+            <w:tcMar>
+              <w:top w:w="90" w:type="dxa"/>
+              <w:bottom w:w="90" w:type="dxa"/>
+              <w:left w:w="120" w:type="dxa"/>
+              <w:right w:w="120" w:type="dxa"/>
+            </w:tcMar>
+          </w:tcPr>
+          <w:p>
+            <w:pPr>
+              <w:jc w:val="left"/>
+              <w:spacing w:line="240" w:lineRule="auto" w:before="60" w:after="60"/>
+            </w:pPr>
+            <w:r>
+              <w:rPr>
+                <w:b/>
+              </w:rPr>
+              <w:t>说明</w:t>
+            </w:r>
+          </w:p>
+        </w:tc>
+      </w:tr>
+      <w:tr>
+        <w:tc>
+          <w:tcPr>
+            <w:tcW w:type="dxa" w:w="2880"/>
+            <w:vAlign w:val="center"/>
+            <w:tcBorders>
+              <w:top w:val="single" w:sz="6" w:space="0" w:color="D0D5DD"/>
+              <w:bottom w:val="single" w:sz="6" w:space="0" w:color="D0D5DD"/>
+              <w:left w:val="single" w:sz="6" w:space="0" w:color="D0D5DD"/>
+              <w:right w:val="single" w:sz="6" w:space="0" w:color="D0D5DD"/>
+            </w:tcBorders>
+            <w:tcMar>
+              <w:top w:w="90" w:type="dxa"/>
+              <w:bottom w:w="90" w:type="dxa"/>
+              <w:left w:w="120" w:type="dxa"/>
+              <w:right w:w="120" w:type="dxa"/>
+            </w:tcMar>
+          </w:tcPr>
+          <w:p>
+            <w:pPr>
+              <w:jc w:val="left"/>
+              <w:spacing w:line="240" w:lineRule="auto" w:before="60" w:after="60"/>
+            </w:pPr>
+            <w:r>
+              <w:t>授权二维码</w:t>
+            </w:r>
+          </w:p>
+        </w:tc>
+        <w:tc>
+          <w:tcPr>
+            <w:tcW w:type="dxa" w:w="2880"/>
+            <w:vAlign w:val="center"/>
+            <w:tcBorders>
+              <w:top w:val="single" w:sz="6" w:space="0" w:color="D0D5DD"/>
+              <w:bottom w:val="single" w:sz="6" w:space="0" w:color="D0D5DD"/>
+              <w:left w:val="single" w:sz="6" w:space="0" w:color="D0D5DD"/>
+              <w:right w:val="single" w:sz="6" w:space="0" w:color="D0D5DD"/>
+            </w:tcBorders>
+            <w:tcMar>
+              <w:top w:w="90" w:type="dxa"/>
+              <w:bottom w:w="90" w:type="dxa"/>
+              <w:left w:w="120" w:type="dxa"/>
+              <w:right w:w="120" w:type="dxa"/>
+            </w:tcMar>
+          </w:tcPr>
+          <w:p>
+            <w:pPr>
+              <w:jc w:val="left"/>
+              <w:spacing w:line="240" w:lineRule="auto" w:before="60" w:after="60"/>
+            </w:pPr>
+            <w:r>
+              <w:t>图片</w:t>
+            </w:r>
+          </w:p>
+        </w:tc>
+        <w:tc>
+          <w:tcPr>
+            <w:tcW w:type="dxa" w:w="2880"/>
+            <w:vAlign w:val="center"/>
+            <w:tcBorders>
+              <w:top w:val="single" w:sz="6" w:space="0" w:color="D0D5DD"/>
+              <w:bottom w:val="single" w:sz="6" w:space="0" w:color="D0D5DD"/>
+              <w:left w:val="single" w:sz="6" w:space="0" w:color="D0D5DD"/>
+              <w:right w:val="single" w:sz="6" w:space="0" w:color="D0D5DD"/>
+            </w:tcBorders>
+            <w:tcMar>
+              <w:top w:w="90" w:type="dxa"/>
+              <w:bottom w:w="90" w:type="dxa"/>
+              <w:left w:w="120" w:type="dxa"/>
+              <w:right w:w="120" w:type="dxa"/>
+            </w:tcMar>
+          </w:tcPr>
+          <w:p>
+            <w:pPr>
+              <w:jc w:val="left"/>
+              <w:spacing w:line="240" w:lineRule="auto" w:before="60" w:after="60"/>
+            </w:pPr>
+            <w:r>
+              <w:t>由授权链接渲染生成，使用</w:t>
+            </w:r>
+            <w:r>
+              <w:t xml:space="preserve"> </w:t>
+            </w:r>
+            <w:r>
+              <w:t xml:space="preserve"> TikTok App </w:t>
+            </w:r>
+            <w:r>
+              <w:t xml:space="preserve"> </w:t>
+            </w:r>
+            <w:r>
+              <w:t>扫码完成授权</w:t>
+            </w:r>
+          </w:p>
+        </w:tc>
+      </w:tr>
+      <w:tr>
+        <w:tc>
+          <w:tcPr>
+            <w:tcW w:type="dxa" w:w="2880"/>
+            <w:vAlign w:val="center"/>
+            <w:tcBorders>
+              <w:top w:val="single" w:sz="6" w:space="0" w:color="D0D5DD"/>
+              <w:bottom w:val="single" w:sz="6" w:space="0" w:color="D0D5DD"/>
+              <w:left w:val="single" w:sz="6" w:space="0" w:color="D0D5DD"/>
+              <w:right w:val="single" w:sz="6" w:space="0" w:color="D0D5DD"/>
+            </w:tcBorders>
+            <w:tcMar>
+              <w:top w:w="90" w:type="dxa"/>
+              <w:bottom w:w="90" w:type="dxa"/>
+              <w:left w:w="120" w:type="dxa"/>
+              <w:right w:w="120" w:type="dxa"/>
+            </w:tcMar>
+          </w:tcPr>
+          <w:p>
+            <w:pPr>
+              <w:jc w:val="left"/>
+              <w:spacing w:line="240" w:lineRule="auto" w:before="60" w:after="60"/>
+            </w:pPr>
+            <w:r>
+              <w:t>提示文案</w:t>
+            </w:r>
+          </w:p>
+        </w:tc>
+        <w:tc>
+          <w:tcPr>
+            <w:tcW w:type="dxa" w:w="2880"/>
+            <w:vAlign w:val="center"/>
+            <w:tcBorders>
+              <w:top w:val="single" w:sz="6" w:space="0" w:color="D0D5DD"/>
+              <w:bottom w:val="single" w:sz="6" w:space="0" w:color="D0D5DD"/>
+              <w:left w:val="single" w:sz="6" w:space="0" w:color="D0D5DD"/>
+              <w:right w:val="single" w:sz="6" w:space="0" w:color="D0D5DD"/>
+            </w:tcBorders>
+            <w:tcMar>
+              <w:top w:w="90" w:type="dxa"/>
+              <w:bottom w:w="90" w:type="dxa"/>
+              <w:left w:w="120" w:type="dxa"/>
+              <w:right w:w="120" w:type="dxa"/>
+            </w:tcMar>
+          </w:tcPr>
+          <w:p>
+            <w:pPr>
+              <w:jc w:val="left"/>
+              <w:spacing w:line="240" w:lineRule="auto" w:before="60" w:after="60"/>
+            </w:pPr>
+            <w:r>
+              <w:t>只读文本</w:t>
+            </w:r>
+          </w:p>
+        </w:tc>
+        <w:tc>
+          <w:tcPr>
+            <w:tcW w:type="dxa" w:w="2880"/>
+            <w:vAlign w:val="center"/>
+            <w:tcBorders>
+              <w:top w:val="single" w:sz="6" w:space="0" w:color="D0D5DD"/>
+              <w:bottom w:val="single" w:sz="6" w:space="0" w:color="D0D5DD"/>
+              <w:left w:val="single" w:sz="6" w:space="0" w:color="D0D5DD"/>
+              <w:right w:val="single" w:sz="6" w:space="0" w:color="D0D5DD"/>
+            </w:tcBorders>
+            <w:tcMar>
+              <w:top w:w="90" w:type="dxa"/>
+              <w:bottom w:w="90" w:type="dxa"/>
+              <w:left w:w="120" w:type="dxa"/>
+              <w:right w:w="120" w:type="dxa"/>
+            </w:tcMar>
+          </w:tcPr>
+          <w:p>
+            <w:pPr>
+              <w:jc w:val="left"/>
+              <w:spacing w:line="240" w:lineRule="auto" w:before="60" w:after="60"/>
+            </w:pPr>
+            <w:r>
+              <w:t>「请使用</w:t>
+            </w:r>
+            <w:r>
+              <w:t xml:space="preserve"> </w:t>
+            </w:r>
+            <w:r>
+              <w:t xml:space="preserve"> TikTok App </w:t>
+            </w:r>
+            <w:r>
+              <w:t xml:space="preserve"> </w:t>
+            </w:r>
+            <w:r>
+              <w:t>扫描二维码完成账号授权」</w:t>
+            </w:r>
+          </w:p>
+        </w:tc>
+      </w:tr>
+      <w:tr>
+        <w:tc>
+          <w:tcPr>
+            <w:tcW w:type="dxa" w:w="2880"/>
+            <w:vAlign w:val="center"/>
+            <w:tcBorders>
+              <w:top w:val="single" w:sz="6" w:space="0" w:color="D0D5DD"/>
+              <w:bottom w:val="single" w:sz="6" w:space="0" w:color="D0D5DD"/>
+              <w:left w:val="single" w:sz="6" w:space="0" w:color="D0D5DD"/>
+              <w:right w:val="single" w:sz="6" w:space="0" w:color="D0D5DD"/>
+            </w:tcBorders>
+            <w:tcMar>
+              <w:top w:w="90" w:type="dxa"/>
+              <w:bottom w:w="90" w:type="dxa"/>
+              <w:left w:w="120" w:type="dxa"/>
+              <w:right w:w="120" w:type="dxa"/>
+            </w:tcMar>
+          </w:tcPr>
+          <w:p>
+            <w:pPr>
+              <w:jc w:val="left"/>
+              <w:spacing w:line="240" w:lineRule="auto" w:before="60" w:after="60"/>
+            </w:pPr>
+            <w:r>
+              <w:t>授权对象</w:t>
+            </w:r>
+          </w:p>
+        </w:tc>
+        <w:tc>
+          <w:tcPr>
+            <w:tcW w:type="dxa" w:w="2880"/>
+            <w:vAlign w:val="center"/>
+            <w:tcBorders>
+              <w:top w:val="single" w:sz="6" w:space="0" w:color="D0D5DD"/>
+              <w:bottom w:val="single" w:sz="6" w:space="0" w:color="D0D5DD"/>
+              <w:left w:val="single" w:sz="6" w:space="0" w:color="D0D5DD"/>
+              <w:right w:val="single" w:sz="6" w:space="0" w:color="D0D5DD"/>
+            </w:tcBorders>
+            <w:tcMar>
+              <w:top w:w="90" w:type="dxa"/>
+              <w:bottom w:w="90" w:type="dxa"/>
+              <w:left w:w="120" w:type="dxa"/>
+              <w:right w:w="120" w:type="dxa"/>
+            </w:tcMar>
+          </w:tcPr>
+          <w:p>
+            <w:pPr>
+              <w:jc w:val="left"/>
+              <w:spacing w:line="240" w:lineRule="auto" w:before="60" w:after="60"/>
+            </w:pPr>
+            <w:r>
+              <w:t>只读文本</w:t>
+            </w:r>
+          </w:p>
+        </w:tc>
+        <w:tc>
+          <w:tcPr>
+            <w:tcW w:type="dxa" w:w="2880"/>
+            <w:vAlign w:val="center"/>
+            <w:tcBorders>
+              <w:top w:val="single" w:sz="6" w:space="0" w:color="D0D5DD"/>
+              <w:bottom w:val="single" w:sz="6" w:space="0" w:color="D0D5DD"/>
+              <w:left w:val="single" w:sz="6" w:space="0" w:color="D0D5DD"/>
+              <w:right w:val="single" w:sz="6" w:space="0" w:color="D0D5DD"/>
+            </w:tcBorders>
+            <w:tcMar>
+              <w:top w:w="90" w:type="dxa"/>
+              <w:bottom w:w="90" w:type="dxa"/>
+              <w:left w:w="120" w:type="dxa"/>
+              <w:right w:w="120" w:type="dxa"/>
+            </w:tcMar>
+          </w:tcPr>
+          <w:p>
+            <w:pPr>
+              <w:jc w:val="left"/>
+              <w:spacing w:line="240" w:lineRule="auto" w:before="60" w:after="60"/>
+            </w:pPr>
+            <w:r>
+              <w:t>显示当前</w:t>
+            </w:r>
+            <w:r>
+              <w:t xml:space="preserve"> </w:t>
+            </w:r>
+            <w:r>
+              <w:t xml:space="preserve"> BC </w:t>
+            </w:r>
+            <w:r>
+              <w:t xml:space="preserve"> </w:t>
+            </w:r>
+            <w:r>
+              <w:t>名称</w:t>
+            </w:r>
+          </w:p>
+        </w:tc>
+      </w:tr>
+    </w:tbl>
+    <w:p>
+      <w:r/>
+    </w:p>
+    <w:p>
+      <w:pPr/>
+      <w:r>
+        <w:rPr>
+          <w:rFonts w:ascii="Microsoft YaHei" w:eastAsia="Microsoft YaHei" w:hAnsi="Microsoft YaHei" w:cs="Microsoft YaHei" w:hint="eastAsia"/>
+          <w:lang w:eastAsia="zh-CN"/>
+        </w:rPr>
+        <w:t>底部按钮为「关闭」。</w:t>
       </w:r>
       <w:r/>
     </w:p>
@@ -7585,7 +11023,1065 @@
           <w:sz w:val="32"/>
           <w:lang w:eastAsia="zh-CN"/>
         </w:rPr>
-        <w:t>7. 表格数据来源与接口映射</w:t>
+        <w:t>7. 表格字段汇总</w:t>
+      </w:r>
+      <w:r/>
+    </w:p>
+    <w:tbl>
+      <w:tblPr>
+        <w:tblW w:type="pct" w:w="5000"/>
+        <w:tblLook w:firstColumn="1" w:firstRow="1" w:lastColumn="0" w:lastRow="0" w:noHBand="0" w:noVBand="1" w:val="04A0"/>
+        <w:tblLayout w:type="autofit"/>
+      </w:tblPr>
+      <w:tblGrid>
+        <w:gridCol w:w="2880"/>
+        <w:gridCol w:w="2880"/>
+        <w:gridCol w:w="2880"/>
+      </w:tblGrid>
+      <w:tr>
+        <w:tc>
+          <w:tcPr>
+            <w:tcW w:type="dxa" w:w="2880"/>
+            <w:vAlign w:val="center"/>
+            <w:tcBorders>
+              <w:top w:val="single" w:sz="6" w:space="0" w:color="D0D5DD"/>
+              <w:bottom w:val="single" w:sz="6" w:space="0" w:color="D0D5DD"/>
+              <w:left w:val="single" w:sz="6" w:space="0" w:color="D0D5DD"/>
+              <w:right w:val="single" w:sz="6" w:space="0" w:color="D0D5DD"/>
+            </w:tcBorders>
+            <w:shd w:val="clear" w:color="auto" w:fill="F8FAFC"/>
+            <w:tcMar>
+              <w:top w:w="90" w:type="dxa"/>
+              <w:bottom w:w="90" w:type="dxa"/>
+              <w:left w:w="120" w:type="dxa"/>
+              <w:right w:w="120" w:type="dxa"/>
+            </w:tcMar>
+          </w:tcPr>
+          <w:p>
+            <w:pPr>
+              <w:jc w:val="left"/>
+              <w:spacing w:line="240" w:lineRule="auto" w:before="60" w:after="60"/>
+            </w:pPr>
+            <w:r>
+              <w:rPr>
+                <w:b/>
+              </w:rPr>
+              <w:t>表格</w:t>
+            </w:r>
+            <w:r>
+              <w:rPr>
+                <w:b/>
+              </w:rPr>
+              <w:t xml:space="preserve"> </w:t>
+            </w:r>
+            <w:r>
+              <w:rPr>
+                <w:b/>
+              </w:rPr>
+              <w:t>/</w:t>
+            </w:r>
+            <w:r>
+              <w:rPr>
+                <w:b/>
+              </w:rPr>
+              <w:t xml:space="preserve"> </w:t>
+            </w:r>
+            <w:r>
+              <w:rPr>
+                <w:b/>
+              </w:rPr>
+              <w:t>表单</w:t>
+            </w:r>
+          </w:p>
+        </w:tc>
+        <w:tc>
+          <w:tcPr>
+            <w:tcW w:type="dxa" w:w="2880"/>
+            <w:vAlign w:val="center"/>
+            <w:tcBorders>
+              <w:top w:val="single" w:sz="6" w:space="0" w:color="D0D5DD"/>
+              <w:bottom w:val="single" w:sz="6" w:space="0" w:color="D0D5DD"/>
+              <w:left w:val="single" w:sz="6" w:space="0" w:color="D0D5DD"/>
+              <w:right w:val="single" w:sz="6" w:space="0" w:color="D0D5DD"/>
+            </w:tcBorders>
+            <w:shd w:val="clear" w:color="auto" w:fill="F8FAFC"/>
+            <w:tcMar>
+              <w:top w:w="90" w:type="dxa"/>
+              <w:bottom w:w="90" w:type="dxa"/>
+              <w:left w:w="120" w:type="dxa"/>
+              <w:right w:w="120" w:type="dxa"/>
+            </w:tcMar>
+          </w:tcPr>
+          <w:p>
+            <w:pPr>
+              <w:jc w:val="left"/>
+              <w:spacing w:line="240" w:lineRule="auto" w:before="60" w:after="60"/>
+            </w:pPr>
+            <w:r>
+              <w:rPr>
+                <w:b/>
+              </w:rPr>
+              <w:t>字段清单</w:t>
+            </w:r>
+          </w:p>
+        </w:tc>
+        <w:tc>
+          <w:tcPr>
+            <w:tcW w:type="dxa" w:w="2880"/>
+            <w:vAlign w:val="center"/>
+            <w:tcBorders>
+              <w:top w:val="single" w:sz="6" w:space="0" w:color="D0D5DD"/>
+              <w:bottom w:val="single" w:sz="6" w:space="0" w:color="D0D5DD"/>
+              <w:left w:val="single" w:sz="6" w:space="0" w:color="D0D5DD"/>
+              <w:right w:val="single" w:sz="6" w:space="0" w:color="D0D5DD"/>
+            </w:tcBorders>
+            <w:shd w:val="clear" w:color="auto" w:fill="F8FAFC"/>
+            <w:tcMar>
+              <w:top w:w="90" w:type="dxa"/>
+              <w:bottom w:w="90" w:type="dxa"/>
+              <w:left w:w="120" w:type="dxa"/>
+              <w:right w:w="120" w:type="dxa"/>
+            </w:tcMar>
+          </w:tcPr>
+          <w:p>
+            <w:pPr>
+              <w:jc w:val="left"/>
+              <w:spacing w:line="240" w:lineRule="auto" w:before="60" w:after="60"/>
+            </w:pPr>
+            <w:r>
+              <w:rPr>
+                <w:b/>
+              </w:rPr>
+              <w:t>特殊交互</w:t>
+            </w:r>
+          </w:p>
+        </w:tc>
+      </w:tr>
+      <w:tr>
+        <w:tc>
+          <w:tcPr>
+            <w:tcW w:type="dxa" w:w="2880"/>
+            <w:vAlign w:val="center"/>
+            <w:tcBorders>
+              <w:top w:val="single" w:sz="6" w:space="0" w:color="D0D5DD"/>
+              <w:bottom w:val="single" w:sz="6" w:space="0" w:color="D0D5DD"/>
+              <w:left w:val="single" w:sz="6" w:space="0" w:color="D0D5DD"/>
+              <w:right w:val="single" w:sz="6" w:space="0" w:color="D0D5DD"/>
+            </w:tcBorders>
+            <w:tcMar>
+              <w:top w:w="90" w:type="dxa"/>
+              <w:bottom w:w="90" w:type="dxa"/>
+              <w:left w:w="120" w:type="dxa"/>
+              <w:right w:w="120" w:type="dxa"/>
+            </w:tcMar>
+          </w:tcPr>
+          <w:p>
+            <w:pPr>
+              <w:jc w:val="left"/>
+              <w:spacing w:line="240" w:lineRule="auto" w:before="60" w:after="60"/>
+            </w:pPr>
+            <w:r>
+              <w:t>商务中心主表</w:t>
+            </w:r>
+          </w:p>
+        </w:tc>
+        <w:tc>
+          <w:tcPr>
+            <w:tcW w:type="dxa" w:w="2880"/>
+            <w:vAlign w:val="center"/>
+            <w:tcBorders>
+              <w:top w:val="single" w:sz="6" w:space="0" w:color="D0D5DD"/>
+              <w:bottom w:val="single" w:sz="6" w:space="0" w:color="D0D5DD"/>
+              <w:left w:val="single" w:sz="6" w:space="0" w:color="D0D5DD"/>
+              <w:right w:val="single" w:sz="6" w:space="0" w:color="D0D5DD"/>
+            </w:tcBorders>
+            <w:tcMar>
+              <w:top w:w="90" w:type="dxa"/>
+              <w:bottom w:w="90" w:type="dxa"/>
+              <w:left w:w="120" w:type="dxa"/>
+              <w:right w:w="120" w:type="dxa"/>
+            </w:tcMar>
+          </w:tcPr>
+          <w:p>
+            <w:pPr>
+              <w:jc w:val="left"/>
+              <w:spacing w:line="240" w:lineRule="auto" w:before="60" w:after="60"/>
+            </w:pPr>
+            <w:r>
+              <w:t>商务中心名称</w:t>
+            </w:r>
+            <w:r>
+              <w:t xml:space="preserve"> </w:t>
+            </w:r>
+            <w:r>
+              <w:t xml:space="preserve"> / </w:t>
+            </w:r>
+            <w:r>
+              <w:t xml:space="preserve"> </w:t>
+            </w:r>
+            <w:r>
+              <w:t>用户数量</w:t>
+            </w:r>
+            <w:r>
+              <w:t xml:space="preserve"> </w:t>
+            </w:r>
+            <w:r>
+              <w:t xml:space="preserve"> / TikTok </w:t>
+            </w:r>
+            <w:r>
+              <w:t xml:space="preserve"> </w:t>
+            </w:r>
+            <w:r>
+              <w:t>账号</w:t>
+            </w:r>
+            <w:r>
+              <w:t xml:space="preserve"> </w:t>
+            </w:r>
+            <w:r>
+              <w:t xml:space="preserve"> / </w:t>
+            </w:r>
+            <w:r>
+              <w:t xml:space="preserve"> </w:t>
+            </w:r>
+            <w:r>
+              <w:t>操作</w:t>
+            </w:r>
+          </w:p>
+        </w:tc>
+        <w:tc>
+          <w:tcPr>
+            <w:tcW w:type="dxa" w:w="2880"/>
+            <w:vAlign w:val="center"/>
+            <w:tcBorders>
+              <w:top w:val="single" w:sz="6" w:space="0" w:color="D0D5DD"/>
+              <w:bottom w:val="single" w:sz="6" w:space="0" w:color="D0D5DD"/>
+              <w:left w:val="single" w:sz="6" w:space="0" w:color="D0D5DD"/>
+              <w:right w:val="single" w:sz="6" w:space="0" w:color="D0D5DD"/>
+            </w:tcBorders>
+            <w:tcMar>
+              <w:top w:w="90" w:type="dxa"/>
+              <w:bottom w:w="90" w:type="dxa"/>
+              <w:left w:w="120" w:type="dxa"/>
+              <w:right w:w="120" w:type="dxa"/>
+            </w:tcMar>
+          </w:tcPr>
+          <w:p>
+            <w:pPr>
+              <w:jc w:val="left"/>
+              <w:spacing w:line="240" w:lineRule="auto" w:before="60" w:after="60"/>
+            </w:pPr>
+            <w:r>
+              <w:t>用户数量与账号数为可点击链接；操作列含「添加</w:t>
+            </w:r>
+            <w:r>
+              <w:t xml:space="preserve"> </w:t>
+            </w:r>
+            <w:r>
+              <w:t xml:space="preserve"> TikTok </w:t>
+            </w:r>
+            <w:r>
+              <w:t xml:space="preserve"> </w:t>
+            </w:r>
+            <w:r>
+              <w:t>账号」「刷新」；底部分页条</w:t>
+            </w:r>
+          </w:p>
+        </w:tc>
+      </w:tr>
+      <w:tr>
+        <w:tc>
+          <w:tcPr>
+            <w:tcW w:type="dxa" w:w="2880"/>
+            <w:vAlign w:val="center"/>
+            <w:tcBorders>
+              <w:top w:val="single" w:sz="6" w:space="0" w:color="D0D5DD"/>
+              <w:bottom w:val="single" w:sz="6" w:space="0" w:color="D0D5DD"/>
+              <w:left w:val="single" w:sz="6" w:space="0" w:color="D0D5DD"/>
+              <w:right w:val="single" w:sz="6" w:space="0" w:color="D0D5DD"/>
+            </w:tcBorders>
+            <w:tcMar>
+              <w:top w:w="90" w:type="dxa"/>
+              <w:bottom w:w="90" w:type="dxa"/>
+              <w:left w:w="120" w:type="dxa"/>
+              <w:right w:w="120" w:type="dxa"/>
+            </w:tcMar>
+          </w:tcPr>
+          <w:p>
+            <w:pPr>
+              <w:jc w:val="left"/>
+              <w:spacing w:line="240" w:lineRule="auto" w:before="60" w:after="60"/>
+            </w:pPr>
+            <w:r>
+              <w:t>用户列表抽屉</w:t>
+            </w:r>
+          </w:p>
+        </w:tc>
+        <w:tc>
+          <w:tcPr>
+            <w:tcW w:type="dxa" w:w="2880"/>
+            <w:vAlign w:val="center"/>
+            <w:tcBorders>
+              <w:top w:val="single" w:sz="6" w:space="0" w:color="D0D5DD"/>
+              <w:bottom w:val="single" w:sz="6" w:space="0" w:color="D0D5DD"/>
+              <w:left w:val="single" w:sz="6" w:space="0" w:color="D0D5DD"/>
+              <w:right w:val="single" w:sz="6" w:space="0" w:color="D0D5DD"/>
+            </w:tcBorders>
+            <w:tcMar>
+              <w:top w:w="90" w:type="dxa"/>
+              <w:bottom w:w="90" w:type="dxa"/>
+              <w:left w:w="120" w:type="dxa"/>
+              <w:right w:w="120" w:type="dxa"/>
+            </w:tcMar>
+          </w:tcPr>
+          <w:p>
+            <w:pPr>
+              <w:jc w:val="left"/>
+              <w:spacing w:line="240" w:lineRule="auto" w:before="60" w:after="60"/>
+            </w:pPr>
+            <w:r>
+              <w:t>选择列</w:t>
+            </w:r>
+            <w:r>
+              <w:t xml:space="preserve"> </w:t>
+            </w:r>
+            <w:r>
+              <w:t xml:space="preserve"> / </w:t>
+            </w:r>
+            <w:r>
+              <w:t xml:space="preserve"> </w:t>
+            </w:r>
+            <w:r>
+              <w:t>用户名</w:t>
+            </w:r>
+            <w:r>
+              <w:t xml:space="preserve"> </w:t>
+            </w:r>
+            <w:r>
+              <w:t xml:space="preserve"> / TikTok </w:t>
+            </w:r>
+            <w:r>
+              <w:t xml:space="preserve"> </w:t>
+            </w:r>
+            <w:r>
+              <w:t>账号</w:t>
+            </w:r>
+            <w:r>
+              <w:t xml:space="preserve"> </w:t>
+            </w:r>
+            <w:r>
+              <w:t xml:space="preserve"> / </w:t>
+            </w:r>
+            <w:r>
+              <w:t xml:space="preserve"> </w:t>
+            </w:r>
+            <w:r>
+              <w:t>操作</w:t>
+            </w:r>
+          </w:p>
+        </w:tc>
+        <w:tc>
+          <w:tcPr>
+            <w:tcW w:type="dxa" w:w="2880"/>
+            <w:vAlign w:val="center"/>
+            <w:tcBorders>
+              <w:top w:val="single" w:sz="6" w:space="0" w:color="D0D5DD"/>
+              <w:bottom w:val="single" w:sz="6" w:space="0" w:color="D0D5DD"/>
+              <w:left w:val="single" w:sz="6" w:space="0" w:color="D0D5DD"/>
+              <w:right w:val="single" w:sz="6" w:space="0" w:color="D0D5DD"/>
+            </w:tcBorders>
+            <w:tcMar>
+              <w:top w:w="90" w:type="dxa"/>
+              <w:bottom w:w="90" w:type="dxa"/>
+              <w:left w:w="120" w:type="dxa"/>
+              <w:right w:w="120" w:type="dxa"/>
+            </w:tcMar>
+          </w:tcPr>
+          <w:p>
+            <w:pPr>
+              <w:jc w:val="left"/>
+              <w:spacing w:line="240" w:lineRule="auto" w:before="60" w:after="60"/>
+            </w:pPr>
+            <w:r>
+              <w:t>复选框表头全选（半选态）；账号数可点击；操作列「分配</w:t>
+            </w:r>
+            <w:r>
+              <w:t xml:space="preserve"> </w:t>
+            </w:r>
+            <w:r>
+              <w:t xml:space="preserve"> TikTok </w:t>
+            </w:r>
+            <w:r>
+              <w:t xml:space="preserve"> </w:t>
+            </w:r>
+            <w:r>
+              <w:t>账号」</w:t>
+            </w:r>
+          </w:p>
+        </w:tc>
+      </w:tr>
+      <w:tr>
+        <w:tc>
+          <w:tcPr>
+            <w:tcW w:type="dxa" w:w="2880"/>
+            <w:vAlign w:val="center"/>
+            <w:tcBorders>
+              <w:top w:val="single" w:sz="6" w:space="0" w:color="D0D5DD"/>
+              <w:bottom w:val="single" w:sz="6" w:space="0" w:color="D0D5DD"/>
+              <w:left w:val="single" w:sz="6" w:space="0" w:color="D0D5DD"/>
+              <w:right w:val="single" w:sz="6" w:space="0" w:color="D0D5DD"/>
+            </w:tcBorders>
+            <w:tcMar>
+              <w:top w:w="90" w:type="dxa"/>
+              <w:bottom w:w="90" w:type="dxa"/>
+              <w:left w:w="120" w:type="dxa"/>
+              <w:right w:w="120" w:type="dxa"/>
+            </w:tcMar>
+          </w:tcPr>
+          <w:p>
+            <w:pPr>
+              <w:jc w:val="left"/>
+              <w:spacing w:line="240" w:lineRule="auto" w:before="60" w:after="60"/>
+            </w:pPr>
+            <w:r>
+              <w:t>单用户分配弹框</w:t>
+            </w:r>
+          </w:p>
+        </w:tc>
+        <w:tc>
+          <w:tcPr>
+            <w:tcW w:type="dxa" w:w="2880"/>
+            <w:vAlign w:val="center"/>
+            <w:tcBorders>
+              <w:top w:val="single" w:sz="6" w:space="0" w:color="D0D5DD"/>
+              <w:bottom w:val="single" w:sz="6" w:space="0" w:color="D0D5DD"/>
+              <w:left w:val="single" w:sz="6" w:space="0" w:color="D0D5DD"/>
+              <w:right w:val="single" w:sz="6" w:space="0" w:color="D0D5DD"/>
+            </w:tcBorders>
+            <w:tcMar>
+              <w:top w:w="90" w:type="dxa"/>
+              <w:bottom w:w="90" w:type="dxa"/>
+              <w:left w:w="120" w:type="dxa"/>
+              <w:right w:w="120" w:type="dxa"/>
+            </w:tcMar>
+          </w:tcPr>
+          <w:p>
+            <w:pPr>
+              <w:jc w:val="left"/>
+              <w:spacing w:line="240" w:lineRule="auto" w:before="60" w:after="60"/>
+            </w:pPr>
+            <w:r>
+              <w:t>选择列</w:t>
+            </w:r>
+            <w:r>
+              <w:t xml:space="preserve"> </w:t>
+            </w:r>
+            <w:r>
+              <w:t xml:space="preserve"> / TikTok </w:t>
+            </w:r>
+            <w:r>
+              <w:t xml:space="preserve"> </w:t>
+            </w:r>
+            <w:r>
+              <w:t>账号</w:t>
+            </w:r>
+            <w:r>
+              <w:t xml:space="preserve"> </w:t>
+            </w:r>
+            <w:r>
+              <w:t xml:space="preserve"> / </w:t>
+            </w:r>
+            <w:r>
+              <w:t xml:space="preserve"> </w:t>
+            </w:r>
+            <w:r>
+              <w:t>语言</w:t>
+            </w:r>
+          </w:p>
+        </w:tc>
+        <w:tc>
+          <w:tcPr>
+            <w:tcW w:type="dxa" w:w="2880"/>
+            <w:vAlign w:val="center"/>
+            <w:tcBorders>
+              <w:top w:val="single" w:sz="6" w:space="0" w:color="D0D5DD"/>
+              <w:bottom w:val="single" w:sz="6" w:space="0" w:color="D0D5DD"/>
+              <w:left w:val="single" w:sz="6" w:space="0" w:color="D0D5DD"/>
+              <w:right w:val="single" w:sz="6" w:space="0" w:color="D0D5DD"/>
+            </w:tcBorders>
+            <w:tcMar>
+              <w:top w:w="90" w:type="dxa"/>
+              <w:bottom w:w="90" w:type="dxa"/>
+              <w:left w:w="120" w:type="dxa"/>
+              <w:right w:w="120" w:type="dxa"/>
+            </w:tcMar>
+          </w:tcPr>
+          <w:p>
+            <w:pPr>
+              <w:jc w:val="left"/>
+              <w:spacing w:line="240" w:lineRule="auto" w:before="60" w:after="60"/>
+            </w:pPr>
+            <w:r>
+              <w:t>已分配账号禁用并标注；</w:t>
+            </w:r>
+            <w:r>
+              <w:t xml:space="preserve"> </w:t>
+            </w:r>
+            <w:r>
+              <w:t xml:space="preserve">TikTok </w:t>
+            </w:r>
+            <w:r>
+              <w:t xml:space="preserve"> </w:t>
+            </w:r>
+            <w:r>
+              <w:t>账号为头像</w:t>
+            </w:r>
+            <w:r>
+              <w:t xml:space="preserve"> </w:t>
+            </w:r>
+            <w:r>
+              <w:t xml:space="preserve"> + </w:t>
+            </w:r>
+            <w:r>
+              <w:t xml:space="preserve"> </w:t>
+            </w:r>
+            <w:r>
+              <w:t>名称</w:t>
+            </w:r>
+            <w:r>
+              <w:t xml:space="preserve"> </w:t>
+            </w:r>
+            <w:r>
+              <w:t xml:space="preserve"> + handle</w:t>
+            </w:r>
+          </w:p>
+        </w:tc>
+      </w:tr>
+      <w:tr>
+        <w:tc>
+          <w:tcPr>
+            <w:tcW w:type="dxa" w:w="2880"/>
+            <w:vAlign w:val="center"/>
+            <w:tcBorders>
+              <w:top w:val="single" w:sz="6" w:space="0" w:color="D0D5DD"/>
+              <w:bottom w:val="single" w:sz="6" w:space="0" w:color="D0D5DD"/>
+              <w:left w:val="single" w:sz="6" w:space="0" w:color="D0D5DD"/>
+              <w:right w:val="single" w:sz="6" w:space="0" w:color="D0D5DD"/>
+            </w:tcBorders>
+            <w:tcMar>
+              <w:top w:w="90" w:type="dxa"/>
+              <w:bottom w:w="90" w:type="dxa"/>
+              <w:left w:w="120" w:type="dxa"/>
+              <w:right w:w="120" w:type="dxa"/>
+            </w:tcMar>
+          </w:tcPr>
+          <w:p>
+            <w:pPr>
+              <w:jc w:val="left"/>
+              <w:spacing w:line="240" w:lineRule="auto" w:before="60" w:after="60"/>
+            </w:pPr>
+            <w:r>
+              <w:t>批量分配弹框</w:t>
+            </w:r>
+          </w:p>
+        </w:tc>
+        <w:tc>
+          <w:tcPr>
+            <w:tcW w:type="dxa" w:w="2880"/>
+            <w:vAlign w:val="center"/>
+            <w:tcBorders>
+              <w:top w:val="single" w:sz="6" w:space="0" w:color="D0D5DD"/>
+              <w:bottom w:val="single" w:sz="6" w:space="0" w:color="D0D5DD"/>
+              <w:left w:val="single" w:sz="6" w:space="0" w:color="D0D5DD"/>
+              <w:right w:val="single" w:sz="6" w:space="0" w:color="D0D5DD"/>
+            </w:tcBorders>
+            <w:tcMar>
+              <w:top w:w="90" w:type="dxa"/>
+              <w:bottom w:w="90" w:type="dxa"/>
+              <w:left w:w="120" w:type="dxa"/>
+              <w:right w:w="120" w:type="dxa"/>
+            </w:tcMar>
+          </w:tcPr>
+          <w:p>
+            <w:pPr>
+              <w:jc w:val="left"/>
+              <w:spacing w:line="240" w:lineRule="auto" w:before="60" w:after="60"/>
+            </w:pPr>
+            <w:r>
+              <w:t>选择列</w:t>
+            </w:r>
+            <w:r>
+              <w:t xml:space="preserve"> </w:t>
+            </w:r>
+            <w:r>
+              <w:t xml:space="preserve"> / TikTok </w:t>
+            </w:r>
+            <w:r>
+              <w:t xml:space="preserve"> </w:t>
+            </w:r>
+            <w:r>
+              <w:t>账号</w:t>
+            </w:r>
+            <w:r>
+              <w:t xml:space="preserve"> </w:t>
+            </w:r>
+            <w:r>
+              <w:t xml:space="preserve"> / </w:t>
+            </w:r>
+            <w:r>
+              <w:t xml:space="preserve"> </w:t>
+            </w:r>
+            <w:r>
+              <w:t>语言</w:t>
+            </w:r>
+          </w:p>
+        </w:tc>
+        <w:tc>
+          <w:tcPr>
+            <w:tcW w:type="dxa" w:w="2880"/>
+            <w:vAlign w:val="center"/>
+            <w:tcBorders>
+              <w:top w:val="single" w:sz="6" w:space="0" w:color="D0D5DD"/>
+              <w:bottom w:val="single" w:sz="6" w:space="0" w:color="D0D5DD"/>
+              <w:left w:val="single" w:sz="6" w:space="0" w:color="D0D5DD"/>
+              <w:right w:val="single" w:sz="6" w:space="0" w:color="D0D5DD"/>
+            </w:tcBorders>
+            <w:tcMar>
+              <w:top w:w="90" w:type="dxa"/>
+              <w:bottom w:w="90" w:type="dxa"/>
+              <w:left w:w="120" w:type="dxa"/>
+              <w:right w:w="120" w:type="dxa"/>
+            </w:tcMar>
+          </w:tcPr>
+          <w:p>
+            <w:pPr>
+              <w:jc w:val="left"/>
+              <w:spacing w:line="240" w:lineRule="auto" w:before="60" w:after="60"/>
+            </w:pPr>
+            <w:r>
+              <w:t>复选框固定显示；不展示已分配状态</w:t>
+            </w:r>
+          </w:p>
+        </w:tc>
+      </w:tr>
+      <w:tr>
+        <w:tc>
+          <w:tcPr>
+            <w:tcW w:type="dxa" w:w="2880"/>
+            <w:vAlign w:val="center"/>
+            <w:tcBorders>
+              <w:top w:val="single" w:sz="6" w:space="0" w:color="D0D5DD"/>
+              <w:bottom w:val="single" w:sz="6" w:space="0" w:color="D0D5DD"/>
+              <w:left w:val="single" w:sz="6" w:space="0" w:color="D0D5DD"/>
+              <w:right w:val="single" w:sz="6" w:space="0" w:color="D0D5DD"/>
+            </w:tcBorders>
+            <w:tcMar>
+              <w:top w:w="90" w:type="dxa"/>
+              <w:bottom w:w="90" w:type="dxa"/>
+              <w:left w:w="120" w:type="dxa"/>
+              <w:right w:w="120" w:type="dxa"/>
+            </w:tcMar>
+          </w:tcPr>
+          <w:p>
+            <w:pPr>
+              <w:jc w:val="left"/>
+              <w:spacing w:line="240" w:lineRule="auto" w:before="60" w:after="60"/>
+            </w:pPr>
+            <w:r>
+              <w:t xml:space="preserve">TikTok </w:t>
+            </w:r>
+            <w:r>
+              <w:t xml:space="preserve"> </w:t>
+            </w:r>
+            <w:r>
+              <w:t>账号列表抽屉</w:t>
+            </w:r>
+          </w:p>
+        </w:tc>
+        <w:tc>
+          <w:tcPr>
+            <w:tcW w:type="dxa" w:w="2880"/>
+            <w:vAlign w:val="center"/>
+            <w:tcBorders>
+              <w:top w:val="single" w:sz="6" w:space="0" w:color="D0D5DD"/>
+              <w:bottom w:val="single" w:sz="6" w:space="0" w:color="D0D5DD"/>
+              <w:left w:val="single" w:sz="6" w:space="0" w:color="D0D5DD"/>
+              <w:right w:val="single" w:sz="6" w:space="0" w:color="D0D5DD"/>
+            </w:tcBorders>
+            <w:tcMar>
+              <w:top w:w="90" w:type="dxa"/>
+              <w:bottom w:w="90" w:type="dxa"/>
+              <w:left w:w="120" w:type="dxa"/>
+              <w:right w:w="120" w:type="dxa"/>
+            </w:tcMar>
+          </w:tcPr>
+          <w:p>
+            <w:pPr>
+              <w:jc w:val="left"/>
+              <w:spacing w:line="240" w:lineRule="auto" w:before="60" w:after="60"/>
+            </w:pPr>
+            <w:r>
+              <w:t>TikTok</w:t>
+            </w:r>
+            <w:r>
+              <w:t xml:space="preserve"> </w:t>
+            </w:r>
+            <w:r>
+              <w:t>账号名称</w:t>
+            </w:r>
+            <w:r>
+              <w:t xml:space="preserve"> </w:t>
+            </w:r>
+            <w:r>
+              <w:t xml:space="preserve"> / </w:t>
+            </w:r>
+            <w:r>
+              <w:t xml:space="preserve"> </w:t>
+            </w:r>
+            <w:r>
+              <w:t>语言</w:t>
+            </w:r>
+            <w:r>
+              <w:t xml:space="preserve"> </w:t>
+            </w:r>
+            <w:r>
+              <w:t xml:space="preserve"> / </w:t>
+            </w:r>
+            <w:r>
+              <w:t xml:space="preserve"> </w:t>
+            </w:r>
+            <w:r>
+              <w:t>备注</w:t>
+            </w:r>
+            <w:r>
+              <w:t xml:space="preserve"> </w:t>
+            </w:r>
+            <w:r>
+              <w:t xml:space="preserve"> / </w:t>
+            </w:r>
+            <w:r>
+              <w:t xml:space="preserve"> </w:t>
+            </w:r>
+            <w:r>
+              <w:t>更新人</w:t>
+            </w:r>
+            <w:r>
+              <w:t xml:space="preserve"> </w:t>
+            </w:r>
+            <w:r>
+              <w:t xml:space="preserve"> / </w:t>
+            </w:r>
+            <w:r>
+              <w:t xml:space="preserve"> </w:t>
+            </w:r>
+            <w:r>
+              <w:t>更新时间</w:t>
+            </w:r>
+          </w:p>
+        </w:tc>
+        <w:tc>
+          <w:tcPr>
+            <w:tcW w:type="dxa" w:w="2880"/>
+            <w:vAlign w:val="center"/>
+            <w:tcBorders>
+              <w:top w:val="single" w:sz="6" w:space="0" w:color="D0D5DD"/>
+              <w:bottom w:val="single" w:sz="6" w:space="0" w:color="D0D5DD"/>
+              <w:left w:val="single" w:sz="6" w:space="0" w:color="D0D5DD"/>
+              <w:right w:val="single" w:sz="6" w:space="0" w:color="D0D5DD"/>
+            </w:tcBorders>
+            <w:tcMar>
+              <w:top w:w="90" w:type="dxa"/>
+              <w:bottom w:w="90" w:type="dxa"/>
+              <w:left w:w="120" w:type="dxa"/>
+              <w:right w:w="120" w:type="dxa"/>
+            </w:tcMar>
+          </w:tcPr>
+          <w:p>
+            <w:pPr>
+              <w:jc w:val="left"/>
+              <w:spacing w:line="240" w:lineRule="auto" w:before="60" w:after="60"/>
+            </w:pPr>
+            <w:r>
+              <w:t>无操作列；从用户列表进入时仅展示该用户已分配账号</w:t>
+            </w:r>
+          </w:p>
+        </w:tc>
+      </w:tr>
+      <w:tr>
+        <w:tc>
+          <w:tcPr>
+            <w:tcW w:type="dxa" w:w="2880"/>
+            <w:vAlign w:val="center"/>
+            <w:tcBorders>
+              <w:top w:val="single" w:sz="6" w:space="0" w:color="D0D5DD"/>
+              <w:bottom w:val="single" w:sz="6" w:space="0" w:color="D0D5DD"/>
+              <w:left w:val="single" w:sz="6" w:space="0" w:color="D0D5DD"/>
+              <w:right w:val="single" w:sz="6" w:space="0" w:color="D0D5DD"/>
+            </w:tcBorders>
+            <w:tcMar>
+              <w:top w:w="90" w:type="dxa"/>
+              <w:bottom w:w="90" w:type="dxa"/>
+              <w:left w:w="120" w:type="dxa"/>
+              <w:right w:w="120" w:type="dxa"/>
+            </w:tcMar>
+          </w:tcPr>
+          <w:p>
+            <w:pPr>
+              <w:jc w:val="left"/>
+              <w:spacing w:line="240" w:lineRule="auto" w:before="60" w:after="60"/>
+            </w:pPr>
+            <w:r>
+              <w:t>新建账号表单</w:t>
+            </w:r>
+          </w:p>
+        </w:tc>
+        <w:tc>
+          <w:tcPr>
+            <w:tcW w:type="dxa" w:w="2880"/>
+            <w:vAlign w:val="center"/>
+            <w:tcBorders>
+              <w:top w:val="single" w:sz="6" w:space="0" w:color="D0D5DD"/>
+              <w:bottom w:val="single" w:sz="6" w:space="0" w:color="D0D5DD"/>
+              <w:left w:val="single" w:sz="6" w:space="0" w:color="D0D5DD"/>
+              <w:right w:val="single" w:sz="6" w:space="0" w:color="D0D5DD"/>
+            </w:tcBorders>
+            <w:tcMar>
+              <w:top w:w="90" w:type="dxa"/>
+              <w:bottom w:w="90" w:type="dxa"/>
+              <w:left w:w="120" w:type="dxa"/>
+              <w:right w:w="120" w:type="dxa"/>
+            </w:tcMar>
+          </w:tcPr>
+          <w:p>
+            <w:pPr>
+              <w:jc w:val="left"/>
+              <w:spacing w:line="240" w:lineRule="auto" w:before="60" w:after="60"/>
+            </w:pPr>
+            <w:r>
+              <w:t>商务中心名称</w:t>
+            </w:r>
+            <w:r>
+              <w:t xml:space="preserve"> </w:t>
+            </w:r>
+            <w:r>
+              <w:t xml:space="preserve"> / </w:t>
+            </w:r>
+            <w:r>
+              <w:t xml:space="preserve"> </w:t>
+            </w:r>
+            <w:r>
+              <w:t>添加方式</w:t>
+            </w:r>
+            <w:r>
+              <w:t xml:space="preserve"> </w:t>
+            </w:r>
+            <w:r>
+              <w:t xml:space="preserve"> / TikTok</w:t>
+            </w:r>
+            <w:r>
+              <w:t xml:space="preserve"> </w:t>
+            </w:r>
+            <w:r>
+              <w:t>账号名称</w:t>
+            </w:r>
+            <w:r>
+              <w:t xml:space="preserve"> </w:t>
+            </w:r>
+            <w:r>
+              <w:t xml:space="preserve"> / </w:t>
+            </w:r>
+            <w:r>
+              <w:t xml:space="preserve"> </w:t>
+            </w:r>
+            <w:r>
+              <w:t>头像</w:t>
+            </w:r>
+            <w:r>
+              <w:t xml:space="preserve"> </w:t>
+            </w:r>
+            <w:r>
+              <w:t xml:space="preserve"> / </w:t>
+            </w:r>
+            <w:r>
+              <w:t xml:space="preserve"> </w:t>
+            </w:r>
+            <w:r>
+              <w:t>国家地区</w:t>
+            </w:r>
+          </w:p>
+        </w:tc>
+        <w:tc>
+          <w:tcPr>
+            <w:tcW w:type="dxa" w:w="2880"/>
+            <w:vAlign w:val="center"/>
+            <w:tcBorders>
+              <w:top w:val="single" w:sz="6" w:space="0" w:color="D0D5DD"/>
+              <w:bottom w:val="single" w:sz="6" w:space="0" w:color="D0D5DD"/>
+              <w:left w:val="single" w:sz="6" w:space="0" w:color="D0D5DD"/>
+              <w:right w:val="single" w:sz="6" w:space="0" w:color="D0D5DD"/>
+            </w:tcBorders>
+            <w:tcMar>
+              <w:top w:w="90" w:type="dxa"/>
+              <w:bottom w:w="90" w:type="dxa"/>
+              <w:left w:w="120" w:type="dxa"/>
+              <w:right w:w="120" w:type="dxa"/>
+            </w:tcMar>
+          </w:tcPr>
+          <w:p>
+            <w:pPr>
+              <w:jc w:val="left"/>
+              <w:spacing w:line="240" w:lineRule="auto" w:before="60" w:after="60"/>
+            </w:pPr>
+            <w:r>
+              <w:t>名称只读带入；添加方式卡片单选；名称</w:t>
+            </w:r>
+            <w:r>
+              <w:t xml:space="preserve"> </w:t>
+            </w:r>
+            <w:r>
+              <w:t xml:space="preserve"> ≤30 </w:t>
+            </w:r>
+            <w:r>
+              <w:t xml:space="preserve"> </w:t>
+            </w:r>
+            <w:r>
+              <w:t>字符；地区枚举接口下发</w:t>
+            </w:r>
+          </w:p>
+        </w:tc>
+      </w:tr>
+      <w:tr>
+        <w:tc>
+          <w:tcPr>
+            <w:tcW w:type="dxa" w:w="2880"/>
+            <w:vAlign w:val="center"/>
+            <w:tcBorders>
+              <w:top w:val="single" w:sz="6" w:space="0" w:color="D0D5DD"/>
+              <w:bottom w:val="single" w:sz="6" w:space="0" w:color="D0D5DD"/>
+              <w:left w:val="single" w:sz="6" w:space="0" w:color="D0D5DD"/>
+              <w:right w:val="single" w:sz="6" w:space="0" w:color="D0D5DD"/>
+            </w:tcBorders>
+            <w:tcMar>
+              <w:top w:w="90" w:type="dxa"/>
+              <w:bottom w:w="90" w:type="dxa"/>
+              <w:left w:w="120" w:type="dxa"/>
+              <w:right w:w="120" w:type="dxa"/>
+            </w:tcMar>
+          </w:tcPr>
+          <w:p>
+            <w:pPr>
+              <w:jc w:val="left"/>
+              <w:spacing w:line="240" w:lineRule="auto" w:before="60" w:after="60"/>
+            </w:pPr>
+            <w:r>
+              <w:t>关联账号授权</w:t>
+            </w:r>
+          </w:p>
+        </w:tc>
+        <w:tc>
+          <w:tcPr>
+            <w:tcW w:type="dxa" w:w="2880"/>
+            <w:vAlign w:val="center"/>
+            <w:tcBorders>
+              <w:top w:val="single" w:sz="6" w:space="0" w:color="D0D5DD"/>
+              <w:bottom w:val="single" w:sz="6" w:space="0" w:color="D0D5DD"/>
+              <w:left w:val="single" w:sz="6" w:space="0" w:color="D0D5DD"/>
+              <w:right w:val="single" w:sz="6" w:space="0" w:color="D0D5DD"/>
+            </w:tcBorders>
+            <w:tcMar>
+              <w:top w:w="90" w:type="dxa"/>
+              <w:bottom w:w="90" w:type="dxa"/>
+              <w:left w:w="120" w:type="dxa"/>
+              <w:right w:w="120" w:type="dxa"/>
+            </w:tcMar>
+          </w:tcPr>
+          <w:p>
+            <w:pPr>
+              <w:jc w:val="left"/>
+              <w:spacing w:line="240" w:lineRule="auto" w:before="60" w:after="60"/>
+            </w:pPr>
+            <w:r>
+              <w:t>授权二维码</w:t>
+            </w:r>
+            <w:r>
+              <w:t xml:space="preserve"> </w:t>
+            </w:r>
+            <w:r>
+              <w:t xml:space="preserve"> / </w:t>
+            </w:r>
+            <w:r>
+              <w:t xml:space="preserve"> </w:t>
+            </w:r>
+            <w:r>
+              <w:t>提示文案</w:t>
+            </w:r>
+            <w:r>
+              <w:t xml:space="preserve"> </w:t>
+            </w:r>
+            <w:r>
+              <w:t xml:space="preserve"> / </w:t>
+            </w:r>
+            <w:r>
+              <w:t xml:space="preserve"> </w:t>
+            </w:r>
+            <w:r>
+              <w:t>授权对象</w:t>
+            </w:r>
+          </w:p>
+        </w:tc>
+        <w:tc>
+          <w:tcPr>
+            <w:tcW w:type="dxa" w:w="2880"/>
+            <w:vAlign w:val="center"/>
+            <w:tcBorders>
+              <w:top w:val="single" w:sz="6" w:space="0" w:color="D0D5DD"/>
+              <w:bottom w:val="single" w:sz="6" w:space="0" w:color="D0D5DD"/>
+              <w:left w:val="single" w:sz="6" w:space="0" w:color="D0D5DD"/>
+              <w:right w:val="single" w:sz="6" w:space="0" w:color="D0D5DD"/>
+            </w:tcBorders>
+            <w:tcMar>
+              <w:top w:w="90" w:type="dxa"/>
+              <w:bottom w:w="90" w:type="dxa"/>
+              <w:left w:w="120" w:type="dxa"/>
+              <w:right w:w="120" w:type="dxa"/>
+            </w:tcMar>
+          </w:tcPr>
+          <w:p>
+            <w:pPr>
+              <w:jc w:val="left"/>
+              <w:spacing w:line="240" w:lineRule="auto" w:before="60" w:after="60"/>
+            </w:pPr>
+            <w:r>
+              <w:t>全部只读展示，底部「关闭」按钮</w:t>
+            </w:r>
+          </w:p>
+        </w:tc>
+      </w:tr>
+    </w:tbl>
+    <w:p>
+      <w:r/>
+    </w:p>
+    <w:p>
+      <w:pPr>
+        <w:pBdr>
+          <w:bottom w:val="single" w:sz="6" w:space="1" w:color="auto"/>
+        </w:pBdr>
+      </w:pPr>
+      <w:r/>
+    </w:p>
+    <w:p>
+      <w:bookmarkStart w:id="20" w:name="8"/>
+      <w:pPr>
+        <w:pStyle w:val="Heading2"/>
+      </w:pPr>
+      <w:bookmarkEnd w:id="20"/>
+      <w:r>
+        <w:rPr>
+          <w:rFonts w:ascii="Microsoft YaHei" w:eastAsia="Microsoft YaHei" w:hAnsi="Microsoft YaHei" w:cs="Microsoft YaHei" w:hint="eastAsia"/>
+          <w:color w:val="101828"/>
+          <w:sz w:val="32"/>
+          <w:lang w:eastAsia="zh-CN"/>
+        </w:rPr>
+        <w:t>8. 表格数据来源与接口映射</w:t>
       </w:r>
       <w:r/>
     </w:p>
@@ -8708,11 +13204,11 @@
       <w:r/>
     </w:p>
     <w:p>
-      <w:bookmarkStart w:id="20" w:name="8"/>
+      <w:bookmarkStart w:id="21" w:name="9"/>
       <w:pPr>
         <w:pStyle w:val="Heading2"/>
       </w:pPr>
-      <w:bookmarkEnd w:id="20"/>
+      <w:bookmarkEnd w:id="21"/>
       <w:r>
         <w:rPr>
           <w:rFonts w:ascii="Microsoft YaHei" w:eastAsia="Microsoft YaHei" w:hAnsi="Microsoft YaHei" w:cs="Microsoft YaHei" w:hint="eastAsia"/>
@@ -8720,16 +13216,16 @@
           <w:sz w:val="32"/>
           <w:lang w:eastAsia="zh-CN"/>
         </w:rPr>
-        <w:t>8. 数据流转说明</w:t>
+        <w:t>9. 数据流转说明</w:t>
       </w:r>
       <w:r/>
     </w:p>
     <w:p>
-      <w:bookmarkStart w:id="21" w:name="81"/>
+      <w:bookmarkStart w:id="22" w:name="91"/>
       <w:pPr>
         <w:pStyle w:val="Heading3"/>
       </w:pPr>
-      <w:bookmarkEnd w:id="21"/>
+      <w:bookmarkEnd w:id="22"/>
       <w:r>
         <w:rPr>
           <w:rFonts w:ascii="Microsoft YaHei" w:eastAsia="Microsoft YaHei" w:hAnsi="Microsoft YaHei" w:cs="Microsoft YaHei" w:hint="eastAsia"/>
@@ -8737,7 +13233,7 @@
           <w:sz w:val="26"/>
           <w:lang w:eastAsia="zh-CN"/>
         </w:rPr>
-        <w:t>8.1 主表加载与刷新</w:t>
+        <w:t>9.1 主表加载与刷新</w:t>
       </w:r>
       <w:r/>
     </w:p>
@@ -8773,11 +13269,11 @@
       <w:r/>
     </w:p>
     <w:p>
-      <w:bookmarkStart w:id="22" w:name="82"/>
+      <w:bookmarkStart w:id="23" w:name="92"/>
       <w:pPr>
         <w:pStyle w:val="Heading3"/>
       </w:pPr>
-      <w:bookmarkEnd w:id="22"/>
+      <w:bookmarkEnd w:id="23"/>
       <w:r>
         <w:rPr>
           <w:rFonts w:ascii="Microsoft YaHei" w:eastAsia="Microsoft YaHei" w:hAnsi="Microsoft YaHei" w:cs="Microsoft YaHei" w:hint="eastAsia"/>
@@ -8785,7 +13281,7 @@
           <w:sz w:val="26"/>
           <w:lang w:eastAsia="zh-CN"/>
         </w:rPr>
-        <w:t>8.2 用户抽屉打开与搜索</w:t>
+        <w:t>9.2 用户抽屉打开与搜索</w:t>
       </w:r>
       <w:r/>
     </w:p>
@@ -8831,11 +13327,11 @@
       <w:r/>
     </w:p>
     <w:p>
-      <w:bookmarkStart w:id="23" w:name="83"/>
+      <w:bookmarkStart w:id="24" w:name="93"/>
       <w:pPr>
         <w:pStyle w:val="Heading3"/>
       </w:pPr>
-      <w:bookmarkEnd w:id="23"/>
+      <w:bookmarkEnd w:id="24"/>
       <w:r>
         <w:rPr>
           <w:rFonts w:ascii="Microsoft YaHei" w:eastAsia="Microsoft YaHei" w:hAnsi="Microsoft YaHei" w:cs="Microsoft YaHei" w:hint="eastAsia"/>
@@ -8843,7 +13339,7 @@
           <w:sz w:val="26"/>
           <w:lang w:eastAsia="zh-CN"/>
         </w:rPr>
-        <w:t>8.3 单用户/批量分配</w:t>
+        <w:t>9.3 单用户/批量分配</w:t>
       </w:r>
       <w:r/>
     </w:p>
@@ -8899,11 +13395,11 @@
       <w:r/>
     </w:p>
     <w:p>
-      <w:bookmarkStart w:id="24" w:name="84"/>
+      <w:bookmarkStart w:id="25" w:name="94"/>
       <w:pPr>
         <w:pStyle w:val="Heading3"/>
       </w:pPr>
-      <w:bookmarkEnd w:id="24"/>
+      <w:bookmarkEnd w:id="25"/>
       <w:r>
         <w:rPr>
           <w:rFonts w:ascii="Microsoft YaHei" w:eastAsia="Microsoft YaHei" w:hAnsi="Microsoft YaHei" w:cs="Microsoft YaHei" w:hint="eastAsia"/>
@@ -8911,7 +13407,7 @@
           <w:sz w:val="26"/>
           <w:lang w:eastAsia="zh-CN"/>
         </w:rPr>
-        <w:t>8.4 添加账号（新建/关联）</w:t>
+        <w:t>9.4 添加账号（新建/关联）</w:t>
       </w:r>
       <w:r/>
     </w:p>
@@ -9007,11 +13503,11 @@
       <w:r/>
     </w:p>
     <w:p>
-      <w:bookmarkStart w:id="25" w:name="9"/>
+      <w:bookmarkStart w:id="26" w:name="10"/>
       <w:pPr>
         <w:pStyle w:val="Heading2"/>
       </w:pPr>
-      <w:bookmarkEnd w:id="25"/>
+      <w:bookmarkEnd w:id="26"/>
       <w:r>
         <w:rPr>
           <w:rFonts w:ascii="Microsoft YaHei" w:eastAsia="Microsoft YaHei" w:hAnsi="Microsoft YaHei" w:cs="Microsoft YaHei" w:hint="eastAsia"/>
@@ -9019,16 +13515,16 @@
           <w:sz w:val="32"/>
           <w:lang w:eastAsia="zh-CN"/>
         </w:rPr>
-        <w:t>9. 非功能需求</w:t>
+        <w:t>10. 非功能需求</w:t>
       </w:r>
       <w:r/>
     </w:p>
     <w:p>
-      <w:bookmarkStart w:id="26" w:name="91"/>
+      <w:bookmarkStart w:id="27" w:name="101"/>
       <w:pPr>
         <w:pStyle w:val="Heading3"/>
       </w:pPr>
-      <w:bookmarkEnd w:id="26"/>
+      <w:bookmarkEnd w:id="27"/>
       <w:r>
         <w:rPr>
           <w:rFonts w:ascii="Microsoft YaHei" w:eastAsia="Microsoft YaHei" w:hAnsi="Microsoft YaHei" w:cs="Microsoft YaHei" w:hint="eastAsia"/>
@@ -9036,7 +13532,7 @@
           <w:sz w:val="26"/>
           <w:lang w:eastAsia="zh-CN"/>
         </w:rPr>
-        <w:t>9.1 权限控制</w:t>
+        <w:t>10.1 权限控制</w:t>
       </w:r>
       <w:r/>
     </w:p>
@@ -9078,11 +13574,11 @@
       <w:r/>
     </w:p>
     <w:p>
-      <w:bookmarkStart w:id="27" w:name="92"/>
+      <w:bookmarkStart w:id="28" w:name="102"/>
       <w:pPr>
         <w:pStyle w:val="Heading3"/>
       </w:pPr>
-      <w:bookmarkEnd w:id="27"/>
+      <w:bookmarkEnd w:id="28"/>
       <w:r>
         <w:rPr>
           <w:rFonts w:ascii="Microsoft YaHei" w:eastAsia="Microsoft YaHei" w:hAnsi="Microsoft YaHei" w:cs="Microsoft YaHei" w:hint="eastAsia"/>
@@ -9090,7 +13586,7 @@
           <w:sz w:val="26"/>
           <w:lang w:eastAsia="zh-CN"/>
         </w:rPr>
-        <w:t>9.2 数据校验</w:t>
+        <w:t>10.2 数据校验</w:t>
       </w:r>
       <w:r/>
     </w:p>
@@ -9142,11 +13638,11 @@
       <w:r/>
     </w:p>
     <w:p>
-      <w:bookmarkStart w:id="28" w:name="93"/>
+      <w:bookmarkStart w:id="29" w:name="103"/>
       <w:pPr>
         <w:pStyle w:val="Heading3"/>
       </w:pPr>
-      <w:bookmarkEnd w:id="28"/>
+      <w:bookmarkEnd w:id="29"/>
       <w:r>
         <w:rPr>
           <w:rFonts w:ascii="Microsoft YaHei" w:eastAsia="Microsoft YaHei" w:hAnsi="Microsoft YaHei" w:cs="Microsoft YaHei" w:hint="eastAsia"/>
@@ -9154,7 +13650,7 @@
           <w:sz w:val="26"/>
           <w:lang w:eastAsia="zh-CN"/>
         </w:rPr>
-        <w:t>9.3 交互层级</w:t>
+        <w:t>10.3 交互层级</w:t>
       </w:r>
       <w:r/>
     </w:p>
@@ -9222,11 +13718,11 @@
       <w:r/>
     </w:p>
     <w:p>
-      <w:bookmarkStart w:id="29" w:name="10"/>
+      <w:bookmarkStart w:id="30" w:name="11_1"/>
       <w:pPr>
         <w:pStyle w:val="Heading2"/>
       </w:pPr>
-      <w:bookmarkEnd w:id="29"/>
+      <w:bookmarkEnd w:id="30"/>
       <w:r>
         <w:rPr>
           <w:rFonts w:ascii="Microsoft YaHei" w:eastAsia="Microsoft YaHei" w:hAnsi="Microsoft YaHei" w:cs="Microsoft YaHei" w:hint="eastAsia"/>
@@ -9234,7 +13730,7 @@
           <w:sz w:val="32"/>
           <w:lang w:eastAsia="zh-CN"/>
         </w:rPr>
-        <w:t>10. 接口参考汇总</w:t>
+        <w:t>11. 接口参考汇总</w:t>
       </w:r>
       <w:r/>
     </w:p>

--- a/output/prd-doc-fix-20260902/stage3/output.docx
+++ b/output/prd-doc-fix-20260902/stage3/output.docx
@@ -863,17 +863,7 @@
           <w:rFonts w:ascii="Microsoft YaHei" w:eastAsia="Microsoft YaHei" w:hAnsi="Microsoft YaHei" w:cs="Microsoft YaHei" w:hint="eastAsia"/>
           <w:lang w:eastAsia="zh-CN"/>
         </w:rPr>
-        <w:t>可按商务中心名称筛选后查询</w:t>
-      </w:r>
-      <w:r>
-        <w:t>/</w:t>
-      </w:r>
-      <w:r>
-        <w:rPr>
-          <w:rFonts w:ascii="Microsoft YaHei" w:eastAsia="Microsoft YaHei" w:hAnsi="Microsoft YaHei" w:cs="Microsoft YaHei" w:hint="eastAsia"/>
-          <w:lang w:eastAsia="zh-CN"/>
-        </w:rPr>
-        <w:t>重置。</w:t>
+        <w:t>可按商务中心名称筛选，点击「查询」后执行列表查询，点击「重置」清空条件并恢复全量列表。</w:t>
       </w:r>
     </w:p>
     <w:p>
@@ -1431,7 +1421,7 @@
               <w:t xml:space="preserve"> </w:t>
             </w:r>
             <w:r>
-              <w:t>重置</w:t>
+              <w:t>重置，点击查询后执行</w:t>
             </w:r>
           </w:p>
         </w:tc>
@@ -1878,7 +1868,19 @@
               <w:spacing w:line="240" w:lineRule="auto" w:before="60" w:after="60"/>
             </w:pPr>
             <w:r>
-              <w:t>按用户名实时过滤</w:t>
+              <w:t>按用户名查询</w:t>
+            </w:r>
+            <w:r>
+              <w:t xml:space="preserve"> </w:t>
+            </w:r>
+            <w:r>
+              <w:t>/</w:t>
+            </w:r>
+            <w:r>
+              <w:t xml:space="preserve"> </w:t>
+            </w:r>
+            <w:r>
+              <w:t>重置，点击查询后执行</w:t>
             </w:r>
           </w:p>
         </w:tc>
@@ -2504,7 +2506,19 @@
               <w:spacing w:line="240" w:lineRule="auto" w:before="60" w:after="60"/>
             </w:pPr>
             <w:r>
-              <w:t>按账号名称实时过滤</w:t>
+              <w:t>按账号名称查询</w:t>
+            </w:r>
+            <w:r>
+              <w:t xml:space="preserve"> </w:t>
+            </w:r>
+            <w:r>
+              <w:t>/</w:t>
+            </w:r>
+            <w:r>
+              <w:t xml:space="preserve"> </w:t>
+            </w:r>
+            <w:r>
+              <w:t>重置，点击查询后执行</w:t>
             </w:r>
           </w:p>
         </w:tc>
@@ -3871,7 +3885,7 @@
           <w:rFonts w:ascii="Microsoft YaHei" w:eastAsia="Microsoft YaHei" w:hAnsi="Microsoft YaHei" w:cs="Microsoft YaHei" w:hint="eastAsia"/>
           <w:lang w:eastAsia="zh-CN"/>
         </w:rPr>
-        <w:t>支持按商务中心名称模糊查询与重置。</w:t>
+        <w:t>支持按商务中心名称模糊查询与重置；点击「查询」后才执行列表查询，输入过程中不触发查询。</w:t>
       </w:r>
     </w:p>
     <w:p>
@@ -4057,7 +4071,27 @@
           <w:rFonts w:ascii="Microsoft YaHei" w:eastAsia="Microsoft YaHei" w:hAnsi="Microsoft YaHei" w:cs="Microsoft YaHei" w:hint="eastAsia"/>
           <w:lang w:eastAsia="zh-CN"/>
         </w:rPr>
-        <w:t>用户名筛选：单行文本输入框（占位「请输入用户名搜索」），输入即实时过滤，包含匹配、不区分大小写。</w:t>
+        <w:t>用户名筛选：单行文本输入框（占位「请输入用户名搜索」）</w:t>
+      </w:r>
+      <w:r>
+        <w:t>+</w:t>
+      </w:r>
+      <w:r>
+        <w:rPr>
+          <w:rFonts w:ascii="Microsoft YaHei" w:eastAsia="Microsoft YaHei" w:hAnsi="Microsoft YaHei" w:cs="Microsoft YaHei" w:hint="eastAsia"/>
+          <w:lang w:eastAsia="zh-CN"/>
+        </w:rPr>
+        <w:t>「查询」</w:t>
+      </w:r>
+      <w:r>
+        <w:t>/</w:t>
+      </w:r>
+      <w:r>
+        <w:rPr>
+          <w:rFonts w:ascii="Microsoft YaHei" w:eastAsia="Microsoft YaHei" w:hAnsi="Microsoft YaHei" w:cs="Microsoft YaHei" w:hint="eastAsia"/>
+          <w:lang w:eastAsia="zh-CN"/>
+        </w:rPr>
+        <w:t>「重置」按钮；点击「查询」后按用户名查询列表（包含匹配、不区分大小写），点击「重置」清空条件并恢复全量列表。</w:t>
       </w:r>
       <w:r/>
     </w:p>
@@ -4712,7 +4746,7 @@
           <w:rFonts w:ascii="Microsoft YaHei" w:eastAsia="Microsoft YaHei" w:hAnsi="Microsoft YaHei" w:cs="Microsoft YaHei" w:hint="eastAsia"/>
           <w:lang w:eastAsia="zh-CN"/>
         </w:rPr>
-        <w:t>渲染成员列表；搜索框在本地过滤可见行，勾选状态独立于可见列表保留。</w:t>
+        <w:t>渲染成员列表；输入关键字后点击「查询」执行列表查询，勾选状态独立于可见列表保留。</w:t>
       </w:r>
       <w:r/>
     </w:p>
@@ -4809,7 +4843,7 @@
           <w:rFonts w:ascii="Microsoft YaHei" w:eastAsia="Microsoft YaHei" w:hAnsi="Microsoft YaHei" w:cs="Microsoft YaHei" w:hint="eastAsia"/>
           <w:lang w:eastAsia="zh-CN"/>
         </w:rPr>
-        <w:t>支持按用户名实时搜索（包含匹配、不区分大小写），无结果显示「暂无数据」空态。</w:t>
+        <w:t>支持按用户名搜索（包含匹配、不区分大小写），点击「查询」后执行查询、点击「重置」恢复全量列表，无结果显示「暂无数据」空态。</w:t>
       </w:r>
     </w:p>
     <w:p>
@@ -4958,7 +4992,27 @@
           <w:rFonts w:ascii="Microsoft YaHei" w:eastAsia="Microsoft YaHei" w:hAnsi="Microsoft YaHei" w:cs="Microsoft YaHei" w:hint="eastAsia"/>
           <w:lang w:eastAsia="zh-CN"/>
         </w:rPr>
-        <w:t>账号名称」），输入即实时过滤；列表首列复选框支持表头全选。</w:t>
+        <w:t>账号名称」）</w:t>
+      </w:r>
+      <w:r>
+        <w:t>+</w:t>
+      </w:r>
+      <w:r>
+        <w:rPr>
+          <w:rFonts w:ascii="Microsoft YaHei" w:eastAsia="Microsoft YaHei" w:hAnsi="Microsoft YaHei" w:cs="Microsoft YaHei" w:hint="eastAsia"/>
+          <w:lang w:eastAsia="zh-CN"/>
+        </w:rPr>
+        <w:t>「查询」</w:t>
+      </w:r>
+      <w:r>
+        <w:t>/</w:t>
+      </w:r>
+      <w:r>
+        <w:rPr>
+          <w:rFonts w:ascii="Microsoft YaHei" w:eastAsia="Microsoft YaHei" w:hAnsi="Microsoft YaHei" w:cs="Microsoft YaHei" w:hint="eastAsia"/>
+          <w:lang w:eastAsia="zh-CN"/>
+        </w:rPr>
+        <w:t>「重置」按钮，点击「查询」后按账号名称查询；列表首列复选框支持表头全选。</w:t>
       </w:r>
       <w:r/>
     </w:p>
@@ -5708,7 +5762,7 @@
           <w:rFonts w:ascii="Microsoft YaHei" w:eastAsia="Microsoft YaHei" w:hAnsi="Microsoft YaHei" w:cs="Microsoft YaHei" w:hint="eastAsia"/>
           <w:lang w:eastAsia="zh-CN"/>
         </w:rPr>
-        <w:t>语言），支持按名称搜索与表头全选。</w:t>
+        <w:t>语言），支持按名称搜索（点击「查询」后执行）与表头全选。</w:t>
       </w:r>
     </w:p>
     <w:p>
@@ -5911,7 +5965,27 @@
           <w:rFonts w:ascii="Microsoft YaHei" w:eastAsia="Microsoft YaHei" w:hAnsi="Microsoft YaHei" w:cs="Microsoft YaHei" w:hint="eastAsia"/>
           <w:lang w:eastAsia="zh-CN"/>
         </w:rPr>
-        <w:t>账号名称」），输入即实时过滤；列表第一列复选框固定显示，支持表头全选。</w:t>
+        <w:t>账号名称」）</w:t>
+      </w:r>
+      <w:r>
+        <w:t>+</w:t>
+      </w:r>
+      <w:r>
+        <w:rPr>
+          <w:rFonts w:ascii="Microsoft YaHei" w:eastAsia="Microsoft YaHei" w:hAnsi="Microsoft YaHei" w:cs="Microsoft YaHei" w:hint="eastAsia"/>
+          <w:lang w:eastAsia="zh-CN"/>
+        </w:rPr>
+        <w:t>「查询」</w:t>
+      </w:r>
+      <w:r>
+        <w:t>/</w:t>
+      </w:r>
+      <w:r>
+        <w:rPr>
+          <w:rFonts w:ascii="Microsoft YaHei" w:eastAsia="Microsoft YaHei" w:hAnsi="Microsoft YaHei" w:cs="Microsoft YaHei" w:hint="eastAsia"/>
+          <w:lang w:eastAsia="zh-CN"/>
+        </w:rPr>
+        <w:t>「重置」按钮，点击「查询」后按账号名称查询；列表第一列复选框固定显示，支持表头全选。</w:t>
       </w:r>
       <w:r/>
     </w:p>
@@ -6853,17 +6927,77 @@
           <w:rFonts w:ascii="Microsoft YaHei" w:eastAsia="Microsoft YaHei" w:hAnsi="Microsoft YaHei" w:cs="Microsoft YaHei" w:hint="eastAsia"/>
           <w:lang w:eastAsia="zh-CN"/>
         </w:rPr>
-        <w:t>账号筛选：单行文本输入框（占位「请输入</w:t>
-      </w:r>
-      <w:r>
-        <w:t>TikTok</w:t>
-      </w:r>
-      <w:r>
-        <w:rPr>
-          <w:rFonts w:ascii="Microsoft YaHei" w:eastAsia="Microsoft YaHei" w:hAnsi="Microsoft YaHei" w:cs="Microsoft YaHei" w:hint="eastAsia"/>
-          <w:lang w:eastAsia="zh-CN"/>
-        </w:rPr>
-        <w:t>账号名称搜索」），输入即实时过滤。</w:t>
+        <w:t>筛选项与「资产管理</w:t>
+      </w:r>
+      <w:r>
+        <w:t xml:space="preserve"> - TikTok</w:t>
+      </w:r>
+      <w:r>
+        <w:rPr>
+          <w:rFonts w:ascii="Microsoft YaHei" w:eastAsia="Microsoft YaHei" w:hAnsi="Microsoft YaHei" w:cs="Microsoft YaHei" w:hint="eastAsia"/>
+          <w:lang w:eastAsia="zh-CN"/>
+        </w:rPr>
+        <w:t>账号」页面保持一致：</w:t>
+      </w:r>
+      <w:r>
+        <w:t>TT</w:t>
+      </w:r>
+      <w:r>
+        <w:rPr>
+          <w:rFonts w:ascii="Microsoft YaHei" w:eastAsia="Microsoft YaHei" w:hAnsi="Microsoft YaHei" w:cs="Microsoft YaHei" w:hint="eastAsia"/>
+          <w:lang w:eastAsia="zh-CN"/>
+        </w:rPr>
+        <w:t>账号名称（单行文本输入框，占位「请输入</w:t>
+      </w:r>
+      <w:r>
+        <w:t>TT</w:t>
+      </w:r>
+      <w:r>
+        <w:rPr>
+          <w:rFonts w:ascii="Microsoft YaHei" w:eastAsia="Microsoft YaHei" w:hAnsi="Microsoft YaHei" w:cs="Microsoft YaHei" w:hint="eastAsia"/>
+          <w:lang w:eastAsia="zh-CN"/>
+        </w:rPr>
+        <w:t>账号名称」）</w:t>
+      </w:r>
+      <w:r>
+        <w:t xml:space="preserve">/ </w:t>
+      </w:r>
+      <w:r>
+        <w:rPr>
+          <w:rFonts w:ascii="Microsoft YaHei" w:eastAsia="Microsoft YaHei" w:hAnsi="Microsoft YaHei" w:cs="Microsoft YaHei" w:hint="eastAsia"/>
+          <w:lang w:eastAsia="zh-CN"/>
+        </w:rPr>
+        <w:t>语言（下拉选择，占位「请选择语言」，枚举：葡萄牙语、繁体中文、马来西亚语、英语、德语、意大利语、法语）</w:t>
+      </w:r>
+      <w:r>
+        <w:t xml:space="preserve">/ </w:t>
+      </w:r>
+      <w:r>
+        <w:rPr>
+          <w:rFonts w:ascii="Microsoft YaHei" w:eastAsia="Microsoft YaHei" w:hAnsi="Microsoft YaHei" w:cs="Microsoft YaHei" w:hint="eastAsia"/>
+          <w:lang w:eastAsia="zh-CN"/>
+        </w:rPr>
+        <w:t>备注（单行文本输入框，占位「请输入备注」）</w:t>
+      </w:r>
+      <w:r>
+        <w:t>+</w:t>
+      </w:r>
+      <w:r>
+        <w:rPr>
+          <w:rFonts w:ascii="Microsoft YaHei" w:eastAsia="Microsoft YaHei" w:hAnsi="Microsoft YaHei" w:cs="Microsoft YaHei" w:hint="eastAsia"/>
+          <w:lang w:eastAsia="zh-CN"/>
+        </w:rPr>
+        <w:t>「查询」</w:t>
+      </w:r>
+      <w:r>
+        <w:t>/</w:t>
+      </w:r>
+      <w:r>
+        <w:rPr>
+          <w:rFonts w:ascii="Microsoft YaHei" w:eastAsia="Microsoft YaHei" w:hAnsi="Microsoft YaHei" w:cs="Microsoft YaHei" w:hint="eastAsia"/>
+          <w:lang w:eastAsia="zh-CN"/>
+        </w:rPr>
+        <w:t>「重置」按钮；点击「查询」后按条件查询，点击「重置」清空全部条件并恢复全量列表。</w:t>
       </w:r>
       <w:r/>
     </w:p>
@@ -7461,7 +7595,17 @@
           <w:rFonts w:ascii="Microsoft YaHei" w:eastAsia="Microsoft YaHei" w:hAnsi="Microsoft YaHei" w:cs="Microsoft YaHei" w:hint="eastAsia"/>
           <w:lang w:eastAsia="zh-CN"/>
         </w:rPr>
-        <w:t>账号资产，无操作列；从用户列表进入时仅展示该用户已分配的账号。</w:t>
+        <w:t>账号资产，无操作列；从用户列表进入时（用户已分配</w:t>
+      </w:r>
+      <w:r>
+        <w:t xml:space="preserve"> TikTok </w:t>
+      </w:r>
+      <w:r>
+        <w:rPr>
+          <w:rFonts w:ascii="Microsoft YaHei" w:eastAsia="Microsoft YaHei" w:hAnsi="Microsoft YaHei" w:cs="Microsoft YaHei" w:hint="eastAsia"/>
+          <w:lang w:eastAsia="zh-CN"/>
+        </w:rPr>
+        <w:t>账号抽屉）仅展示该用户已分配的账号，筛选项同样保持一致。</w:t>
       </w:r>
       <w:r/>
     </w:p>
@@ -7789,7 +7933,7 @@
           <w:rFonts w:ascii="Microsoft YaHei" w:eastAsia="Microsoft YaHei" w:hAnsi="Microsoft YaHei" w:cs="Microsoft YaHei" w:hint="eastAsia"/>
           <w:lang w:eastAsia="zh-CN"/>
         </w:rPr>
-        <w:t>支持按账号名称实时搜索，无结果显示空态。</w:t>
+        <w:t>支持按账号名称、语言、备注组合查询（点击「查询」后执行，「重置」恢复全量），无结果显示空态。</w:t>
       </w:r>
     </w:p>
     <w:p>
@@ -10237,19 +10381,7 @@
               <w:spacing w:line="240" w:lineRule="auto" w:before="60" w:after="60"/>
             </w:pPr>
             <w:r>
-              <w:t>占位提示「请输入商务中心名称」，支持查询</w:t>
-            </w:r>
-            <w:r>
-              <w:t xml:space="preserve"> </w:t>
-            </w:r>
-            <w:r>
-              <w:t>/</w:t>
-            </w:r>
-            <w:r>
-              <w:t xml:space="preserve"> </w:t>
-            </w:r>
-            <w:r>
-              <w:t>重置</w:t>
+              <w:t>占位提示「请输入商务中心名称」，点击「查询」后执行查询，「重置」恢复全量</w:t>
             </w:r>
           </w:p>
         </w:tc>
@@ -10334,6 +10466,18 @@
             <w:r>
               <w:t>单行文本输入框</w:t>
             </w:r>
+            <w:r>
+              <w:t xml:space="preserve"> </w:t>
+            </w:r>
+            <w:r>
+              <w:t xml:space="preserve"> + </w:t>
+            </w:r>
+            <w:r>
+              <w:t xml:space="preserve"> </w:t>
+            </w:r>
+            <w:r>
+              <w:t>按钮</w:t>
+            </w:r>
           </w:p>
         </w:tc>
         <w:tc>
@@ -10359,7 +10503,7 @@
               <w:spacing w:line="240" w:lineRule="auto" w:before="60" w:after="60"/>
             </w:pPr>
             <w:r>
-              <w:t>输入即实时过滤</w:t>
+              <w:t>点击「查询」后执行查询（包含匹配、不区分大小写），「重置」恢复全量</w:t>
             </w:r>
           </w:p>
         </w:tc>
@@ -10454,6 +10598,18 @@
               <w:t xml:space="preserve"> </w:t>
             </w:r>
             <w:r>
+              <w:t>按钮</w:t>
+            </w:r>
+            <w:r>
+              <w:t xml:space="preserve"> </w:t>
+            </w:r>
+            <w:r>
+              <w:t xml:space="preserve"> + </w:t>
+            </w:r>
+            <w:r>
+              <w:t xml:space="preserve"> </w:t>
+            </w:r>
+            <w:r>
               <w:t>复选框</w:t>
             </w:r>
           </w:p>
@@ -10481,7 +10637,7 @@
               <w:spacing w:line="240" w:lineRule="auto" w:before="60" w:after="60"/>
             </w:pPr>
             <w:r>
-              <w:t>输入实时过滤；列表首列复选框，表头全选</w:t>
+              <w:t>点击「查询」后执行查询；列表首列复选框，表头全选</w:t>
             </w:r>
           </w:p>
         </w:tc>
@@ -10576,6 +10732,18 @@
               <w:t xml:space="preserve"> </w:t>
             </w:r>
             <w:r>
+              <w:t>按钮</w:t>
+            </w:r>
+            <w:r>
+              <w:t xml:space="preserve"> </w:t>
+            </w:r>
+            <w:r>
+              <w:t xml:space="preserve"> + </w:t>
+            </w:r>
+            <w:r>
+              <w:t xml:space="preserve"> </w:t>
+            </w:r>
+            <w:r>
               <w:t>复选框</w:t>
             </w:r>
           </w:p>
@@ -10603,7 +10771,7 @@
               <w:spacing w:line="240" w:lineRule="auto" w:before="60" w:after="60"/>
             </w:pPr>
             <w:r>
-              <w:t>输入实时过滤；列表首列固定复选框，表头全选</w:t>
+              <w:t>点击「查询」后执行查询；列表首列固定复选框，表头全选</w:t>
             </w:r>
           </w:p>
         </w:tc>
@@ -10659,7 +10827,19 @@
               <w:spacing w:line="240" w:lineRule="auto" w:before="60" w:after="60"/>
             </w:pPr>
             <w:r>
-              <w:t>账号搜索</w:t>
+              <w:t>账号搜索（与资产管理</w:t>
+            </w:r>
+            <w:r>
+              <w:t xml:space="preserve"> </w:t>
+            </w:r>
+            <w:r>
+              <w:t>-TikTok</w:t>
+            </w:r>
+            <w:r>
+              <w:t xml:space="preserve"> </w:t>
+            </w:r>
+            <w:r>
+              <w:t>账号页面一致）</w:t>
             </w:r>
           </w:p>
         </w:tc>
@@ -10688,6 +10868,30 @@
             <w:r>
               <w:t>单行文本输入框</w:t>
             </w:r>
+            <w:r>
+              <w:t xml:space="preserve"> </w:t>
+            </w:r>
+            <w:r>
+              <w:t xml:space="preserve"> ×2 + </w:t>
+            </w:r>
+            <w:r>
+              <w:t xml:space="preserve"> </w:t>
+            </w:r>
+            <w:r>
+              <w:t>下拉选择</w:t>
+            </w:r>
+            <w:r>
+              <w:t xml:space="preserve"> </w:t>
+            </w:r>
+            <w:r>
+              <w:t xml:space="preserve"> + </w:t>
+            </w:r>
+            <w:r>
+              <w:t xml:space="preserve"> </w:t>
+            </w:r>
+            <w:r>
+              <w:t>按钮</w:t>
+            </w:r>
           </w:p>
         </w:tc>
         <w:tc>
@@ -10713,7 +10917,31 @@
               <w:spacing w:line="240" w:lineRule="auto" w:before="60" w:after="60"/>
             </w:pPr>
             <w:r>
-              <w:t>输入即实时过滤</w:t>
+              <w:t>名称</w:t>
+            </w:r>
+            <w:r>
+              <w:t xml:space="preserve"> </w:t>
+            </w:r>
+            <w:r>
+              <w:t>/</w:t>
+            </w:r>
+            <w:r>
+              <w:t xml:space="preserve"> </w:t>
+            </w:r>
+            <w:r>
+              <w:t>语言</w:t>
+            </w:r>
+            <w:r>
+              <w:t xml:space="preserve"> </w:t>
+            </w:r>
+            <w:r>
+              <w:t>/</w:t>
+            </w:r>
+            <w:r>
+              <w:t xml:space="preserve"> </w:t>
+            </w:r>
+            <w:r>
+              <w:t>备注三条件，点击「查询」后执行，「重置」恢复全量</w:t>
             </w:r>
           </w:p>
         </w:tc>

--- a/output/prd-doc-fix-20260902/stage3/output.docx
+++ b/output/prd-doc-fix-20260902/stage3/output.docx
@@ -4091,7 +4091,33 @@
           <w:rFonts w:ascii="Microsoft YaHei" w:eastAsia="Microsoft YaHei" w:hAnsi="Microsoft YaHei" w:cs="Microsoft YaHei" w:hint="eastAsia"/>
           <w:lang w:eastAsia="zh-CN"/>
         </w:rPr>
-        <w:t>「重置」按钮；点击「查询」后按用户名查询列表（包含匹配、不区分大小写），点击「重置」清空条件并恢复全量列表。</w:t>
+        <w:t>「重置」按钮。</w:t>
+      </w:r>
+    </w:p>
+    <w:p>
+      <w:pPr>
+        <w:pStyle w:val="ListBullet"/>
+        <w:spacing w:line="360" w:lineRule="auto" w:before="30" w:after="30"/>
+      </w:pPr>
+      <w:r>
+        <w:rPr>
+          <w:rFonts w:ascii="Microsoft YaHei" w:eastAsia="Microsoft YaHei" w:hAnsi="Microsoft YaHei" w:cs="Microsoft YaHei" w:hint="eastAsia"/>
+          <w:lang w:eastAsia="zh-CN"/>
+        </w:rPr>
+        <w:t>点击「查询」后按用户名查询列表（包含匹配、不区分大小写）。</w:t>
+      </w:r>
+    </w:p>
+    <w:p>
+      <w:pPr>
+        <w:pStyle w:val="ListBullet"/>
+        <w:spacing w:line="360" w:lineRule="auto" w:before="30" w:after="30"/>
+      </w:pPr>
+      <w:r>
+        <w:rPr>
+          <w:rFonts w:ascii="Microsoft YaHei" w:eastAsia="Microsoft YaHei" w:hAnsi="Microsoft YaHei" w:cs="Microsoft YaHei" w:hint="eastAsia"/>
+          <w:lang w:eastAsia="zh-CN"/>
+        </w:rPr>
+        <w:t>点击「重置」清空条件并恢复全量列表。</w:t>
       </w:r>
       <w:r/>
     </w:p>
@@ -5012,7 +5038,33 @@
           <w:rFonts w:ascii="Microsoft YaHei" w:eastAsia="Microsoft YaHei" w:hAnsi="Microsoft YaHei" w:cs="Microsoft YaHei" w:hint="eastAsia"/>
           <w:lang w:eastAsia="zh-CN"/>
         </w:rPr>
-        <w:t>「重置」按钮，点击「查询」后按账号名称查询；列表首列复选框支持表头全选。</w:t>
+        <w:t>「重置」按钮。</w:t>
+      </w:r>
+    </w:p>
+    <w:p>
+      <w:pPr>
+        <w:pStyle w:val="ListBullet"/>
+        <w:spacing w:line="360" w:lineRule="auto" w:before="30" w:after="30"/>
+      </w:pPr>
+      <w:r>
+        <w:rPr>
+          <w:rFonts w:ascii="Microsoft YaHei" w:eastAsia="Microsoft YaHei" w:hAnsi="Microsoft YaHei" w:cs="Microsoft YaHei" w:hint="eastAsia"/>
+          <w:lang w:eastAsia="zh-CN"/>
+        </w:rPr>
+        <w:t>点击「查询」后按账号名称查询。</w:t>
+      </w:r>
+    </w:p>
+    <w:p>
+      <w:pPr>
+        <w:pStyle w:val="ListBullet"/>
+        <w:spacing w:line="360" w:lineRule="auto" w:before="30" w:after="30"/>
+      </w:pPr>
+      <w:r>
+        <w:rPr>
+          <w:rFonts w:ascii="Microsoft YaHei" w:eastAsia="Microsoft YaHei" w:hAnsi="Microsoft YaHei" w:cs="Microsoft YaHei" w:hint="eastAsia"/>
+          <w:lang w:eastAsia="zh-CN"/>
+        </w:rPr>
+        <w:t>列表首列复选框支持表头全选。</w:t>
       </w:r>
       <w:r/>
     </w:p>
@@ -5475,7 +5527,33 @@
           <w:rFonts w:ascii="Microsoft YaHei" w:eastAsia="Microsoft YaHei" w:hAnsi="Microsoft YaHei" w:cs="Microsoft YaHei" w:hint="eastAsia"/>
           <w:lang w:eastAsia="zh-CN"/>
         </w:rPr>
-        <w:t>；已分配状态来自分配关系数据。提交调用「将资产分配给用户」</w:t>
+        <w:t>。</w:t>
+      </w:r>
+    </w:p>
+    <w:p>
+      <w:pPr>
+        <w:pStyle w:val="ListBullet"/>
+        <w:spacing w:line="360" w:lineRule="auto" w:before="30" w:after="30"/>
+      </w:pPr>
+      <w:r>
+        <w:rPr>
+          <w:rFonts w:ascii="Microsoft YaHei" w:eastAsia="Microsoft YaHei" w:hAnsi="Microsoft YaHei" w:cs="Microsoft YaHei" w:hint="eastAsia"/>
+          <w:lang w:eastAsia="zh-CN"/>
+        </w:rPr>
+        <w:t>已分配状态来自分配关系数据。</w:t>
+      </w:r>
+    </w:p>
+    <w:p>
+      <w:pPr>
+        <w:pStyle w:val="ListBullet"/>
+        <w:spacing w:line="360" w:lineRule="auto" w:before="30" w:after="30"/>
+      </w:pPr>
+      <w:r>
+        <w:rPr>
+          <w:rFonts w:ascii="Microsoft YaHei" w:eastAsia="Microsoft YaHei" w:hAnsi="Microsoft YaHei" w:cs="Microsoft YaHei" w:hint="eastAsia"/>
+          <w:lang w:eastAsia="zh-CN"/>
+        </w:rPr>
+        <w:t>提交调用「将资产分配给用户」</w:t>
       </w:r>
       <w:r>
         <w:t>(</w:t>
@@ -5497,7 +5575,20 @@
           <w:rFonts w:ascii="Microsoft YaHei" w:eastAsia="Microsoft YaHei" w:hAnsi="Microsoft YaHei" w:cs="Microsoft YaHei" w:hint="eastAsia"/>
           <w:lang w:eastAsia="zh-CN"/>
         </w:rPr>
-        <w:t>，撤销调用「撤销用户对资产的权限」</w:t>
+        <w:t>。</w:t>
+      </w:r>
+    </w:p>
+    <w:p>
+      <w:pPr>
+        <w:pStyle w:val="ListBullet"/>
+        <w:spacing w:line="360" w:lineRule="auto" w:before="30" w:after="30"/>
+      </w:pPr>
+      <w:r>
+        <w:rPr>
+          <w:rFonts w:ascii="Microsoft YaHei" w:eastAsia="Microsoft YaHei" w:hAnsi="Microsoft YaHei" w:cs="Microsoft YaHei" w:hint="eastAsia"/>
+          <w:lang w:eastAsia="zh-CN"/>
+        </w:rPr>
+        <w:t>撤销调用「撤销用户对资产的权限」</w:t>
       </w:r>
       <w:r>
         <w:t>(</w:t>
@@ -5985,7 +6076,33 @@
           <w:rFonts w:ascii="Microsoft YaHei" w:eastAsia="Microsoft YaHei" w:hAnsi="Microsoft YaHei" w:cs="Microsoft YaHei" w:hint="eastAsia"/>
           <w:lang w:eastAsia="zh-CN"/>
         </w:rPr>
-        <w:t>「重置」按钮，点击「查询」后按账号名称查询；列表第一列复选框固定显示，支持表头全选。</w:t>
+        <w:t>「重置」按钮。</w:t>
+      </w:r>
+    </w:p>
+    <w:p>
+      <w:pPr>
+        <w:pStyle w:val="ListBullet"/>
+        <w:spacing w:line="360" w:lineRule="auto" w:before="30" w:after="30"/>
+      </w:pPr>
+      <w:r>
+        <w:rPr>
+          <w:rFonts w:ascii="Microsoft YaHei" w:eastAsia="Microsoft YaHei" w:hAnsi="Microsoft YaHei" w:cs="Microsoft YaHei" w:hint="eastAsia"/>
+          <w:lang w:eastAsia="zh-CN"/>
+        </w:rPr>
+        <w:t>点击「查询」后按账号名称查询。</w:t>
+      </w:r>
+    </w:p>
+    <w:p>
+      <w:pPr>
+        <w:pStyle w:val="ListBullet"/>
+        <w:spacing w:line="360" w:lineRule="auto" w:before="30" w:after="30"/>
+      </w:pPr>
+      <w:r>
+        <w:rPr>
+          <w:rFonts w:ascii="Microsoft YaHei" w:eastAsia="Microsoft YaHei" w:hAnsi="Microsoft YaHei" w:cs="Microsoft YaHei" w:hint="eastAsia"/>
+          <w:lang w:eastAsia="zh-CN"/>
+        </w:rPr>
+        <w:t>列表第一列复选框固定显示，支持表头全选。</w:t>
       </w:r>
       <w:r/>
     </w:p>
@@ -6479,7 +6596,33 @@
           <w:rFonts w:ascii="Microsoft YaHei" w:eastAsia="Microsoft YaHei" w:hAnsi="Microsoft YaHei" w:cs="Microsoft YaHei" w:hint="eastAsia"/>
           <w:lang w:eastAsia="zh-CN"/>
         </w:rPr>
-        <w:t>；所选用户集合来自用户抽屉内的勾选状态。提交调用「将资产分配给用户」</w:t>
+        <w:t>。</w:t>
+      </w:r>
+    </w:p>
+    <w:p>
+      <w:pPr>
+        <w:pStyle w:val="ListBullet"/>
+        <w:spacing w:line="360" w:lineRule="auto" w:before="30" w:after="30"/>
+      </w:pPr>
+      <w:r>
+        <w:rPr>
+          <w:rFonts w:ascii="Microsoft YaHei" w:eastAsia="Microsoft YaHei" w:hAnsi="Microsoft YaHei" w:cs="Microsoft YaHei" w:hint="eastAsia"/>
+          <w:lang w:eastAsia="zh-CN"/>
+        </w:rPr>
+        <w:t>所选用户集合来自用户抽屉内的勾选状态。</w:t>
+      </w:r>
+    </w:p>
+    <w:p>
+      <w:pPr>
+        <w:pStyle w:val="ListBullet"/>
+        <w:spacing w:line="360" w:lineRule="auto" w:before="30" w:after="30"/>
+      </w:pPr>
+      <w:r>
+        <w:rPr>
+          <w:rFonts w:ascii="Microsoft YaHei" w:eastAsia="Microsoft YaHei" w:hAnsi="Microsoft YaHei" w:cs="Microsoft YaHei" w:hint="eastAsia"/>
+          <w:lang w:eastAsia="zh-CN"/>
+        </w:rPr>
+        <w:t>提交调用「将资产分配给用户」</w:t>
       </w:r>
       <w:r>
         <w:t>(</w:t>
@@ -6937,8 +7080,14 @@
           <w:rFonts w:ascii="Microsoft YaHei" w:eastAsia="Microsoft YaHei" w:hAnsi="Microsoft YaHei" w:cs="Microsoft YaHei" w:hint="eastAsia"/>
           <w:lang w:eastAsia="zh-CN"/>
         </w:rPr>
-        <w:t>账号」页面保持一致：</w:t>
-      </w:r>
+        <w:t>账号」页面保持一致。</w:t>
+      </w:r>
+    </w:p>
+    <w:p>
+      <w:pPr>
+        <w:pStyle w:val="ListBullet"/>
+        <w:spacing w:line="360" w:lineRule="auto" w:before="30" w:after="30"/>
+      </w:pPr>
       <w:r>
         <w:t>TT</w:t>
       </w:r>
@@ -6947,7 +7096,7 @@
           <w:rFonts w:ascii="Microsoft YaHei" w:eastAsia="Microsoft YaHei" w:hAnsi="Microsoft YaHei" w:cs="Microsoft YaHei" w:hint="eastAsia"/>
           <w:lang w:eastAsia="zh-CN"/>
         </w:rPr>
-        <w:t>账号名称（单行文本输入框，占位「请输入</w:t>
+        <w:t>账号名称：单行文本输入框（占位「请输入</w:t>
       </w:r>
       <w:r>
         <w:t>TT</w:t>
@@ -6957,37 +7106,46 @@
           <w:rFonts w:ascii="Microsoft YaHei" w:eastAsia="Microsoft YaHei" w:hAnsi="Microsoft YaHei" w:cs="Microsoft YaHei" w:hint="eastAsia"/>
           <w:lang w:eastAsia="zh-CN"/>
         </w:rPr>
-        <w:t>账号名称」）</w:t>
-      </w:r>
-      <w:r>
-        <w:t xml:space="preserve">/ </w:t>
-      </w:r>
-      <w:r>
-        <w:rPr>
-          <w:rFonts w:ascii="Microsoft YaHei" w:eastAsia="Microsoft YaHei" w:hAnsi="Microsoft YaHei" w:cs="Microsoft YaHei" w:hint="eastAsia"/>
-          <w:lang w:eastAsia="zh-CN"/>
-        </w:rPr>
-        <w:t>语言（下拉选择，占位「请选择语言」，枚举：葡萄牙语、繁体中文、马来西亚语、英语、德语、意大利语、法语）</w:t>
-      </w:r>
-      <w:r>
-        <w:t xml:space="preserve">/ </w:t>
-      </w:r>
-      <w:r>
-        <w:rPr>
-          <w:rFonts w:ascii="Microsoft YaHei" w:eastAsia="Microsoft YaHei" w:hAnsi="Microsoft YaHei" w:cs="Microsoft YaHei" w:hint="eastAsia"/>
-          <w:lang w:eastAsia="zh-CN"/>
-        </w:rPr>
-        <w:t>备注（单行文本输入框，占位「请输入备注」）</w:t>
-      </w:r>
-      <w:r>
-        <w:t>+</w:t>
-      </w:r>
-      <w:r>
-        <w:rPr>
-          <w:rFonts w:ascii="Microsoft YaHei" w:eastAsia="Microsoft YaHei" w:hAnsi="Microsoft YaHei" w:cs="Microsoft YaHei" w:hint="eastAsia"/>
-          <w:lang w:eastAsia="zh-CN"/>
-        </w:rPr>
-        <w:t>「查询」</w:t>
+        <w:t>账号名称」）。</w:t>
+      </w:r>
+    </w:p>
+    <w:p>
+      <w:pPr>
+        <w:pStyle w:val="ListBullet"/>
+        <w:spacing w:line="360" w:lineRule="auto" w:before="30" w:after="30"/>
+      </w:pPr>
+      <w:r>
+        <w:rPr>
+          <w:rFonts w:ascii="Microsoft YaHei" w:eastAsia="Microsoft YaHei" w:hAnsi="Microsoft YaHei" w:cs="Microsoft YaHei" w:hint="eastAsia"/>
+          <w:lang w:eastAsia="zh-CN"/>
+        </w:rPr>
+        <w:t>语言：下拉选择（占位「请选择语言」），枚举为葡萄牙语、繁体中文、马来西亚语、英语、德语、意大利语、法语。</w:t>
+      </w:r>
+    </w:p>
+    <w:p>
+      <w:pPr>
+        <w:pStyle w:val="ListBullet"/>
+        <w:spacing w:line="360" w:lineRule="auto" w:before="30" w:after="30"/>
+      </w:pPr>
+      <w:r>
+        <w:rPr>
+          <w:rFonts w:ascii="Microsoft YaHei" w:eastAsia="Microsoft YaHei" w:hAnsi="Microsoft YaHei" w:cs="Microsoft YaHei" w:hint="eastAsia"/>
+          <w:lang w:eastAsia="zh-CN"/>
+        </w:rPr>
+        <w:t>备注：单行文本输入框（占位「请输入备注」）。</w:t>
+      </w:r>
+    </w:p>
+    <w:p>
+      <w:pPr>
+        <w:pStyle w:val="ListBullet"/>
+        <w:spacing w:line="360" w:lineRule="auto" w:before="30" w:after="30"/>
+      </w:pPr>
+      <w:r>
+        <w:rPr>
+          <w:rFonts w:ascii="Microsoft YaHei" w:eastAsia="Microsoft YaHei" w:hAnsi="Microsoft YaHei" w:cs="Microsoft YaHei" w:hint="eastAsia"/>
+          <w:lang w:eastAsia="zh-CN"/>
+        </w:rPr>
+        <w:t>操作按钮：「查询」</w:t>
       </w:r>
       <w:r>
         <w:t>/</w:t>
@@ -6997,7 +7155,7 @@
           <w:rFonts w:ascii="Microsoft YaHei" w:eastAsia="Microsoft YaHei" w:hAnsi="Microsoft YaHei" w:cs="Microsoft YaHei" w:hint="eastAsia"/>
           <w:lang w:eastAsia="zh-CN"/>
         </w:rPr>
-        <w:t>「重置」按钮；点击「查询」后按条件查询，点击「重置」清空全部条件并恢复全量列表。</w:t>
+        <w:t>「重置」；点击「查询」后按条件查询，点击「重置」清空全部条件并恢复全量列表。</w:t>
       </w:r>
       <w:r/>
     </w:p>
@@ -8082,7 +8240,46 @@
           <w:rFonts w:ascii="Microsoft YaHei" w:eastAsia="Microsoft YaHei" w:hAnsi="Microsoft YaHei" w:cs="Microsoft YaHei" w:hint="eastAsia"/>
           <w:lang w:eastAsia="zh-CN"/>
         </w:rPr>
-        <w:t>无列表筛选；表单控件类型：单行文本输入框（账号名称）、文件上传</w:t>
+        <w:t>无列表筛选（表单弹框）。</w:t>
+      </w:r>
+    </w:p>
+    <w:p>
+      <w:pPr>
+        <w:pStyle w:val="ListBullet"/>
+        <w:spacing w:line="360" w:lineRule="auto" w:before="30" w:after="30"/>
+      </w:pPr>
+      <w:r>
+        <w:rPr>
+          <w:rFonts w:ascii="Microsoft YaHei" w:eastAsia="Microsoft YaHei" w:hAnsi="Microsoft YaHei" w:cs="Microsoft YaHei" w:hint="eastAsia"/>
+          <w:lang w:eastAsia="zh-CN"/>
+        </w:rPr>
+        <w:t>表单控件类型：</w:t>
+      </w:r>
+    </w:p>
+    <w:p>
+      <w:pPr>
+        <w:pStyle w:val="ListBullet"/>
+        <w:spacing w:line="360" w:lineRule="auto" w:before="30" w:after="30"/>
+      </w:pPr>
+      <w:r>
+        <w:rPr>
+          <w:rFonts w:ascii="Microsoft YaHei" w:eastAsia="Microsoft YaHei" w:hAnsi="Microsoft YaHei" w:cs="Microsoft YaHei" w:hint="eastAsia"/>
+          <w:lang w:eastAsia="zh-CN"/>
+        </w:rPr>
+        <w:t>账号名称：单行文本输入框。</w:t>
+      </w:r>
+    </w:p>
+    <w:p>
+      <w:pPr>
+        <w:pStyle w:val="ListBullet"/>
+        <w:spacing w:line="360" w:lineRule="auto" w:before="30" w:after="30"/>
+      </w:pPr>
+      <w:r>
+        <w:rPr>
+          <w:rFonts w:ascii="Microsoft YaHei" w:eastAsia="Microsoft YaHei" w:hAnsi="Microsoft YaHei" w:cs="Microsoft YaHei" w:hint="eastAsia"/>
+          <w:lang w:eastAsia="zh-CN"/>
+        </w:rPr>
+        <w:t>头像：文件上传</w:t>
       </w:r>
       <w:r>
         <w:t xml:space="preserve"> + </w:t>
@@ -8092,7 +8289,20 @@
           <w:rFonts w:ascii="Microsoft YaHei" w:eastAsia="Microsoft YaHei" w:hAnsi="Microsoft YaHei" w:cs="Microsoft YaHei" w:hint="eastAsia"/>
           <w:lang w:eastAsia="zh-CN"/>
         </w:rPr>
-        <w:t>本地预览（头像）、下拉选择（国家</w:t>
+        <w:t>本地预览。</w:t>
+      </w:r>
+    </w:p>
+    <w:p>
+      <w:pPr>
+        <w:pStyle w:val="ListBullet"/>
+        <w:spacing w:line="360" w:lineRule="auto" w:before="30" w:after="30"/>
+      </w:pPr>
+      <w:r>
+        <w:rPr>
+          <w:rFonts w:ascii="Microsoft YaHei" w:eastAsia="Microsoft YaHei" w:hAnsi="Microsoft YaHei" w:cs="Microsoft YaHei" w:hint="eastAsia"/>
+          <w:lang w:eastAsia="zh-CN"/>
+        </w:rPr>
+        <w:t>国家</w:t>
       </w:r>
       <w:r>
         <w:t>/</w:t>
@@ -8102,7 +8312,7 @@
           <w:rFonts w:ascii="Microsoft YaHei" w:eastAsia="Microsoft YaHei" w:hAnsi="Microsoft YaHei" w:cs="Microsoft YaHei" w:hint="eastAsia"/>
           <w:lang w:eastAsia="zh-CN"/>
         </w:rPr>
-        <w:t>地区，</w:t>
+        <w:t>地区：下拉选择，</w:t>
       </w:r>
       <w:r>
         <w:t xml:space="preserve">20 </w:t>
@@ -8112,7 +8322,7 @@
           <w:rFonts w:ascii="Microsoft YaHei" w:eastAsia="Microsoft YaHei" w:hAnsi="Microsoft YaHei" w:cs="Microsoft YaHei" w:hint="eastAsia"/>
           <w:lang w:eastAsia="zh-CN"/>
         </w:rPr>
-        <w:t>项，必选）。</w:t>
+        <w:t>项，必选。</w:t>
       </w:r>
       <w:r/>
     </w:p>
@@ -8717,7 +8927,20 @@
           <w:rFonts w:ascii="Microsoft YaHei" w:eastAsia="Microsoft YaHei" w:hAnsi="Microsoft YaHei" w:cs="Microsoft YaHei" w:hint="eastAsia"/>
           <w:lang w:eastAsia="zh-CN"/>
         </w:rPr>
-        <w:t>商务中心名称由主表行带入（后端注入、前端不可编辑）；提交调用接口「在商务中心创建</w:t>
+        <w:t>商务中心名称：由主表行带入（后端注入、前端不可编辑）。</w:t>
+      </w:r>
+    </w:p>
+    <w:p>
+      <w:pPr>
+        <w:pStyle w:val="ListBullet"/>
+        <w:spacing w:line="360" w:lineRule="auto" w:before="30" w:after="30"/>
+      </w:pPr>
+      <w:r>
+        <w:rPr>
+          <w:rFonts w:ascii="Microsoft YaHei" w:eastAsia="Microsoft YaHei" w:hAnsi="Microsoft YaHei" w:cs="Microsoft YaHei" w:hint="eastAsia"/>
+          <w:lang w:eastAsia="zh-CN"/>
+        </w:rPr>
+        <w:t>提交调用接口「在商务中心创建</w:t>
       </w:r>
       <w:r>
         <w:t xml:space="preserve"> TikTok </w:t>
@@ -9265,21 +9488,40 @@
           <w:rFonts w:ascii="Microsoft YaHei" w:eastAsia="Microsoft YaHei" w:hAnsi="Microsoft YaHei" w:cs="Microsoft YaHei" w:hint="eastAsia"/>
           <w:lang w:eastAsia="zh-CN"/>
         </w:rPr>
-        <w:t>无列表筛选；二维码展示组件</w:t>
-      </w:r>
-      <w:r>
-        <w:t xml:space="preserve"> + </w:t>
-      </w:r>
-      <w:r>
-        <w:rPr>
-          <w:rFonts w:ascii="Microsoft YaHei" w:eastAsia="Microsoft YaHei" w:hAnsi="Microsoft YaHei" w:cs="Microsoft YaHei" w:hint="eastAsia"/>
-          <w:lang w:eastAsia="zh-CN"/>
-        </w:rPr>
-        <w:t>文本提示</w:t>
-      </w:r>
-      <w:r>
-        <w:t xml:space="preserve"> + </w:t>
-      </w:r>
+        <w:t>无列表筛选（扫码授权弹框）。</w:t>
+      </w:r>
+    </w:p>
+    <w:p>
+      <w:pPr>
+        <w:pStyle w:val="ListBullet"/>
+        <w:spacing w:line="360" w:lineRule="auto" w:before="30" w:after="30"/>
+      </w:pPr>
+      <w:r>
+        <w:rPr>
+          <w:rFonts w:ascii="Microsoft YaHei" w:eastAsia="Microsoft YaHei" w:hAnsi="Microsoft YaHei" w:cs="Microsoft YaHei" w:hint="eastAsia"/>
+          <w:lang w:eastAsia="zh-CN"/>
+        </w:rPr>
+        <w:t>二维码展示组件。</w:t>
+      </w:r>
+    </w:p>
+    <w:p>
+      <w:pPr>
+        <w:pStyle w:val="ListBullet"/>
+        <w:spacing w:line="360" w:lineRule="auto" w:before="30" w:after="30"/>
+      </w:pPr>
+      <w:r>
+        <w:rPr>
+          <w:rFonts w:ascii="Microsoft YaHei" w:eastAsia="Microsoft YaHei" w:hAnsi="Microsoft YaHei" w:cs="Microsoft YaHei" w:hint="eastAsia"/>
+          <w:lang w:eastAsia="zh-CN"/>
+        </w:rPr>
+        <w:t>文本提示。</w:t>
+      </w:r>
+    </w:p>
+    <w:p>
+      <w:pPr>
+        <w:pStyle w:val="ListBullet"/>
+        <w:spacing w:line="360" w:lineRule="auto" w:before="30" w:after="30"/>
+      </w:pPr>
       <w:r>
         <w:rPr>
           <w:rFonts w:ascii="Microsoft YaHei" w:eastAsia="Microsoft YaHei" w:hAnsi="Microsoft YaHei" w:cs="Microsoft YaHei" w:hint="eastAsia"/>

--- a/output/prd-doc-fix-20260902/stage3/output.docx
+++ b/output/prd-doc-fix-20260902/stage3/output.docx
@@ -7119,7 +7119,7 @@
           <w:rFonts w:ascii="Microsoft YaHei" w:eastAsia="Microsoft YaHei" w:hAnsi="Microsoft YaHei" w:cs="Microsoft YaHei" w:hint="eastAsia"/>
           <w:lang w:eastAsia="zh-CN"/>
         </w:rPr>
-        <w:t>语言：下拉选择（占位「请选择语言」），枚举为葡萄牙语、繁体中文、马来西亚语、英语、德语、意大利语、法语。</w:t>
+        <w:t>语言：下拉选择（占位「请选择语言」），枚举与短剧管理页面的语言枚举一致。</w:t>
       </w:r>
     </w:p>
     <w:p>

--- a/output/prd-doc-fix-20260902/stage3/output.docx
+++ b/output/prd-doc-fix-20260902/stage3/output.docx
@@ -5340,12 +5340,6 @@
             <w:r>
               <w:t>名称</w:t>
             </w:r>
-            <w:r>
-              <w:t xml:space="preserve"> </w:t>
-            </w:r>
-            <w:r>
-              <w:t xml:space="preserve"> + handle</w:t>
-            </w:r>
           </w:p>
         </w:tc>
         <w:tc>
@@ -5846,7 +5840,7 @@
         <w:t>名称</w:t>
       </w:r>
       <w:r>
-        <w:t xml:space="preserve"> + handle + </w:t>
+        <w:t xml:space="preserve"> + </w:t>
       </w:r>
       <w:r>
         <w:rPr>
@@ -6378,12 +6372,6 @@
             <w:r>
               <w:t>名称</w:t>
             </w:r>
-            <w:r>
-              <w:t xml:space="preserve"> </w:t>
-            </w:r>
-            <w:r>
-              <w:t xml:space="preserve"> + handle</w:t>
-            </w:r>
           </w:p>
         </w:tc>
         <w:tc>
@@ -7348,12 +7336,6 @@
             <w:r>
               <w:t>名称</w:t>
             </w:r>
-            <w:r>
-              <w:t xml:space="preserve"> </w:t>
-            </w:r>
-            <w:r>
-              <w:t xml:space="preserve"> + handle</w:t>
-            </w:r>
           </w:p>
         </w:tc>
         <w:tc>
@@ -8027,14 +8009,14 @@
         <w:t>账号名称（头像</w:t>
       </w:r>
       <w:r>
-        <w:t xml:space="preserve"> + handle</w:t>
-      </w:r>
-      <w:r>
-        <w:rPr>
-          <w:rFonts w:ascii="Microsoft YaHei" w:eastAsia="Microsoft YaHei" w:hAnsi="Microsoft YaHei" w:cs="Microsoft YaHei" w:hint="eastAsia"/>
-          <w:lang w:eastAsia="zh-CN"/>
-        </w:rPr>
-        <w:t>）</w:t>
+        <w:t xml:space="preserve"> + </w:t>
+      </w:r>
+      <w:r>
+        <w:rPr>
+          <w:rFonts w:ascii="Microsoft YaHei" w:eastAsia="Microsoft YaHei" w:hAnsi="Microsoft YaHei" w:cs="Microsoft YaHei" w:hint="eastAsia"/>
+          <w:lang w:eastAsia="zh-CN"/>
+        </w:rPr>
+        <w:t>名称）</w:t>
       </w:r>
       <w:r>
         <w:t xml:space="preserve">/ </w:t>
@@ -12016,12 +11998,6 @@
             </w:r>
             <w:r>
               <w:t>名称</w:t>
-            </w:r>
-            <w:r>
-              <w:t xml:space="preserve"> </w:t>
-            </w:r>
-            <w:r>
-              <w:t xml:space="preserve"> + handle</w:t>
             </w:r>
           </w:p>
         </w:tc>

--- a/output/prd-doc-fix-20260902/stage3/output.docx
+++ b/output/prd-doc-fix-20260902/stage3/output.docx
@@ -87,7 +87,7 @@
         <w:t>：</w:t>
       </w:r>
       <w:r>
-        <w:t>v2.1</w:t>
+        <w:t>v2.2</w:t>
         <w:br/>
       </w:r>
       <w:r/>
@@ -280,7 +280,7 @@
         <w:t>个核心用户故事、</w:t>
       </w:r>
       <w:r>
-        <w:t xml:space="preserve">11 </w:t>
+        <w:t xml:space="preserve">12 </w:t>
       </w:r>
       <w:r>
         <w:rPr>
@@ -801,6 +801,8 @@
         <w:t xml:space="preserve">  ├─→ 点击「用户数量」→ 打开用户列表抽屉</w:t>
         <w:br/>
         <w:t xml:space="preserve">  │      ├─→ 点击「TikTok 账号」数量 → 叠加打开 TikTok 账号列表抽屉（关闭后回到用户列表）</w:t>
+        <w:br/>
+        <w:t xml:space="preserve">  │      │      └─→ 行内「删除」→ 二次确认「是否取消授权用户该TikTok？」→ 调用撤销接口取消授权</w:t>
         <w:br/>
         <w:t xml:space="preserve">  │      ├─→ 行内「分配 TikTok 账号」→ 单用户分配弹框（多选，已分配禁选）</w:t>
         <w:br/>
@@ -3006,6 +3008,167 @@
           </w:p>
         </w:tc>
       </w:tr>
+      <w:tr>
+        <w:tc>
+          <w:tcPr>
+            <w:tcW w:type="dxa" w:w="1728"/>
+            <w:vAlign w:val="center"/>
+            <w:tcBorders>
+              <w:top w:val="single" w:sz="6" w:space="0" w:color="D0D5DD"/>
+              <w:bottom w:val="single" w:sz="6" w:space="0" w:color="D0D5DD"/>
+              <w:left w:val="single" w:sz="6" w:space="0" w:color="D0D5DD"/>
+              <w:right w:val="single" w:sz="6" w:space="0" w:color="D0D5DD"/>
+            </w:tcBorders>
+            <w:tcMar>
+              <w:top w:w="90" w:type="dxa"/>
+              <w:bottom w:w="90" w:type="dxa"/>
+              <w:left w:w="120" w:type="dxa"/>
+              <w:right w:w="120" w:type="dxa"/>
+            </w:tcMar>
+          </w:tcPr>
+          <w:p>
+            <w:pPr>
+              <w:jc w:val="left"/>
+              <w:spacing w:line="240" w:lineRule="auto" w:before="60" w:after="60"/>
+            </w:pPr>
+            <w:r>
+              <w:t>F-012</w:t>
+            </w:r>
+          </w:p>
+        </w:tc>
+        <w:tc>
+          <w:tcPr>
+            <w:tcW w:type="dxa" w:w="1728"/>
+            <w:vAlign w:val="center"/>
+            <w:tcBorders>
+              <w:top w:val="single" w:sz="6" w:space="0" w:color="D0D5DD"/>
+              <w:bottom w:val="single" w:sz="6" w:space="0" w:color="D0D5DD"/>
+              <w:left w:val="single" w:sz="6" w:space="0" w:color="D0D5DD"/>
+              <w:right w:val="single" w:sz="6" w:space="0" w:color="D0D5DD"/>
+            </w:tcBorders>
+            <w:tcMar>
+              <w:top w:w="90" w:type="dxa"/>
+              <w:bottom w:w="90" w:type="dxa"/>
+              <w:left w:w="120" w:type="dxa"/>
+              <w:right w:w="120" w:type="dxa"/>
+            </w:tcMar>
+          </w:tcPr>
+          <w:p>
+            <w:pPr>
+              <w:jc w:val="left"/>
+              <w:spacing w:line="240" w:lineRule="auto" w:before="60" w:after="60"/>
+            </w:pPr>
+            <w:r>
+              <w:t>取消用户</w:t>
+            </w:r>
+            <w:r>
+              <w:t xml:space="preserve"> </w:t>
+            </w:r>
+            <w:r>
+              <w:t xml:space="preserve"> TikTok </w:t>
+            </w:r>
+            <w:r>
+              <w:t xml:space="preserve"> </w:t>
+            </w:r>
+            <w:r>
+              <w:t>账号授权</w:t>
+            </w:r>
+          </w:p>
+        </w:tc>
+        <w:tc>
+          <w:tcPr>
+            <w:tcW w:type="dxa" w:w="1728"/>
+            <w:vAlign w:val="center"/>
+            <w:tcBorders>
+              <w:top w:val="single" w:sz="6" w:space="0" w:color="D0D5DD"/>
+              <w:bottom w:val="single" w:sz="6" w:space="0" w:color="D0D5DD"/>
+              <w:left w:val="single" w:sz="6" w:space="0" w:color="D0D5DD"/>
+              <w:right w:val="single" w:sz="6" w:space="0" w:color="D0D5DD"/>
+            </w:tcBorders>
+            <w:tcMar>
+              <w:top w:w="90" w:type="dxa"/>
+              <w:bottom w:w="90" w:type="dxa"/>
+              <w:left w:w="120" w:type="dxa"/>
+              <w:right w:w="120" w:type="dxa"/>
+            </w:tcMar>
+          </w:tcPr>
+          <w:p>
+            <w:pPr>
+              <w:jc w:val="left"/>
+              <w:spacing w:line="240" w:lineRule="auto" w:before="60" w:after="60"/>
+            </w:pPr>
+            <w:r>
+              <w:t>用户已分配</w:t>
+            </w:r>
+            <w:r>
+              <w:t xml:space="preserve"> </w:t>
+            </w:r>
+            <w:r>
+              <w:t xml:space="preserve"> TikTok </w:t>
+            </w:r>
+            <w:r>
+              <w:t xml:space="preserve"> </w:t>
+            </w:r>
+            <w:r>
+              <w:t>账号抽屉</w:t>
+            </w:r>
+          </w:p>
+        </w:tc>
+        <w:tc>
+          <w:tcPr>
+            <w:tcW w:type="dxa" w:w="1728"/>
+            <w:vAlign w:val="center"/>
+            <w:tcBorders>
+              <w:top w:val="single" w:sz="6" w:space="0" w:color="D0D5DD"/>
+              <w:bottom w:val="single" w:sz="6" w:space="0" w:color="D0D5DD"/>
+              <w:left w:val="single" w:sz="6" w:space="0" w:color="D0D5DD"/>
+              <w:right w:val="single" w:sz="6" w:space="0" w:color="D0D5DD"/>
+            </w:tcBorders>
+            <w:tcMar>
+              <w:top w:w="90" w:type="dxa"/>
+              <w:bottom w:w="90" w:type="dxa"/>
+              <w:left w:w="120" w:type="dxa"/>
+              <w:right w:w="120" w:type="dxa"/>
+            </w:tcMar>
+          </w:tcPr>
+          <w:p>
+            <w:pPr>
+              <w:jc w:val="left"/>
+              <w:spacing w:line="240" w:lineRule="auto" w:before="60" w:after="60"/>
+            </w:pPr>
+            <w:r>
+              <w:t>P0</w:t>
+            </w:r>
+          </w:p>
+        </w:tc>
+        <w:tc>
+          <w:tcPr>
+            <w:tcW w:type="dxa" w:w="1728"/>
+            <w:vAlign w:val="center"/>
+            <w:tcBorders>
+              <w:top w:val="single" w:sz="6" w:space="0" w:color="D0D5DD"/>
+              <w:bottom w:val="single" w:sz="6" w:space="0" w:color="D0D5DD"/>
+              <w:left w:val="single" w:sz="6" w:space="0" w:color="D0D5DD"/>
+              <w:right w:val="single" w:sz="6" w:space="0" w:color="D0D5DD"/>
+            </w:tcBorders>
+            <w:tcMar>
+              <w:top w:w="90" w:type="dxa"/>
+              <w:bottom w:w="90" w:type="dxa"/>
+              <w:left w:w="120" w:type="dxa"/>
+              <w:right w:w="120" w:type="dxa"/>
+            </w:tcMar>
+          </w:tcPr>
+          <w:p>
+            <w:pPr>
+              <w:jc w:val="left"/>
+              <w:spacing w:line="240" w:lineRule="auto" w:before="60" w:after="60"/>
+            </w:pPr>
+            <w:r>
+              <w:t>操作列「删除」，二次确认后调用撤销接口</w:t>
+            </w:r>
+          </w:p>
+        </w:tc>
+      </w:tr>
     </w:tbl>
     <w:p>
       <w:r/>
@@ -7704,6 +7867,113 @@
           </w:p>
         </w:tc>
       </w:tr>
+      <w:tr>
+        <w:tc>
+          <w:tcPr>
+            <w:tcW w:type="dxa" w:w="2880"/>
+            <w:vAlign w:val="center"/>
+            <w:tcBorders>
+              <w:top w:val="single" w:sz="6" w:space="0" w:color="D0D5DD"/>
+              <w:bottom w:val="single" w:sz="6" w:space="0" w:color="D0D5DD"/>
+              <w:left w:val="single" w:sz="6" w:space="0" w:color="D0D5DD"/>
+              <w:right w:val="single" w:sz="6" w:space="0" w:color="D0D5DD"/>
+            </w:tcBorders>
+            <w:tcMar>
+              <w:top w:w="90" w:type="dxa"/>
+              <w:bottom w:w="90" w:type="dxa"/>
+              <w:left w:w="120" w:type="dxa"/>
+              <w:right w:w="120" w:type="dxa"/>
+            </w:tcMar>
+          </w:tcPr>
+          <w:p>
+            <w:pPr>
+              <w:jc w:val="left"/>
+              <w:spacing w:line="240" w:lineRule="auto" w:before="60" w:after="60"/>
+            </w:pPr>
+            <w:r>
+              <w:t>操作</w:t>
+            </w:r>
+          </w:p>
+        </w:tc>
+        <w:tc>
+          <w:tcPr>
+            <w:tcW w:type="dxa" w:w="2880"/>
+            <w:vAlign w:val="center"/>
+            <w:tcBorders>
+              <w:top w:val="single" w:sz="6" w:space="0" w:color="D0D5DD"/>
+              <w:bottom w:val="single" w:sz="6" w:space="0" w:color="D0D5DD"/>
+              <w:left w:val="single" w:sz="6" w:space="0" w:color="D0D5DD"/>
+              <w:right w:val="single" w:sz="6" w:space="0" w:color="D0D5DD"/>
+            </w:tcBorders>
+            <w:tcMar>
+              <w:top w:w="90" w:type="dxa"/>
+              <w:bottom w:w="90" w:type="dxa"/>
+              <w:left w:w="120" w:type="dxa"/>
+              <w:right w:w="120" w:type="dxa"/>
+            </w:tcMar>
+          </w:tcPr>
+          <w:p>
+            <w:pPr>
+              <w:jc w:val="left"/>
+              <w:spacing w:line="240" w:lineRule="auto" w:before="60" w:after="60"/>
+            </w:pPr>
+            <w:r>
+              <w:t>按钮（删除）</w:t>
+            </w:r>
+          </w:p>
+        </w:tc>
+        <w:tc>
+          <w:tcPr>
+            <w:tcW w:type="dxa" w:w="2880"/>
+            <w:vAlign w:val="center"/>
+            <w:tcBorders>
+              <w:top w:val="single" w:sz="6" w:space="0" w:color="D0D5DD"/>
+              <w:bottom w:val="single" w:sz="6" w:space="0" w:color="D0D5DD"/>
+              <w:left w:val="single" w:sz="6" w:space="0" w:color="D0D5DD"/>
+              <w:right w:val="single" w:sz="6" w:space="0" w:color="D0D5DD"/>
+            </w:tcBorders>
+            <w:tcMar>
+              <w:top w:w="90" w:type="dxa"/>
+              <w:bottom w:w="90" w:type="dxa"/>
+              <w:left w:w="120" w:type="dxa"/>
+              <w:right w:w="120" w:type="dxa"/>
+            </w:tcMar>
+          </w:tcPr>
+          <w:p>
+            <w:pPr>
+              <w:jc w:val="left"/>
+              <w:spacing w:line="240" w:lineRule="auto" w:before="60" w:after="60"/>
+            </w:pPr>
+            <w:r>
+              <w:t>仅「用户已分配</w:t>
+            </w:r>
+            <w:r>
+              <w:t xml:space="preserve"> </w:t>
+            </w:r>
+            <w:r>
+              <w:t xml:space="preserve"> TikTok </w:t>
+            </w:r>
+            <w:r>
+              <w:t xml:space="preserve"> </w:t>
+            </w:r>
+            <w:r>
+              <w:t>账号抽屉」提供：点击后二次确认「是否取消授权用户该</w:t>
+            </w:r>
+            <w:r>
+              <w:t xml:space="preserve"> </w:t>
+            </w:r>
+            <w:r>
+              <w:t>TikTok</w:t>
+            </w:r>
+            <w:r>
+              <w:t xml:space="preserve"> </w:t>
+            </w:r>
+            <w:r>
+              <w:t>？」，用户确认后调用「撤销用户对资产的权限」接口取消授权；取消则不执行</w:t>
+            </w:r>
+          </w:p>
+        </w:tc>
+      </w:tr>
     </w:tbl>
     <w:p>
       <w:r/>
@@ -7711,21 +7981,14 @@
     <w:p>
       <w:pPr/>
       <w:r>
-        <w:rPr>
-          <w:rFonts w:ascii="Microsoft YaHei" w:eastAsia="Microsoft YaHei" w:hAnsi="Microsoft YaHei" w:cs="Microsoft YaHei" w:hint="eastAsia"/>
-          <w:lang w:eastAsia="zh-CN"/>
-        </w:rPr>
-        <w:t>展示</w:t>
-      </w:r>
-      <w:r>
-        <w:t xml:space="preserve"> BC </w:t>
-      </w:r>
-      <w:r>
-        <w:rPr>
-          <w:rFonts w:ascii="Microsoft YaHei" w:eastAsia="Microsoft YaHei" w:hAnsi="Microsoft YaHei" w:cs="Microsoft YaHei" w:hint="eastAsia"/>
-          <w:lang w:eastAsia="zh-CN"/>
-        </w:rPr>
-        <w:t>下全部</w:t>
+        <w:t xml:space="preserve">BC </w:t>
+      </w:r>
+      <w:r>
+        <w:rPr>
+          <w:rFonts w:ascii="Microsoft YaHei" w:eastAsia="Microsoft YaHei" w:hAnsi="Microsoft YaHei" w:cs="Microsoft YaHei" w:hint="eastAsia"/>
+          <w:lang w:eastAsia="zh-CN"/>
+        </w:rPr>
+        <w:t>维度展示全部</w:t>
       </w:r>
       <w:r>
         <w:t xml:space="preserve"> TikTok </w:t>
@@ -7735,7 +7998,7 @@
           <w:rFonts w:ascii="Microsoft YaHei" w:eastAsia="Microsoft YaHei" w:hAnsi="Microsoft YaHei" w:cs="Microsoft YaHei" w:hint="eastAsia"/>
           <w:lang w:eastAsia="zh-CN"/>
         </w:rPr>
-        <w:t>账号资产，无操作列；从用户列表进入时（用户已分配</w:t>
+        <w:t>账号资产，无操作列；从用户列表进入（用户已分配</w:t>
       </w:r>
       <w:r>
         <w:t xml:space="preserve"> TikTok </w:t>
@@ -7745,7 +8008,7 @@
           <w:rFonts w:ascii="Microsoft YaHei" w:eastAsia="Microsoft YaHei" w:hAnsi="Microsoft YaHei" w:cs="Microsoft YaHei" w:hint="eastAsia"/>
           <w:lang w:eastAsia="zh-CN"/>
         </w:rPr>
-        <w:t>账号抽屉）仅展示该用户已分配的账号，筛选项同样保持一致。</w:t>
+        <w:t>账号抽屉）仅展示该用户已分配的账号，操作列提供「删除」，筛选项同样保持一致。</w:t>
       </w:r>
       <w:r/>
     </w:p>
@@ -7815,6 +8078,51 @@
         </w:rPr>
         <w:t>。</w:t>
       </w:r>
+    </w:p>
+    <w:p>
+      <w:pPr>
+        <w:pStyle w:val="ListBullet"/>
+        <w:spacing w:line="360" w:lineRule="auto" w:before="30" w:after="30"/>
+      </w:pPr>
+      <w:r>
+        <w:rPr>
+          <w:rFonts w:ascii="Microsoft YaHei" w:eastAsia="Microsoft YaHei" w:hAnsi="Microsoft YaHei" w:cs="Microsoft YaHei" w:hint="eastAsia"/>
+          <w:lang w:eastAsia="zh-CN"/>
+        </w:rPr>
+        <w:t>取消授权</w:t>
+      </w:r>
+      <w:r>
+        <w:t xml:space="preserve"> ← </w:t>
+      </w:r>
+      <w:r>
+        <w:rPr>
+          <w:rFonts w:ascii="Microsoft YaHei" w:eastAsia="Microsoft YaHei" w:hAnsi="Microsoft YaHei" w:cs="Microsoft YaHei" w:hint="eastAsia"/>
+          <w:lang w:eastAsia="zh-CN"/>
+        </w:rPr>
+        <w:t>接口「撤销用户对资产的权限」</w:t>
+      </w:r>
+      <w:r>
+        <w:t>(</w:t>
+      </w:r>
+      <w:hyperlink r:id="rId15">
+        <w:r>
+          <w:rPr>
+            <w:color w:val="0000EE"/>
+            <w:u w:val="single"/>
+          </w:rPr>
+          <w:t>unassign-an-asset 官方文档</w:t>
+        </w:r>
+      </w:hyperlink>
+      <w:r>
+        <w:t>)</w:t>
+      </w:r>
+      <w:r>
+        <w:rPr>
+          <w:rFonts w:ascii="Microsoft YaHei" w:eastAsia="Microsoft YaHei" w:hAnsi="Microsoft YaHei" w:cs="Microsoft YaHei" w:hint="eastAsia"/>
+          <w:lang w:eastAsia="zh-CN"/>
+        </w:rPr>
+        <w:t>。</w:t>
+      </w:r>
       <w:r/>
     </w:p>
     <w:p>
@@ -7890,6 +8198,59 @@
           <w:lang w:eastAsia="zh-CN"/>
         </w:rPr>
         <w:t>渲染账号明细；从用户列表进入时叠加在用户抽屉之上，关闭后回到用户列表。</w:t>
+      </w:r>
+    </w:p>
+    <w:p>
+      <w:pPr>
+        <w:pStyle w:val="ListBullet"/>
+        <w:spacing w:line="360" w:lineRule="auto" w:before="30" w:after="30"/>
+      </w:pPr>
+      <w:r>
+        <w:rPr>
+          <w:rFonts w:ascii="Microsoft YaHei" w:eastAsia="Microsoft YaHei" w:hAnsi="Microsoft YaHei" w:cs="Microsoft YaHei" w:hint="eastAsia"/>
+          <w:lang w:eastAsia="zh-CN"/>
+        </w:rPr>
+        <w:t>用户已分配场景：点击行内「删除」</w:t>
+      </w:r>
+      <w:r>
+        <w:t xml:space="preserve">→ </w:t>
+      </w:r>
+      <w:r>
+        <w:rPr>
+          <w:rFonts w:ascii="Microsoft YaHei" w:eastAsia="Microsoft YaHei" w:hAnsi="Microsoft YaHei" w:cs="Microsoft YaHei" w:hint="eastAsia"/>
+          <w:lang w:eastAsia="zh-CN"/>
+        </w:rPr>
+        <w:t>弹出二次确认「是否取消授权用户该</w:t>
+      </w:r>
+      <w:r>
+        <w:t>TikTok</w:t>
+      </w:r>
+      <w:r>
+        <w:rPr>
+          <w:rFonts w:ascii="Microsoft YaHei" w:eastAsia="Microsoft YaHei" w:hAnsi="Microsoft YaHei" w:cs="Microsoft YaHei" w:hint="eastAsia"/>
+          <w:lang w:eastAsia="zh-CN"/>
+        </w:rPr>
+        <w:t>？」</w:t>
+      </w:r>
+      <w:r>
+        <w:t xml:space="preserve">→ </w:t>
+      </w:r>
+      <w:r>
+        <w:rPr>
+          <w:rFonts w:ascii="Microsoft YaHei" w:eastAsia="Microsoft YaHei" w:hAnsi="Microsoft YaHei" w:cs="Microsoft YaHei" w:hint="eastAsia"/>
+          <w:lang w:eastAsia="zh-CN"/>
+        </w:rPr>
+        <w:t>用户确认后调用「撤销用户对资产的权限」</w:t>
+      </w:r>
+      <w:r>
+        <w:t xml:space="preserve">→ </w:t>
+      </w:r>
+      <w:r>
+        <w:rPr>
+          <w:rFonts w:ascii="Microsoft YaHei" w:eastAsia="Microsoft YaHei" w:hAnsi="Microsoft YaHei" w:cs="Microsoft YaHei" w:hint="eastAsia"/>
+          <w:lang w:eastAsia="zh-CN"/>
+        </w:rPr>
+        <w:t>成功后从列表移除该账号并同步该用户的账号数量；用户取消则不调用接口。</w:t>
       </w:r>
       <w:r/>
     </w:p>
@@ -8056,7 +8417,27 @@
           <w:rFonts w:ascii="Microsoft YaHei" w:eastAsia="Microsoft YaHei" w:hAnsi="Microsoft YaHei" w:cs="Microsoft YaHei" w:hint="eastAsia"/>
           <w:lang w:eastAsia="zh-CN"/>
         </w:rPr>
-        <w:t>更新时间，无操作列。</w:t>
+        <w:t>更新时间</w:t>
+      </w:r>
+      <w:r>
+        <w:t xml:space="preserve"> / </w:t>
+      </w:r>
+      <w:r>
+        <w:rPr>
+          <w:rFonts w:ascii="Microsoft YaHei" w:eastAsia="Microsoft YaHei" w:hAnsi="Microsoft YaHei" w:cs="Microsoft YaHei" w:hint="eastAsia"/>
+          <w:lang w:eastAsia="zh-CN"/>
+        </w:rPr>
+        <w:t>操作；</w:t>
+      </w:r>
+      <w:r>
+        <w:t xml:space="preserve">BC </w:t>
+      </w:r>
+      <w:r>
+        <w:rPr>
+          <w:rFonts w:ascii="Microsoft YaHei" w:eastAsia="Microsoft YaHei" w:hAnsi="Microsoft YaHei" w:cs="Microsoft YaHei" w:hint="eastAsia"/>
+          <w:lang w:eastAsia="zh-CN"/>
+        </w:rPr>
+        <w:t>维度无操作列，用户已分配场景操作列为「删除」。</w:t>
       </w:r>
     </w:p>
     <w:p>
@@ -8091,6 +8472,33 @@
           <w:lang w:eastAsia="zh-CN"/>
         </w:rPr>
         <w:t>从用户列表进入时叠加在用户抽屉之上，关闭后回到用户列表。</w:t>
+      </w:r>
+    </w:p>
+    <w:p>
+      <w:pPr>
+        <w:pStyle w:val="ListNumber"/>
+        <w:numPr>
+          <w:ilvl w:val="0"/>
+          <w:numId w:val="15"/>
+        </w:numPr>
+        <w:spacing w:line="360" w:lineRule="auto" w:before="30" w:after="30"/>
+      </w:pPr>
+      <w:r>
+        <w:rPr>
+          <w:rFonts w:ascii="Microsoft YaHei" w:eastAsia="Microsoft YaHei" w:hAnsi="Microsoft YaHei" w:cs="Microsoft YaHei" w:hint="eastAsia"/>
+          <w:lang w:eastAsia="zh-CN"/>
+        </w:rPr>
+        <w:t>用户已分配场景点击「删除」弹出二次确认「是否取消授权用户该</w:t>
+      </w:r>
+      <w:r>
+        <w:t>TikTok</w:t>
+      </w:r>
+      <w:r>
+        <w:rPr>
+          <w:rFonts w:ascii="Microsoft YaHei" w:eastAsia="Microsoft YaHei" w:hAnsi="Microsoft YaHei" w:cs="Microsoft YaHei" w:hint="eastAsia"/>
+          <w:lang w:eastAsia="zh-CN"/>
+        </w:rPr>
+        <w:t>？」；用户确认后调用「撤销用户对资产的权限」接口取消授权，成功后移除该账号并刷新列表，用户取消则不执行。</w:t>
       </w:r>
       <w:r/>
     </w:p>
@@ -8125,6 +8533,44 @@
                   </pic:nvPicPr>
                   <pic:blipFill>
                     <a:blip r:embed="rId18"/>
+                    <a:stretch>
+                      <a:fillRect/>
+                    </a:stretch>
+                  </pic:blipFill>
+                  <pic:spPr>
+                    <a:xfrm>
+                      <a:off x="0" y="0"/>
+                      <a:ext cx="15976600" cy="7188200"/>
+                    </a:xfrm>
+                    <a:prstGeom prst="rect"/>
+                  </pic:spPr>
+                </pic:pic>
+              </a:graphicData>
+            </a:graphic>
+          </wp:inline>
+        </w:drawing>
+      </w:r>
+      <w:r/>
+    </w:p>
+    <w:p>
+      <w:pPr/>
+      <w:r>
+        <w:drawing>
+          <wp:inline xmlns:a="http://schemas.openxmlformats.org/drawingml/2006/main" xmlns:pic="http://schemas.openxmlformats.org/drawingml/2006/picture">
+            <wp:extent cx="15976600" cy="7188200"/>
+            <wp:docPr id="6" name="Picture 6"/>
+            <wp:cNvGraphicFramePr>
+              <a:graphicFrameLocks noChangeAspect="1"/>
+            </wp:cNvGraphicFramePr>
+            <a:graphic>
+              <a:graphicData uri="http://schemas.openxmlformats.org/drawingml/2006/picture">
+                <pic:pic>
+                  <pic:nvPicPr>
+                    <pic:cNvPr id="0" name="image.png"/>
+                    <pic:cNvPicPr/>
+                  </pic:nvPicPr>
+                  <pic:blipFill>
+                    <a:blip r:embed="rId19"/>
                     <a:stretch>
                       <a:fillRect/>
                     </a:stretch>
@@ -8937,7 +9383,7 @@
       <w:r>
         <w:t>(</w:t>
       </w:r>
-      <w:hyperlink r:id="rId19">
+      <w:hyperlink r:id="rId20">
         <w:r>
           <w:rPr>
             <w:color w:val="0000EE"/>
@@ -9370,7 +9816,7 @@
         <w:drawing>
           <wp:inline xmlns:a="http://schemas.openxmlformats.org/drawingml/2006/main" xmlns:pic="http://schemas.openxmlformats.org/drawingml/2006/picture">
             <wp:extent cx="15976600" cy="7188200"/>
-            <wp:docPr id="6" name="Picture 6"/>
+            <wp:docPr id="7" name="Picture 7"/>
             <wp:cNvGraphicFramePr>
               <a:graphicFrameLocks noChangeAspect="1"/>
             </wp:cNvGraphicFramePr>
@@ -9382,7 +9828,7 @@
                     <pic:cNvPicPr/>
                   </pic:nvPicPr>
                   <pic:blipFill>
-                    <a:blip r:embed="rId20"/>
+                    <a:blip r:embed="rId21"/>
                     <a:stretch>
                       <a:fillRect/>
                     </a:stretch>
@@ -9998,7 +10444,7 @@
       <w:r>
         <w:t>(</w:t>
       </w:r>
-      <w:hyperlink r:id="rId21">
+      <w:hyperlink r:id="rId22">
         <w:r>
           <w:rPr>
             <w:color w:val="0000EE"/>
@@ -10277,7 +10723,7 @@
         <w:drawing>
           <wp:inline xmlns:a="http://schemas.openxmlformats.org/drawingml/2006/main" xmlns:pic="http://schemas.openxmlformats.org/drawingml/2006/picture">
             <wp:extent cx="15976600" cy="7188200"/>
-            <wp:docPr id="7" name="Picture 7"/>
+            <wp:docPr id="8" name="Picture 8"/>
             <wp:cNvGraphicFramePr>
               <a:graphicFrameLocks noChangeAspect="1"/>
             </wp:cNvGraphicFramePr>
@@ -10289,7 +10735,7 @@
                     <pic:cNvPicPr/>
                   </pic:nvPicPr>
                   <pic:blipFill>
-                    <a:blip r:embed="rId22"/>
+                    <a:blip r:embed="rId23"/>
                     <a:stretch>
                       <a:fillRect/>
                     </a:stretch>
@@ -12222,6 +12668,18 @@
             <w:r>
               <w:t>更新时间</w:t>
             </w:r>
+            <w:r>
+              <w:t xml:space="preserve"> </w:t>
+            </w:r>
+            <w:r>
+              <w:t xml:space="preserve"> / </w:t>
+            </w:r>
+            <w:r>
+              <w:t xml:space="preserve"> </w:t>
+            </w:r>
+            <w:r>
+              <w:t>操作（用户已分配场景）</w:t>
+            </w:r>
           </w:p>
         </w:tc>
         <w:tc>
@@ -12247,7 +12705,13 @@
               <w:spacing w:line="240" w:lineRule="auto" w:before="60" w:after="60"/>
             </w:pPr>
             <w:r>
-              <w:t>无操作列；从用户列表进入时仅展示该用户已分配账号</w:t>
+              <w:t xml:space="preserve">BC </w:t>
+            </w:r>
+            <w:r>
+              <w:t xml:space="preserve"> </w:t>
+            </w:r>
+            <w:r>
+              <w:t>维度无操作列；从用户列表进入时仅展示该用户已分配账号，操作列提供「删除」（二次确认后取消授权）</w:t>
             </w:r>
           </w:p>
         </w:tc>
@@ -13485,7 +13949,7 @@
               <w:jc w:val="left"/>
               <w:spacing w:line="240" w:lineRule="auto" w:before="60" w:after="60"/>
             </w:pPr>
-            <w:hyperlink r:id="rId19">
+            <w:hyperlink r:id="rId20">
               <w:r>
                 <w:rPr>
                   <w:color w:val="0000EE"/>
@@ -13625,7 +14089,7 @@
               <w:jc w:val="left"/>
               <w:spacing w:line="240" w:lineRule="auto" w:before="60" w:after="60"/>
             </w:pPr>
-            <w:hyperlink r:id="rId21">
+            <w:hyperlink r:id="rId22">
               <w:r>
                 <w:rPr>
                   <w:color w:val="0000EE"/>
@@ -13841,7 +14305,7 @@
       <w:r/>
     </w:p>
     <w:p>
-      <w:bookmarkStart w:id="25" w:name="94"/>
+      <w:bookmarkStart w:id="25" w:name="94-tiktok"/>
       <w:pPr>
         <w:pStyle w:val="Heading3"/>
       </w:pPr>
@@ -13853,7 +14317,7 @@
           <w:sz w:val="26"/>
           <w:lang w:eastAsia="zh-CN"/>
         </w:rPr>
-        <w:t>9.4 添加账号（新建/关联）</w:t>
+        <w:t>9.4 取消用户 TikTok 账号授权（删除）</w:t>
       </w:r>
       <w:r/>
     </w:p>
@@ -13864,7 +14328,7 @@
           <w:rFonts w:ascii="Microsoft YaHei" w:eastAsia="Microsoft YaHei" w:hAnsi="Microsoft YaHei" w:cs="Microsoft YaHei" w:hint="eastAsia"/>
           <w:lang w:eastAsia="zh-CN"/>
         </w:rPr>
-        <w:t>新建：弹框内完成前端校验后调用「在商务中心创建</w:t>
+        <w:t>用户已分配</w:t>
       </w:r>
       <w:r>
         <w:t xml:space="preserve"> TikTok </w:t>
@@ -13874,7 +14338,7 @@
           <w:rFonts w:ascii="Microsoft YaHei" w:eastAsia="Microsoft YaHei" w:hAnsi="Microsoft YaHei" w:cs="Microsoft YaHei" w:hint="eastAsia"/>
           <w:lang w:eastAsia="zh-CN"/>
         </w:rPr>
-        <w:t>账号」</w:t>
+        <w:t>账号抽屉中，点击行内「删除」</w:t>
       </w:r>
       <w:r>
         <w:t xml:space="preserve">→ </w:t>
@@ -13884,7 +14348,57 @@
           <w:rFonts w:ascii="Microsoft YaHei" w:eastAsia="Microsoft YaHei" w:hAnsi="Microsoft YaHei" w:cs="Microsoft YaHei" w:hint="eastAsia"/>
           <w:lang w:eastAsia="zh-CN"/>
         </w:rPr>
-        <w:t>成功后关闭弹框</w:t>
+        <w:t>前端弹出二次确认「是否取消授权用户该</w:t>
+      </w:r>
+      <w:r>
+        <w:t>TikTok</w:t>
+      </w:r>
+      <w:r>
+        <w:rPr>
+          <w:rFonts w:ascii="Microsoft YaHei" w:eastAsia="Microsoft YaHei" w:hAnsi="Microsoft YaHei" w:cs="Microsoft YaHei" w:hint="eastAsia"/>
+          <w:lang w:eastAsia="zh-CN"/>
+        </w:rPr>
+        <w:t>？」</w:t>
+      </w:r>
+      <w:r>
+        <w:t xml:space="preserve">→ </w:t>
+      </w:r>
+      <w:r>
+        <w:rPr>
+          <w:rFonts w:ascii="Microsoft YaHei" w:eastAsia="Microsoft YaHei" w:hAnsi="Microsoft YaHei" w:cs="Microsoft YaHei" w:hint="eastAsia"/>
+          <w:lang w:eastAsia="zh-CN"/>
+        </w:rPr>
+        <w:t>用户点击「确定」后调用「撤销用户对资产的权限」</w:t>
+      </w:r>
+      <w:r>
+        <w:t>(unassign-an-asset)</w:t>
+      </w:r>
+      <w:r>
+        <w:rPr>
+          <w:rFonts w:ascii="Microsoft YaHei" w:eastAsia="Microsoft YaHei" w:hAnsi="Microsoft YaHei" w:cs="Microsoft YaHei" w:hint="eastAsia"/>
+          <w:lang w:eastAsia="zh-CN"/>
+        </w:rPr>
+        <w:t>，入参为</w:t>
+      </w:r>
+      <w:r>
+        <w:t xml:space="preserve"> BC ID / </w:t>
+      </w:r>
+      <w:r>
+        <w:rPr>
+          <w:rFonts w:ascii="Microsoft YaHei" w:eastAsia="Microsoft YaHei" w:hAnsi="Microsoft YaHei" w:cs="Microsoft YaHei" w:hint="eastAsia"/>
+          <w:lang w:eastAsia="zh-CN"/>
+        </w:rPr>
+        <w:t>用户</w:t>
+      </w:r>
+      <w:r>
+        <w:t xml:space="preserve"> / </w:t>
+      </w:r>
+      <w:r>
+        <w:rPr>
+          <w:rFonts w:ascii="Microsoft YaHei" w:eastAsia="Microsoft YaHei" w:hAnsi="Microsoft YaHei" w:cs="Microsoft YaHei" w:hint="eastAsia"/>
+          <w:lang w:eastAsia="zh-CN"/>
+        </w:rPr>
+        <w:t>账号</w:t>
       </w:r>
       <w:r>
         <w:t xml:space="preserve"> → </w:t>
@@ -13894,66 +14408,124 @@
           <w:rFonts w:ascii="Microsoft YaHei" w:eastAsia="Microsoft YaHei" w:hAnsi="Microsoft YaHei" w:cs="Microsoft YaHei" w:hint="eastAsia"/>
           <w:lang w:eastAsia="zh-CN"/>
         </w:rPr>
-        <w:t>重新拉取资产列表。关联：选择关联卡片后调用「获取</w:t>
-      </w:r>
-      <w:r>
-        <w:t xml:space="preserve"> TikTok </w:t>
-      </w:r>
-      <w:r>
-        <w:rPr>
-          <w:rFonts w:ascii="Microsoft YaHei" w:eastAsia="Microsoft YaHei" w:hAnsi="Microsoft YaHei" w:cs="Microsoft YaHei" w:hint="eastAsia"/>
-          <w:lang w:eastAsia="zh-CN"/>
-        </w:rPr>
-        <w:t>账号授权链接」</w:t>
-      </w:r>
-      <w:r>
-        <w:t xml:space="preserve">→ </w:t>
-      </w:r>
-      <w:r>
-        <w:rPr>
-          <w:rFonts w:ascii="Microsoft YaHei" w:eastAsia="Microsoft YaHei" w:hAnsi="Microsoft YaHei" w:cs="Microsoft YaHei" w:hint="eastAsia"/>
-          <w:lang w:eastAsia="zh-CN"/>
-        </w:rPr>
-        <w:t>渲染二维码</w:t>
-      </w:r>
-      <w:r>
-        <w:t xml:space="preserve"> → </w:t>
-      </w:r>
-      <w:r>
-        <w:rPr>
-          <w:rFonts w:ascii="Microsoft YaHei" w:eastAsia="Microsoft YaHei" w:hAnsi="Microsoft YaHei" w:cs="Microsoft YaHei" w:hint="eastAsia"/>
-          <w:lang w:eastAsia="zh-CN"/>
-        </w:rPr>
-        <w:t>用户扫码授权</w:t>
-      </w:r>
-      <w:r>
-        <w:t xml:space="preserve"> → </w:t>
-      </w:r>
-      <w:r>
-        <w:rPr>
-          <w:rFonts w:ascii="Microsoft YaHei" w:eastAsia="Microsoft YaHei" w:hAnsi="Microsoft YaHei" w:cs="Microsoft YaHei" w:hint="eastAsia"/>
-          <w:lang w:eastAsia="zh-CN"/>
-        </w:rPr>
-        <w:t>系统回传结果</w:t>
-      </w:r>
-      <w:r>
-        <w:t xml:space="preserve"> → </w:t>
-      </w:r>
-      <w:r>
-        <w:rPr>
-          <w:rFonts w:ascii="Microsoft YaHei" w:eastAsia="Microsoft YaHei" w:hAnsi="Microsoft YaHei" w:cs="Microsoft YaHei" w:hint="eastAsia"/>
-          <w:lang w:eastAsia="zh-CN"/>
-        </w:rPr>
-        <w:t>刷新资产列表。</w:t>
+        <w:t>接口成功后从该用户已分配列表移除账号、同步刷新用户列表中的账号数量；用户点击「取消」则不发起调用。</w:t>
       </w:r>
       <w:r/>
     </w:p>
     <w:p>
-      <w:bookmarkStart w:id="26" w:name="10"/>
+      <w:bookmarkStart w:id="26" w:name="95"/>
+      <w:pPr>
+        <w:pStyle w:val="Heading3"/>
+      </w:pPr>
+      <w:bookmarkEnd w:id="26"/>
+      <w:r>
+        <w:rPr>
+          <w:rFonts w:ascii="Microsoft YaHei" w:eastAsia="Microsoft YaHei" w:hAnsi="Microsoft YaHei" w:cs="Microsoft YaHei" w:hint="eastAsia"/>
+          <w:color w:val="101828"/>
+          <w:sz w:val="26"/>
+          <w:lang w:eastAsia="zh-CN"/>
+        </w:rPr>
+        <w:t>9.5 添加账号（新建/关联）</w:t>
+      </w:r>
+      <w:r/>
+    </w:p>
+    <w:p>
+      <w:pPr/>
+      <w:r>
+        <w:rPr>
+          <w:rFonts w:ascii="Microsoft YaHei" w:eastAsia="Microsoft YaHei" w:hAnsi="Microsoft YaHei" w:cs="Microsoft YaHei" w:hint="eastAsia"/>
+          <w:lang w:eastAsia="zh-CN"/>
+        </w:rPr>
+        <w:t>新建：弹框内完成前端校验后调用「在商务中心创建</w:t>
+      </w:r>
+      <w:r>
+        <w:t xml:space="preserve"> TikTok </w:t>
+      </w:r>
+      <w:r>
+        <w:rPr>
+          <w:rFonts w:ascii="Microsoft YaHei" w:eastAsia="Microsoft YaHei" w:hAnsi="Microsoft YaHei" w:cs="Microsoft YaHei" w:hint="eastAsia"/>
+          <w:lang w:eastAsia="zh-CN"/>
+        </w:rPr>
+        <w:t>账号」</w:t>
+      </w:r>
+      <w:r>
+        <w:t xml:space="preserve">→ </w:t>
+      </w:r>
+      <w:r>
+        <w:rPr>
+          <w:rFonts w:ascii="Microsoft YaHei" w:eastAsia="Microsoft YaHei" w:hAnsi="Microsoft YaHei" w:cs="Microsoft YaHei" w:hint="eastAsia"/>
+          <w:lang w:eastAsia="zh-CN"/>
+        </w:rPr>
+        <w:t>成功后关闭弹框</w:t>
+      </w:r>
+      <w:r>
+        <w:t xml:space="preserve"> → </w:t>
+      </w:r>
+      <w:r>
+        <w:rPr>
+          <w:rFonts w:ascii="Microsoft YaHei" w:eastAsia="Microsoft YaHei" w:hAnsi="Microsoft YaHei" w:cs="Microsoft YaHei" w:hint="eastAsia"/>
+          <w:lang w:eastAsia="zh-CN"/>
+        </w:rPr>
+        <w:t>重新拉取资产列表。关联：选择关联卡片后调用「获取</w:t>
+      </w:r>
+      <w:r>
+        <w:t xml:space="preserve"> TikTok </w:t>
+      </w:r>
+      <w:r>
+        <w:rPr>
+          <w:rFonts w:ascii="Microsoft YaHei" w:eastAsia="Microsoft YaHei" w:hAnsi="Microsoft YaHei" w:cs="Microsoft YaHei" w:hint="eastAsia"/>
+          <w:lang w:eastAsia="zh-CN"/>
+        </w:rPr>
+        <w:t>账号授权链接」</w:t>
+      </w:r>
+      <w:r>
+        <w:t xml:space="preserve">→ </w:t>
+      </w:r>
+      <w:r>
+        <w:rPr>
+          <w:rFonts w:ascii="Microsoft YaHei" w:eastAsia="Microsoft YaHei" w:hAnsi="Microsoft YaHei" w:cs="Microsoft YaHei" w:hint="eastAsia"/>
+          <w:lang w:eastAsia="zh-CN"/>
+        </w:rPr>
+        <w:t>渲染二维码</w:t>
+      </w:r>
+      <w:r>
+        <w:t xml:space="preserve"> → </w:t>
+      </w:r>
+      <w:r>
+        <w:rPr>
+          <w:rFonts w:ascii="Microsoft YaHei" w:eastAsia="Microsoft YaHei" w:hAnsi="Microsoft YaHei" w:cs="Microsoft YaHei" w:hint="eastAsia"/>
+          <w:lang w:eastAsia="zh-CN"/>
+        </w:rPr>
+        <w:t>用户扫码授权</w:t>
+      </w:r>
+      <w:r>
+        <w:t xml:space="preserve"> → </w:t>
+      </w:r>
+      <w:r>
+        <w:rPr>
+          <w:rFonts w:ascii="Microsoft YaHei" w:eastAsia="Microsoft YaHei" w:hAnsi="Microsoft YaHei" w:cs="Microsoft YaHei" w:hint="eastAsia"/>
+          <w:lang w:eastAsia="zh-CN"/>
+        </w:rPr>
+        <w:t>系统回传结果</w:t>
+      </w:r>
+      <w:r>
+        <w:t xml:space="preserve"> → </w:t>
+      </w:r>
+      <w:r>
+        <w:rPr>
+          <w:rFonts w:ascii="Microsoft YaHei" w:eastAsia="Microsoft YaHei" w:hAnsi="Microsoft YaHei" w:cs="Microsoft YaHei" w:hint="eastAsia"/>
+          <w:lang w:eastAsia="zh-CN"/>
+        </w:rPr>
+        <w:t>刷新资产列表。</w:t>
+      </w:r>
+      <w:r/>
+    </w:p>
+    <w:p>
+      <w:bookmarkStart w:id="27" w:name="10"/>
       <w:pPr>
         <w:pStyle w:val="Heading2"/>
       </w:pPr>
-      <w:bookmarkEnd w:id="26"/>
+      <w:bookmarkEnd w:id="27"/>
       <w:r>
         <w:rPr>
           <w:rFonts w:ascii="Microsoft YaHei" w:eastAsia="Microsoft YaHei" w:hAnsi="Microsoft YaHei" w:cs="Microsoft YaHei" w:hint="eastAsia"/>
@@ -13966,11 +14538,11 @@
       <w:r/>
     </w:p>
     <w:p>
-      <w:bookmarkStart w:id="27" w:name="101"/>
+      <w:bookmarkStart w:id="28" w:name="101"/>
       <w:pPr>
         <w:pStyle w:val="Heading3"/>
       </w:pPr>
-      <w:bookmarkEnd w:id="27"/>
+      <w:bookmarkEnd w:id="28"/>
       <w:r>
         <w:rPr>
           <w:rFonts w:ascii="Microsoft YaHei" w:eastAsia="Microsoft YaHei" w:hAnsi="Microsoft YaHei" w:cs="Microsoft YaHei" w:hint="eastAsia"/>
@@ -14002,7 +14574,7 @@
           <w:rFonts w:ascii="Microsoft YaHei" w:eastAsia="Microsoft YaHei" w:hAnsi="Microsoft YaHei" w:cs="Microsoft YaHei" w:hint="eastAsia"/>
           <w:lang w:eastAsia="zh-CN"/>
         </w:rPr>
-        <w:t>操作其有权限的商务中心及资产；资产分配、账号添加等写操作需校验操作者权限。</w:t>
+        <w:t>操作其有权限的商务中心及资产；资产分配、取消授权、账号添加等写操作需校验操作者权限。</w:t>
       </w:r>
     </w:p>
     <w:p>
@@ -14020,11 +14592,11 @@
       <w:r/>
     </w:p>
     <w:p>
-      <w:bookmarkStart w:id="28" w:name="102"/>
+      <w:bookmarkStart w:id="29" w:name="102"/>
       <w:pPr>
         <w:pStyle w:val="Heading3"/>
       </w:pPr>
-      <w:bookmarkEnd w:id="28"/>
+      <w:bookmarkEnd w:id="29"/>
       <w:r>
         <w:rPr>
           <w:rFonts w:ascii="Microsoft YaHei" w:eastAsia="Microsoft YaHei" w:hAnsi="Microsoft YaHei" w:cs="Microsoft YaHei" w:hint="eastAsia"/>
@@ -14081,14 +14653,27 @@
         </w:rPr>
         <w:t>分配操作：至少选择一个账号；批量分配时是否已分配由后端自动判断，避免前端状态不一致。</w:t>
       </w:r>
+    </w:p>
+    <w:p>
+      <w:pPr>
+        <w:pStyle w:val="ListBullet"/>
+        <w:spacing w:line="360" w:lineRule="auto" w:before="30" w:after="30"/>
+      </w:pPr>
+      <w:r>
+        <w:rPr>
+          <w:rFonts w:ascii="Microsoft YaHei" w:eastAsia="Microsoft YaHei" w:hAnsi="Microsoft YaHei" w:cs="Microsoft YaHei" w:hint="eastAsia"/>
+          <w:lang w:eastAsia="zh-CN"/>
+        </w:rPr>
+        <w:t>取消授权（删除）：前端二次确认后才调用接口；接口失败时列表不回滚、需给出错误提示。</w:t>
+      </w:r>
       <w:r/>
     </w:p>
     <w:p>
-      <w:bookmarkStart w:id="29" w:name="103"/>
+      <w:bookmarkStart w:id="30" w:name="103"/>
       <w:pPr>
         <w:pStyle w:val="Heading3"/>
       </w:pPr>
-      <w:bookmarkEnd w:id="29"/>
+      <w:bookmarkEnd w:id="30"/>
       <w:r>
         <w:rPr>
           <w:rFonts w:ascii="Microsoft YaHei" w:eastAsia="Microsoft YaHei" w:hAnsi="Microsoft YaHei" w:cs="Microsoft YaHei" w:hint="eastAsia"/>
@@ -14161,14 +14746,57 @@
         </w:rPr>
         <w:t>账号列表抽屉从用户列表进入时叠加在用户列表抽屉之上。</w:t>
       </w:r>
+    </w:p>
+    <w:p>
+      <w:pPr>
+        <w:pStyle w:val="ListBullet"/>
+        <w:spacing w:line="360" w:lineRule="auto" w:before="30" w:after="30"/>
+      </w:pPr>
+      <w:r>
+        <w:rPr>
+          <w:rFonts w:ascii="Microsoft YaHei" w:eastAsia="Microsoft YaHei" w:hAnsi="Microsoft YaHei" w:cs="Microsoft YaHei" w:hint="eastAsia"/>
+          <w:lang w:eastAsia="zh-CN"/>
+        </w:rPr>
+        <w:t>取消授权确认弹框</w:t>
+      </w:r>
+      <w:r>
+        <w:t xml:space="preserve"> z-index </w:t>
+      </w:r>
+      <w:r>
+        <w:rPr>
+          <w:rFonts w:ascii="Microsoft YaHei" w:eastAsia="Microsoft YaHei" w:hAnsi="Microsoft YaHei" w:cs="Microsoft YaHei" w:hint="eastAsia"/>
+          <w:lang w:eastAsia="zh-CN"/>
+        </w:rPr>
+        <w:t>高于用户已分配</w:t>
+      </w:r>
+      <w:r>
+        <w:t xml:space="preserve"> TikTok </w:t>
+      </w:r>
+      <w:r>
+        <w:rPr>
+          <w:rFonts w:ascii="Microsoft YaHei" w:eastAsia="Microsoft YaHei" w:hAnsi="Microsoft YaHei" w:cs="Microsoft YaHei" w:hint="eastAsia"/>
+          <w:lang w:eastAsia="zh-CN"/>
+        </w:rPr>
+        <w:t>账号抽屉，确认</w:t>
+      </w:r>
+      <w:r>
+        <w:t>/</w:t>
+      </w:r>
+      <w:r>
+        <w:rPr>
+          <w:rFonts w:ascii="Microsoft YaHei" w:eastAsia="Microsoft YaHei" w:hAnsi="Microsoft YaHei" w:cs="Microsoft YaHei" w:hint="eastAsia"/>
+          <w:lang w:eastAsia="zh-CN"/>
+        </w:rPr>
+        <w:t>取消后回到抽屉原列表。</w:t>
+      </w:r>
       <w:r/>
     </w:p>
     <w:p>
-      <w:bookmarkStart w:id="30" w:name="11_1"/>
+      <w:bookmarkStart w:id="31" w:name="11_1"/>
       <w:pPr>
         <w:pStyle w:val="Heading2"/>
       </w:pPr>
-      <w:bookmarkEnd w:id="30"/>
+      <w:bookmarkEnd w:id="31"/>
       <w:r>
         <w:rPr>
           <w:rFonts w:ascii="Microsoft YaHei" w:eastAsia="Microsoft YaHei" w:hAnsi="Microsoft YaHei" w:cs="Microsoft YaHei" w:hint="eastAsia"/>
@@ -14260,7 +14888,7 @@
         <w:pStyle w:val="ListBullet"/>
         <w:spacing w:line="360" w:lineRule="auto" w:before="30" w:after="30"/>
       </w:pPr>
-      <w:hyperlink r:id="rId19">
+      <w:hyperlink r:id="rId20">
         <w:r>
           <w:rPr>
             <w:color w:val="0000EE"/>
@@ -14275,7 +14903,7 @@
         <w:pStyle w:val="ListBullet"/>
         <w:spacing w:line="360" w:lineRule="auto" w:before="30" w:after="30"/>
       </w:pPr>
-      <w:hyperlink r:id="rId21">
+      <w:hyperlink r:id="rId22">
         <w:r>
           <w:rPr>
             <w:color w:val="0000EE"/>
